--- a/Lr3/ИиКТ_25_ПОз_Савкин_Виталий_Анатольевич_ЛР_3.docx
+++ b/Lr3/ИиКТ_25_ПОз_Савкин_Виталий_Анатольевич_ЛР_3.docx
@@ -15,7 +15,7 @@
       </w:pPr>
       <w:r>
         <w:rPr>
-          <w:rFonts w:ascii="Calibri" w:eastAsia="Calibri" w:hAnsi="Calibri" w:cs="Times New Roman"/>
+          <w:rFonts w:ascii="Times New Roman" w:eastAsia="Calibri" w:hAnsi="Times New Roman" w:cs="Times New Roman"/>
         </w:rPr>
         <w:t>МИНОБРНАУКИ РОССИИ</w:t>
       </w:r>
@@ -32,7 +32,7 @@
       </w:pPr>
       <w:r>
         <w:rPr>
-          <w:rFonts w:ascii="Calibri" w:eastAsia="Calibri" w:hAnsi="Calibri" w:cs="Times New Roman"/>
+          <w:rFonts w:ascii="Times New Roman" w:eastAsia="Calibri" w:hAnsi="Times New Roman" w:cs="Times New Roman"/>
           <w:noProof/>
           <w:lang w:eastAsia="ru-RU"/>
         </w:rPr>
@@ -221,7 +221,25 @@
           <w:szCs w:val="28"/>
           <w:u w:val="single"/>
         </w:rPr>
-        <w:t>«Создание веб-сайтов»</w:t>
+        <w:t>«</w:t>
+      </w:r>
+      <w:r>
+        <w:rPr>
+          <w:rFonts w:ascii="Times New Roman" w:eastAsia="Calibri" w:hAnsi="Times New Roman" w:cs="Times New Roman"/>
+          <w:sz w:val="28"/>
+          <w:szCs w:val="28"/>
+          <w:u w:val="single"/>
+        </w:rPr>
+        <w:t>Знакомство с системой контроля версий GIT</w:t>
+      </w:r>
+      <w:r>
+        <w:rPr>
+          <w:rFonts w:ascii="Times New Roman" w:eastAsia="Calibri" w:hAnsi="Times New Roman" w:cs="Times New Roman"/>
+          <w:sz w:val="28"/>
+          <w:szCs w:val="28"/>
+          <w:u w:val="single"/>
+        </w:rPr>
+        <w:t>»</w:t>
       </w:r>
     </w:p>
     <w:p>
@@ -906,18 +924,19 @@
           <w:sz w:val="28"/>
           <w:szCs w:val="28"/>
         </w:rPr>
-        <w:t xml:space="preserve">Научиться создавать сайты с использованием </w:t>
-      </w:r>
+        <w:t xml:space="preserve">Научиться работать с системой контроля версий </w:t>
+      </w:r>
+      <w:proofErr w:type="spellStart"/>
       <w:r>
         <w:rPr>
           <w:rFonts w:ascii="Times New Roman" w:hAnsi="Times New Roman" w:cs="Times New Roman"/>
           <w:color w:val="000000"/>
           <w:sz w:val="28"/>
           <w:szCs w:val="28"/>
-          <w:lang w:val="en-US"/>
-        </w:rPr>
-        <w:t>HTML</w:t>
-      </w:r>
+        </w:rPr>
+        <w:t>Git</w:t>
+      </w:r>
+      <w:proofErr w:type="spellEnd"/>
       <w:r>
         <w:rPr>
           <w:rFonts w:ascii="Times New Roman" w:hAnsi="Times New Roman" w:cs="Times New Roman"/>
@@ -925,37 +944,19 @@
           <w:sz w:val="28"/>
           <w:szCs w:val="28"/>
         </w:rPr>
-        <w:t xml:space="preserve">, </w:t>
-      </w:r>
+        <w:t xml:space="preserve">, освоить основные команды для управления репозиториями, научиться создавать ветки, делать коммиты, отправлять изменения в удаленный репозиторий и создавать Pull </w:t>
+      </w:r>
+      <w:proofErr w:type="spellStart"/>
       <w:r>
         <w:rPr>
           <w:rFonts w:ascii="Times New Roman" w:hAnsi="Times New Roman" w:cs="Times New Roman"/>
           <w:color w:val="000000"/>
           <w:sz w:val="28"/>
           <w:szCs w:val="28"/>
-          <w:lang w:val="en-US"/>
-        </w:rPr>
-        <w:t>CSS</w:t>
-      </w:r>
-      <w:r>
-        <w:rPr>
-          <w:rFonts w:ascii="Times New Roman" w:hAnsi="Times New Roman" w:cs="Times New Roman"/>
-          <w:color w:val="000000"/>
-          <w:sz w:val="28"/>
-          <w:szCs w:val="28"/>
-        </w:rPr>
-        <w:t xml:space="preserve"> и </w:t>
-      </w:r>
-      <w:r>
-        <w:rPr>
-          <w:rFonts w:ascii="Times New Roman" w:hAnsi="Times New Roman" w:cs="Times New Roman"/>
-          <w:color w:val="000000"/>
-          <w:sz w:val="28"/>
-          <w:szCs w:val="28"/>
-          <w:lang w:val="en-US"/>
-        </w:rPr>
-        <w:t>JavaScript</w:t>
-      </w:r>
+        </w:rPr>
+        <w:t>Request</w:t>
+      </w:r>
+      <w:proofErr w:type="spellEnd"/>
       <w:r>
         <w:rPr>
           <w:rFonts w:ascii="Times New Roman" w:hAnsi="Times New Roman" w:cs="Times New Roman"/>
@@ -994,401 +995,80 @@
     </w:p>
     <w:p>
       <w:pPr>
-        <w:jc w:val="both"/>
-        <w:rPr>
-          <w:rFonts w:ascii="Times New Roman" w:hAnsi="Times New Roman" w:cs="Times New Roman"/>
-          <w:sz w:val="28"/>
-          <w:szCs w:val="28"/>
-        </w:rPr>
-      </w:pPr>
-      <w:r>
-        <w:rPr>
-          <w:rFonts w:ascii="Times New Roman" w:hAnsi="Times New Roman" w:cs="Times New Roman"/>
-          <w:sz w:val="28"/>
-          <w:szCs w:val="28"/>
-        </w:rPr>
-        <w:t>Было разработано техническое задание на создание веб-сайта, включающее следующие основные требования:</w:t>
-      </w:r>
-    </w:p>
-    <w:p>
-      <w:pPr>
-        <w:numPr>
-          <w:ilvl w:val="0"/>
-          <w:numId w:val="7"/>
-        </w:numPr>
-        <w:jc w:val="both"/>
-        <w:rPr>
-          <w:rFonts w:ascii="Times New Roman" w:hAnsi="Times New Roman" w:cs="Times New Roman"/>
-          <w:sz w:val="28"/>
-          <w:szCs w:val="28"/>
-        </w:rPr>
-      </w:pPr>
-      <w:r>
-        <w:rPr>
-          <w:rFonts w:ascii="Times New Roman" w:hAnsi="Times New Roman" w:cs="Times New Roman"/>
-          <w:sz w:val="28"/>
-          <w:szCs w:val="28"/>
-        </w:rPr>
-        <w:t>Создать сайт из трех страниц с возможностью переключения между ними</w:t>
-      </w:r>
-    </w:p>
-    <w:p>
-      <w:pPr>
-        <w:numPr>
-          <w:ilvl w:val="0"/>
-          <w:numId w:val="7"/>
-        </w:numPr>
-        <w:jc w:val="both"/>
-        <w:rPr>
-          <w:rFonts w:ascii="Times New Roman" w:hAnsi="Times New Roman" w:cs="Times New Roman"/>
-          <w:sz w:val="28"/>
-          <w:szCs w:val="28"/>
-        </w:rPr>
-      </w:pPr>
-      <w:r>
-        <w:rPr>
-          <w:rFonts w:ascii="Times New Roman" w:hAnsi="Times New Roman" w:cs="Times New Roman"/>
-          <w:sz w:val="28"/>
-          <w:szCs w:val="28"/>
-        </w:rPr>
-        <w:t>Страницы должны называться:</w:t>
-      </w:r>
-    </w:p>
-    <w:p>
-      <w:pPr>
-        <w:numPr>
-          <w:ilvl w:val="1"/>
-          <w:numId w:val="7"/>
-        </w:numPr>
-        <w:jc w:val="both"/>
-        <w:rPr>
-          <w:rFonts w:ascii="Times New Roman" w:hAnsi="Times New Roman" w:cs="Times New Roman"/>
-          <w:sz w:val="28"/>
-          <w:szCs w:val="28"/>
-        </w:rPr>
-      </w:pPr>
-      <w:r>
-        <w:rPr>
-          <w:rFonts w:ascii="Times New Roman" w:hAnsi="Times New Roman" w:cs="Times New Roman"/>
-          <w:sz w:val="28"/>
-          <w:szCs w:val="28"/>
-        </w:rPr>
-        <w:t>Страница 1 – Переключатель цвета</w:t>
-      </w:r>
-    </w:p>
-    <w:p>
-      <w:pPr>
-        <w:numPr>
-          <w:ilvl w:val="1"/>
-          <w:numId w:val="7"/>
-        </w:numPr>
-        <w:jc w:val="both"/>
-        <w:rPr>
-          <w:rFonts w:ascii="Times New Roman" w:hAnsi="Times New Roman" w:cs="Times New Roman"/>
-          <w:sz w:val="28"/>
-          <w:szCs w:val="28"/>
-        </w:rPr>
-      </w:pPr>
-      <w:r>
-        <w:rPr>
-          <w:rFonts w:ascii="Times New Roman" w:hAnsi="Times New Roman" w:cs="Times New Roman"/>
-          <w:sz w:val="28"/>
-          <w:szCs w:val="28"/>
-        </w:rPr>
-        <w:t>Страница 2 – Счетчик</w:t>
-      </w:r>
-    </w:p>
-    <w:p>
-      <w:pPr>
-        <w:numPr>
-          <w:ilvl w:val="1"/>
-          <w:numId w:val="7"/>
-        </w:numPr>
-        <w:jc w:val="both"/>
-        <w:rPr>
-          <w:rFonts w:ascii="Times New Roman" w:hAnsi="Times New Roman" w:cs="Times New Roman"/>
-          <w:sz w:val="28"/>
-          <w:szCs w:val="28"/>
-        </w:rPr>
-      </w:pPr>
-      <w:r>
-        <w:rPr>
-          <w:rFonts w:ascii="Times New Roman" w:hAnsi="Times New Roman" w:cs="Times New Roman"/>
-          <w:sz w:val="28"/>
-          <w:szCs w:val="28"/>
-        </w:rPr>
-        <w:t>Страница 3 – Размер</w:t>
-      </w:r>
-    </w:p>
-    <w:p>
-      <w:pPr>
-        <w:numPr>
-          <w:ilvl w:val="0"/>
-          <w:numId w:val="7"/>
-        </w:numPr>
-        <w:jc w:val="both"/>
-        <w:rPr>
-          <w:rFonts w:ascii="Times New Roman" w:hAnsi="Times New Roman" w:cs="Times New Roman"/>
-          <w:sz w:val="28"/>
-          <w:szCs w:val="28"/>
-        </w:rPr>
-      </w:pPr>
-      <w:r>
-        <w:rPr>
-          <w:rFonts w:ascii="Times New Roman" w:hAnsi="Times New Roman" w:cs="Times New Roman"/>
-          <w:sz w:val="28"/>
-          <w:szCs w:val="28"/>
-        </w:rPr>
-        <w:t>Реализовать три интерактивных скрипта:</w:t>
-      </w:r>
-    </w:p>
-    <w:p>
-      <w:pPr>
-        <w:numPr>
-          <w:ilvl w:val="1"/>
-          <w:numId w:val="7"/>
-        </w:numPr>
-        <w:jc w:val="both"/>
-        <w:rPr>
-          <w:rFonts w:ascii="Times New Roman" w:hAnsi="Times New Roman" w:cs="Times New Roman"/>
-          <w:sz w:val="28"/>
-          <w:szCs w:val="28"/>
-        </w:rPr>
-      </w:pPr>
-      <w:r>
-        <w:rPr>
-          <w:rFonts w:ascii="Times New Roman" w:hAnsi="Times New Roman" w:cs="Times New Roman"/>
-          <w:sz w:val="28"/>
-          <w:szCs w:val="28"/>
-        </w:rPr>
-        <w:t>Скрипт 1: переключение цвета квадратов с белого на черный</w:t>
-      </w:r>
-    </w:p>
-    <w:p>
-      <w:pPr>
-        <w:numPr>
-          <w:ilvl w:val="1"/>
-          <w:numId w:val="7"/>
-        </w:numPr>
-        <w:jc w:val="both"/>
-        <w:rPr>
-          <w:rFonts w:ascii="Times New Roman" w:hAnsi="Times New Roman" w:cs="Times New Roman"/>
-          <w:sz w:val="28"/>
-          <w:szCs w:val="28"/>
-        </w:rPr>
-      </w:pPr>
-      <w:r>
-        <w:rPr>
-          <w:rFonts w:ascii="Times New Roman" w:hAnsi="Times New Roman" w:cs="Times New Roman"/>
-          <w:sz w:val="28"/>
-          <w:szCs w:val="28"/>
-        </w:rPr>
-        <w:t>Скрипт 2: счетчик нажатий на кнопки</w:t>
-      </w:r>
-    </w:p>
-    <w:p>
-      <w:pPr>
-        <w:numPr>
-          <w:ilvl w:val="1"/>
-          <w:numId w:val="7"/>
-        </w:numPr>
-        <w:jc w:val="both"/>
-        <w:rPr>
-          <w:rFonts w:ascii="Times New Roman" w:hAnsi="Times New Roman" w:cs="Times New Roman"/>
-          <w:sz w:val="28"/>
-          <w:szCs w:val="28"/>
-        </w:rPr>
-      </w:pPr>
-      <w:r>
-        <w:rPr>
-          <w:rFonts w:ascii="Times New Roman" w:hAnsi="Times New Roman" w:cs="Times New Roman"/>
-          <w:sz w:val="28"/>
-          <w:szCs w:val="28"/>
-        </w:rPr>
-        <w:t>Скрипт 3: изменение размеров блоков</w:t>
-      </w:r>
-    </w:p>
-    <w:p>
-      <w:pPr>
-        <w:numPr>
-          <w:ilvl w:val="0"/>
-          <w:numId w:val="7"/>
-        </w:numPr>
-        <w:jc w:val="both"/>
-        <w:rPr>
-          <w:rFonts w:ascii="Times New Roman" w:hAnsi="Times New Roman" w:cs="Times New Roman"/>
-          <w:sz w:val="28"/>
-          <w:szCs w:val="28"/>
-        </w:rPr>
-      </w:pPr>
-      <w:r>
-        <w:rPr>
-          <w:rFonts w:ascii="Times New Roman" w:hAnsi="Times New Roman" w:cs="Times New Roman"/>
-          <w:sz w:val="28"/>
-          <w:szCs w:val="28"/>
-        </w:rPr>
-        <w:t>Оформить сайт в черно-белой стилистике</w:t>
-      </w:r>
-    </w:p>
-    <w:p>
-      <w:pPr>
-        <w:numPr>
-          <w:ilvl w:val="0"/>
-          <w:numId w:val="7"/>
-        </w:numPr>
-        <w:jc w:val="both"/>
-        <w:rPr>
-          <w:rFonts w:ascii="Times New Roman" w:hAnsi="Times New Roman" w:cs="Times New Roman"/>
-          <w:sz w:val="28"/>
-          <w:szCs w:val="28"/>
-        </w:rPr>
-      </w:pPr>
-      <w:r>
-        <w:rPr>
-          <w:rFonts w:ascii="Times New Roman" w:hAnsi="Times New Roman" w:cs="Times New Roman"/>
-          <w:sz w:val="28"/>
-          <w:szCs w:val="28"/>
-        </w:rPr>
-        <w:t>Структура проекта должна состоять из трех отдельных файлов:</w:t>
-      </w:r>
-    </w:p>
-    <w:p>
-      <w:pPr>
-        <w:numPr>
-          <w:ilvl w:val="1"/>
-          <w:numId w:val="7"/>
-        </w:numPr>
-        <w:jc w:val="both"/>
-        <w:rPr>
-          <w:rFonts w:ascii="Times New Roman" w:hAnsi="Times New Roman" w:cs="Times New Roman"/>
-          <w:sz w:val="28"/>
-          <w:szCs w:val="28"/>
-        </w:rPr>
-      </w:pPr>
-      <w:r>
-        <w:rPr>
-          <w:rFonts w:ascii="Times New Roman" w:hAnsi="Times New Roman" w:cs="Times New Roman"/>
-          <w:sz w:val="28"/>
-          <w:szCs w:val="28"/>
-        </w:rPr>
-        <w:t>index.html – основной файл разметки</w:t>
-      </w:r>
-    </w:p>
-    <w:p>
-      <w:pPr>
-        <w:numPr>
-          <w:ilvl w:val="1"/>
-          <w:numId w:val="7"/>
-        </w:numPr>
-        <w:jc w:val="both"/>
-        <w:rPr>
-          <w:rFonts w:ascii="Times New Roman" w:hAnsi="Times New Roman" w:cs="Times New Roman"/>
-          <w:sz w:val="28"/>
-          <w:szCs w:val="28"/>
-        </w:rPr>
-      </w:pPr>
-      <w:r>
-        <w:rPr>
-          <w:rFonts w:ascii="Times New Roman" w:hAnsi="Times New Roman" w:cs="Times New Roman"/>
-          <w:sz w:val="28"/>
-          <w:szCs w:val="28"/>
-        </w:rPr>
-        <w:t>style.css – файл стилей</w:t>
-      </w:r>
-    </w:p>
-    <w:p>
-      <w:pPr>
-        <w:numPr>
-          <w:ilvl w:val="1"/>
-          <w:numId w:val="7"/>
-        </w:numPr>
-        <w:jc w:val="both"/>
-        <w:rPr>
-          <w:rFonts w:ascii="Times New Roman" w:hAnsi="Times New Roman" w:cs="Times New Roman"/>
-          <w:sz w:val="28"/>
-          <w:szCs w:val="28"/>
-        </w:rPr>
-      </w:pPr>
-      <w:r>
-        <w:rPr>
-          <w:rFonts w:ascii="Times New Roman" w:hAnsi="Times New Roman" w:cs="Times New Roman"/>
-          <w:sz w:val="28"/>
-          <w:szCs w:val="28"/>
-        </w:rPr>
-        <w:t>script.js – файл скриптов</w:t>
-      </w:r>
-    </w:p>
-    <w:p>
-      <w:pPr>
-        <w:ind w:firstLine="708"/>
-        <w:jc w:val="both"/>
-        <w:rPr>
-          <w:rFonts w:ascii="Times New Roman" w:hAnsi="Times New Roman" w:cs="Times New Roman"/>
-          <w:sz w:val="28"/>
-          <w:szCs w:val="28"/>
-        </w:rPr>
-      </w:pPr>
-      <w:r>
-        <w:rPr>
-          <w:rFonts w:ascii="Times New Roman" w:hAnsi="Times New Roman" w:cs="Times New Roman"/>
-          <w:sz w:val="28"/>
-          <w:szCs w:val="28"/>
-        </w:rPr>
-        <w:t>Полный текст технического задания представлен в Приложении А.</w:t>
-      </w:r>
-    </w:p>
-    <w:p>
-      <w:pPr>
-        <w:ind w:firstLine="708"/>
-        <w:jc w:val="both"/>
-        <w:rPr>
-          <w:rFonts w:ascii="Times New Roman" w:eastAsia="Times New Roman" w:hAnsi="Times New Roman" w:cs="Times New Roman"/>
-          <w:sz w:val="28"/>
-          <w:szCs w:val="28"/>
-        </w:rPr>
-      </w:pPr>
-      <w:r>
-        <w:rPr>
-          <w:rFonts w:ascii="Times New Roman" w:eastAsia="Times New Roman" w:hAnsi="Times New Roman" w:cs="Times New Roman"/>
-          <w:sz w:val="28"/>
-          <w:szCs w:val="28"/>
-        </w:rPr>
-        <w:t>Структурная схема сайта.</w:t>
-      </w:r>
-    </w:p>
-    <w:p>
-      <w:pPr>
-        <w:jc w:val="both"/>
-        <w:rPr>
-          <w:rFonts w:ascii="Times New Roman" w:eastAsia="Times New Roman" w:hAnsi="Times New Roman" w:cs="Times New Roman"/>
-          <w:sz w:val="28"/>
-          <w:szCs w:val="28"/>
-        </w:rPr>
-      </w:pPr>
-      <w:r>
-        <w:rPr>
-          <w:rFonts w:ascii="Times New Roman" w:eastAsia="Times New Roman" w:hAnsi="Times New Roman" w:cs="Times New Roman"/>
+        <w:rPr>
+          <w:rFonts w:ascii="Times New Roman" w:hAnsi="Times New Roman" w:cs="Times New Roman"/>
+          <w:sz w:val="28"/>
+          <w:szCs w:val="28"/>
+        </w:rPr>
+      </w:pPr>
+      <w:r>
+        <w:rPr>
+          <w:rFonts w:ascii="Times New Roman" w:hAnsi="Times New Roman" w:cs="Times New Roman"/>
+          <w:sz w:val="28"/>
+          <w:szCs w:val="28"/>
+        </w:rPr>
+        <w:t xml:space="preserve">Проверка версии и наличие </w:t>
+      </w:r>
+      <w:r>
+        <w:rPr>
+          <w:rFonts w:ascii="Times New Roman" w:hAnsi="Times New Roman" w:cs="Times New Roman"/>
+          <w:sz w:val="28"/>
+          <w:szCs w:val="28"/>
+          <w:lang w:val="en-US"/>
+        </w:rPr>
+        <w:t>Git</w:t>
+      </w:r>
+      <w:r>
+        <w:rPr>
+          <w:rFonts w:ascii="Times New Roman" w:hAnsi="Times New Roman" w:cs="Times New Roman"/>
+          <w:sz w:val="28"/>
+          <w:szCs w:val="28"/>
+        </w:rPr>
+        <w:t xml:space="preserve"> </w:t>
+      </w:r>
+      <w:r>
+        <w:rPr>
+          <w:rFonts w:ascii="Times New Roman" w:hAnsi="Times New Roman" w:cs="Times New Roman"/>
+          <w:sz w:val="28"/>
+          <w:szCs w:val="28"/>
+          <w:lang w:val="en-US"/>
+        </w:rPr>
+        <w:t>Bash</w:t>
+      </w:r>
+    </w:p>
+    <w:p>
+      <w:pPr>
+        <w:rPr>
+          <w:rFonts w:ascii="Times New Roman" w:hAnsi="Times New Roman" w:cs="Times New Roman"/>
+          <w:sz w:val="28"/>
+          <w:szCs w:val="28"/>
+          <w:lang w:val="en-US"/>
+        </w:rPr>
+      </w:pPr>
+      <w:r>
+        <w:rPr>
+          <w:rFonts w:ascii="Times New Roman" w:hAnsi="Times New Roman" w:cs="Times New Roman"/>
           <w:noProof/>
           <w:sz w:val="28"/>
           <w:szCs w:val="28"/>
         </w:rPr>
-        <w:lastRenderedPageBreak/>
         <w:drawing>
-          <wp:inline distT="114300" distB="114300" distL="114300" distR="114300" wp14:anchorId="05DE1EF4" wp14:editId="355617C3">
-            <wp:extent cx="4953000" cy="2019300"/>
-            <wp:effectExtent l="0" t="0" r="0" b="0"/>
-            <wp:docPr id="11" name="image14.png"/>
-            <wp:cNvGraphicFramePr/>
+          <wp:inline distT="0" distB="0" distL="0" distR="0" wp14:anchorId="51C089F5" wp14:editId="627969FF">
+            <wp:extent cx="3590925" cy="438150"/>
+            <wp:effectExtent l="0" t="0" r="9525" b="0"/>
+            <wp:docPr id="1" name="Рисунок 1"/>
+            <wp:cNvGraphicFramePr>
+              <a:graphicFrameLocks xmlns:a="http://schemas.openxmlformats.org/drawingml/2006/main" noChangeAspect="1"/>
+            </wp:cNvGraphicFramePr>
             <a:graphic xmlns:a="http://schemas.openxmlformats.org/drawingml/2006/main">
               <a:graphicData uri="http://schemas.openxmlformats.org/drawingml/2006/picture">
                 <pic:pic xmlns:pic="http://schemas.openxmlformats.org/drawingml/2006/picture">
                   <pic:nvPicPr>
-                    <pic:cNvPr id="0" name="image14.png"/>
-                    <pic:cNvPicPr preferRelativeResize="0"/>
+                    <pic:cNvPr id="1" name=""/>
+                    <pic:cNvPicPr/>
                   </pic:nvPicPr>
                   <pic:blipFill>
                     <a:blip r:embed="rId8"/>
-                    <a:srcRect/>
                     <a:stretch>
                       <a:fillRect/>
                     </a:stretch>
@@ -1396,12 +1076,11 @@
                   <pic:spPr>
                     <a:xfrm>
                       <a:off x="0" y="0"/>
-                      <a:ext cx="4953323" cy="2019432"/>
+                      <a:ext cx="3590925" cy="438150"/>
                     </a:xfrm>
                     <a:prstGeom prst="rect">
                       <a:avLst/>
                     </a:prstGeom>
-                    <a:ln/>
                   </pic:spPr>
                 </pic:pic>
               </a:graphicData>
@@ -1412,76 +1091,72 @@
     </w:p>
     <w:p>
       <w:pPr>
-        <w:ind w:firstLine="708"/>
-        <w:jc w:val="both"/>
-        <w:rPr>
-          <w:rFonts w:ascii="Times New Roman" w:eastAsia="Times New Roman" w:hAnsi="Times New Roman" w:cs="Times New Roman"/>
-          <w:sz w:val="28"/>
-          <w:szCs w:val="28"/>
-        </w:rPr>
-      </w:pPr>
-      <w:r>
-        <w:rPr>
-          <w:rFonts w:ascii="Times New Roman" w:eastAsia="Times New Roman" w:hAnsi="Times New Roman" w:cs="Times New Roman"/>
-          <w:sz w:val="28"/>
-          <w:szCs w:val="28"/>
-        </w:rPr>
-        <w:t xml:space="preserve">Структурная схема </w:t>
-      </w:r>
-      <w:r>
-        <w:rPr>
-          <w:rFonts w:ascii="Times New Roman" w:eastAsia="Times New Roman" w:hAnsi="Times New Roman" w:cs="Times New Roman"/>
-          <w:sz w:val="28"/>
-          <w:szCs w:val="28"/>
-        </w:rPr>
-        <w:t>первой</w:t>
-      </w:r>
-      <w:r>
-        <w:rPr>
-          <w:rFonts w:ascii="Times New Roman" w:eastAsia="Times New Roman" w:hAnsi="Times New Roman" w:cs="Times New Roman"/>
-          <w:sz w:val="28"/>
-          <w:szCs w:val="28"/>
-        </w:rPr>
-        <w:t xml:space="preserve"> страницы.</w:t>
-      </w:r>
-    </w:p>
-    <w:p>
-      <w:pPr>
-        <w:jc w:val="center"/>
-        <w:rPr>
-          <w:rFonts w:ascii="Times New Roman" w:eastAsia="Times New Roman" w:hAnsi="Times New Roman" w:cs="Times New Roman"/>
-          <w:sz w:val="28"/>
-          <w:szCs w:val="28"/>
-        </w:rPr>
-      </w:pPr>
-      <w:r>
-        <w:rPr>
-          <w:rFonts w:ascii="Times New Roman" w:eastAsia="Times New Roman" w:hAnsi="Times New Roman" w:cs="Times New Roman"/>
+        <w:rPr>
+          <w:rFonts w:ascii="Times New Roman" w:hAnsi="Times New Roman" w:cs="Times New Roman"/>
+          <w:sz w:val="28"/>
+          <w:szCs w:val="28"/>
+        </w:rPr>
+      </w:pPr>
+      <w:r>
+        <w:rPr>
+          <w:rFonts w:ascii="Times New Roman" w:hAnsi="Times New Roman" w:cs="Times New Roman"/>
+          <w:sz w:val="28"/>
+          <w:szCs w:val="28"/>
+        </w:rPr>
+        <w:t xml:space="preserve">Выполнена настройка имени пользователя и </w:t>
+      </w:r>
+      <w:proofErr w:type="spellStart"/>
+      <w:r>
+        <w:rPr>
+          <w:rFonts w:ascii="Times New Roman" w:hAnsi="Times New Roman" w:cs="Times New Roman"/>
+          <w:sz w:val="28"/>
+          <w:szCs w:val="28"/>
+        </w:rPr>
+        <w:t>email</w:t>
+      </w:r>
+      <w:proofErr w:type="spellEnd"/>
+      <w:r>
+        <w:rPr>
+          <w:rFonts w:ascii="Times New Roman" w:hAnsi="Times New Roman" w:cs="Times New Roman"/>
+          <w:sz w:val="28"/>
+          <w:szCs w:val="28"/>
+        </w:rPr>
+        <w:t xml:space="preserve"> для идентификации коммитов:</w:t>
+      </w:r>
+    </w:p>
+    <w:p>
+      <w:pPr>
+        <w:rPr>
+          <w:rFonts w:ascii="Times New Roman" w:hAnsi="Times New Roman" w:cs="Times New Roman"/>
+          <w:sz w:val="28"/>
+          <w:szCs w:val="28"/>
+          <w:lang w:val="en-US"/>
+        </w:rPr>
+      </w:pPr>
+      <w:r>
+        <w:rPr>
+          <w:rFonts w:ascii="Times New Roman" w:hAnsi="Times New Roman" w:cs="Times New Roman"/>
           <w:noProof/>
           <w:sz w:val="28"/>
           <w:szCs w:val="28"/>
         </w:rPr>
         <w:drawing>
-          <wp:inline distT="114300" distB="114300" distL="114300" distR="114300" wp14:anchorId="42DA5241" wp14:editId="27E7F096">
-            <wp:extent cx="3122225" cy="4366591"/>
-            <wp:effectExtent l="0" t="0" r="2540" b="0"/>
-            <wp:docPr id="15" name="image16.png"/>
-            <wp:cNvGraphicFramePr/>
+          <wp:inline distT="0" distB="0" distL="0" distR="0" wp14:anchorId="66E44E5A" wp14:editId="5F9EB00E">
+            <wp:extent cx="4152900" cy="504825"/>
+            <wp:effectExtent l="0" t="0" r="0" b="9525"/>
+            <wp:docPr id="2" name="Рисунок 2"/>
+            <wp:cNvGraphicFramePr>
+              <a:graphicFrameLocks xmlns:a="http://schemas.openxmlformats.org/drawingml/2006/main" noChangeAspect="1"/>
+            </wp:cNvGraphicFramePr>
             <a:graphic xmlns:a="http://schemas.openxmlformats.org/drawingml/2006/main">
               <a:graphicData uri="http://schemas.openxmlformats.org/drawingml/2006/picture">
                 <pic:pic xmlns:pic="http://schemas.openxmlformats.org/drawingml/2006/picture">
                   <pic:nvPicPr>
-                    <pic:cNvPr id="15" name="image16.png"/>
-                    <pic:cNvPicPr preferRelativeResize="0"/>
+                    <pic:cNvPr id="1" name=""/>
+                    <pic:cNvPicPr/>
                   </pic:nvPicPr>
                   <pic:blipFill>
-                    <a:blip r:embed="rId9">
-                      <a:extLst>
-                        <a:ext uri="{28A0092B-C50C-407E-A947-70E740481C1C}">
-                          <a14:useLocalDpi xmlns:a14="http://schemas.microsoft.com/office/drawing/2010/main" val="0"/>
-                        </a:ext>
-                      </a:extLst>
-                    </a:blip>
+                    <a:blip r:embed="rId9"/>
                     <a:stretch>
                       <a:fillRect/>
                     </a:stretch>
@@ -1489,12 +1164,11 @@
                   <pic:spPr>
                     <a:xfrm>
                       <a:off x="0" y="0"/>
-                      <a:ext cx="3122225" cy="4366591"/>
+                      <a:ext cx="4152900" cy="504825"/>
                     </a:xfrm>
                     <a:prstGeom prst="rect">
                       <a:avLst/>
                     </a:prstGeom>
-                    <a:ln/>
                   </pic:spPr>
                 </pic:pic>
               </a:graphicData>
@@ -1505,77 +1179,73 @@
     </w:p>
     <w:p>
       <w:pPr>
-        <w:ind w:firstLine="708"/>
-        <w:jc w:val="both"/>
-        <w:rPr>
-          <w:rFonts w:ascii="Times New Roman" w:eastAsia="Times New Roman" w:hAnsi="Times New Roman" w:cs="Times New Roman"/>
-          <w:sz w:val="28"/>
-          <w:szCs w:val="28"/>
-        </w:rPr>
-      </w:pPr>
-      <w:r>
-        <w:rPr>
-          <w:rFonts w:ascii="Times New Roman" w:eastAsia="Times New Roman" w:hAnsi="Times New Roman" w:cs="Times New Roman"/>
-          <w:sz w:val="28"/>
-          <w:szCs w:val="28"/>
-        </w:rPr>
-        <w:t xml:space="preserve">Структурная схема </w:t>
-      </w:r>
-      <w:r>
-        <w:rPr>
-          <w:rFonts w:ascii="Times New Roman" w:eastAsia="Times New Roman" w:hAnsi="Times New Roman" w:cs="Times New Roman"/>
-          <w:sz w:val="28"/>
-          <w:szCs w:val="28"/>
-        </w:rPr>
-        <w:t>второй страницы</w:t>
-      </w:r>
-      <w:r>
-        <w:rPr>
-          <w:rFonts w:ascii="Times New Roman" w:eastAsia="Times New Roman" w:hAnsi="Times New Roman" w:cs="Times New Roman"/>
-          <w:sz w:val="28"/>
-          <w:szCs w:val="28"/>
-        </w:rPr>
-        <w:t>.</w:t>
-      </w:r>
-    </w:p>
-    <w:p>
-      <w:pPr>
-        <w:jc w:val="center"/>
-        <w:rPr>
-          <w:rFonts w:ascii="Times New Roman" w:eastAsia="Times New Roman" w:hAnsi="Times New Roman" w:cs="Times New Roman"/>
-          <w:sz w:val="28"/>
-          <w:szCs w:val="28"/>
-        </w:rPr>
-      </w:pPr>
-      <w:r>
-        <w:rPr>
-          <w:rFonts w:ascii="Times New Roman" w:eastAsia="Times New Roman" w:hAnsi="Times New Roman" w:cs="Times New Roman"/>
+        <w:rPr>
+          <w:rFonts w:ascii="Times New Roman" w:hAnsi="Times New Roman" w:cs="Times New Roman"/>
+          <w:sz w:val="28"/>
+          <w:szCs w:val="28"/>
+          <w:lang w:val="en-US"/>
+        </w:rPr>
+      </w:pPr>
+      <w:r>
+        <w:rPr>
+          <w:rFonts w:ascii="Times New Roman" w:hAnsi="Times New Roman" w:cs="Times New Roman"/>
+          <w:sz w:val="28"/>
+          <w:szCs w:val="28"/>
+        </w:rPr>
+        <w:t xml:space="preserve">Выполнен </w:t>
+      </w:r>
+      <w:proofErr w:type="spellStart"/>
+      <w:r>
+        <w:rPr>
+          <w:rFonts w:ascii="Times New Roman" w:hAnsi="Times New Roman" w:cs="Times New Roman"/>
+          <w:sz w:val="28"/>
+          <w:szCs w:val="28"/>
+        </w:rPr>
+        <w:t>Fork</w:t>
+      </w:r>
+      <w:proofErr w:type="spellEnd"/>
+      <w:r>
+        <w:rPr>
+          <w:rFonts w:ascii="Times New Roman" w:hAnsi="Times New Roman" w:cs="Times New Roman"/>
+          <w:sz w:val="28"/>
+          <w:szCs w:val="28"/>
+        </w:rPr>
+        <w:t xml:space="preserve"> репозитория</w:t>
+      </w:r>
+    </w:p>
+    <w:p>
+      <w:pPr>
+        <w:rPr>
+          <w:rFonts w:ascii="Times New Roman" w:hAnsi="Times New Roman" w:cs="Times New Roman"/>
+          <w:sz w:val="28"/>
+          <w:szCs w:val="28"/>
+          <w:lang w:val="en-US"/>
+        </w:rPr>
+      </w:pPr>
+      <w:r>
+        <w:rPr>
+          <w:rFonts w:ascii="Times New Roman" w:hAnsi="Times New Roman" w:cs="Times New Roman"/>
           <w:noProof/>
           <w:sz w:val="28"/>
           <w:szCs w:val="28"/>
         </w:rPr>
-        <w:lastRenderedPageBreak/>
         <w:drawing>
-          <wp:inline distT="114300" distB="114300" distL="114300" distR="114300" wp14:anchorId="2874BC83" wp14:editId="53086F62">
-            <wp:extent cx="3003250" cy="4181475"/>
-            <wp:effectExtent l="0" t="0" r="6985" b="0"/>
-            <wp:docPr id="7" name="image3.png"/>
-            <wp:cNvGraphicFramePr/>
+          <wp:inline distT="0" distB="0" distL="0" distR="0" wp14:anchorId="65D4EF5C" wp14:editId="34EF9A4D">
+            <wp:extent cx="5940425" cy="4546600"/>
+            <wp:effectExtent l="0" t="0" r="3175" b="6350"/>
+            <wp:docPr id="3" name="Рисунок 3"/>
+            <wp:cNvGraphicFramePr>
+              <a:graphicFrameLocks xmlns:a="http://schemas.openxmlformats.org/drawingml/2006/main" noChangeAspect="1"/>
+            </wp:cNvGraphicFramePr>
             <a:graphic xmlns:a="http://schemas.openxmlformats.org/drawingml/2006/main">
               <a:graphicData uri="http://schemas.openxmlformats.org/drawingml/2006/picture">
                 <pic:pic xmlns:pic="http://schemas.openxmlformats.org/drawingml/2006/picture">
                   <pic:nvPicPr>
-                    <pic:cNvPr id="7" name="image3.png"/>
-                    <pic:cNvPicPr preferRelativeResize="0"/>
+                    <pic:cNvPr id="1" name=""/>
+                    <pic:cNvPicPr/>
                   </pic:nvPicPr>
                   <pic:blipFill>
-                    <a:blip r:embed="rId10">
-                      <a:extLst>
-                        <a:ext uri="{28A0092B-C50C-407E-A947-70E740481C1C}">
-                          <a14:useLocalDpi xmlns:a14="http://schemas.microsoft.com/office/drawing/2010/main" val="0"/>
-                        </a:ext>
-                      </a:extLst>
-                    </a:blip>
+                    <a:blip r:embed="rId10"/>
                     <a:stretch>
                       <a:fillRect/>
                     </a:stretch>
@@ -1583,12 +1253,11 @@
                   <pic:spPr>
                     <a:xfrm>
                       <a:off x="0" y="0"/>
-                      <a:ext cx="3012466" cy="4194307"/>
+                      <a:ext cx="5940425" cy="4546600"/>
                     </a:xfrm>
                     <a:prstGeom prst="rect">
                       <a:avLst/>
                     </a:prstGeom>
-                    <a:ln/>
                   </pic:spPr>
                 </pic:pic>
               </a:graphicData>
@@ -1599,76 +1268,56 @@
     </w:p>
     <w:p>
       <w:pPr>
-        <w:ind w:firstLine="708"/>
-        <w:jc w:val="both"/>
-        <w:rPr>
-          <w:rFonts w:ascii="Times New Roman" w:eastAsia="Times New Roman" w:hAnsi="Times New Roman" w:cs="Times New Roman"/>
-          <w:sz w:val="28"/>
-          <w:szCs w:val="28"/>
-        </w:rPr>
-      </w:pPr>
-      <w:r>
-        <w:rPr>
-          <w:rFonts w:ascii="Times New Roman" w:eastAsia="Times New Roman" w:hAnsi="Times New Roman" w:cs="Times New Roman"/>
-          <w:sz w:val="28"/>
-          <w:szCs w:val="28"/>
-        </w:rPr>
-        <w:t xml:space="preserve">Структурная схема </w:t>
-      </w:r>
-      <w:r>
-        <w:rPr>
-          <w:rFonts w:ascii="Times New Roman" w:eastAsia="Times New Roman" w:hAnsi="Times New Roman" w:cs="Times New Roman"/>
-          <w:sz w:val="28"/>
-          <w:szCs w:val="28"/>
-        </w:rPr>
-        <w:t>третьей страницы</w:t>
-      </w:r>
-      <w:r>
-        <w:rPr>
-          <w:rFonts w:ascii="Times New Roman" w:eastAsia="Times New Roman" w:hAnsi="Times New Roman" w:cs="Times New Roman"/>
-          <w:sz w:val="28"/>
-          <w:szCs w:val="28"/>
-        </w:rPr>
-        <w:t>.</w:t>
-      </w:r>
-    </w:p>
-    <w:p>
-      <w:pPr>
-        <w:jc w:val="center"/>
-        <w:rPr>
-          <w:rFonts w:ascii="Times New Roman" w:eastAsia="Times New Roman" w:hAnsi="Times New Roman" w:cs="Times New Roman"/>
-          <w:sz w:val="28"/>
-          <w:szCs w:val="28"/>
-        </w:rPr>
-      </w:pPr>
-      <w:r>
-        <w:rPr>
-          <w:rFonts w:ascii="Times New Roman" w:eastAsia="Times New Roman" w:hAnsi="Times New Roman" w:cs="Times New Roman"/>
+        <w:rPr>
+          <w:rFonts w:ascii="Times New Roman" w:hAnsi="Times New Roman" w:cs="Times New Roman"/>
+          <w:sz w:val="28"/>
+          <w:szCs w:val="28"/>
+          <w:lang w:val="en-US"/>
+        </w:rPr>
+      </w:pPr>
+      <w:r>
+        <w:rPr>
+          <w:rFonts w:ascii="Times New Roman" w:hAnsi="Times New Roman" w:cs="Times New Roman"/>
+          <w:sz w:val="28"/>
+          <w:szCs w:val="28"/>
+        </w:rPr>
+        <w:t>Создание локальной копии</w:t>
+      </w:r>
+    </w:p>
+    <w:p>
+      <w:pPr>
+        <w:rPr>
+          <w:rFonts w:ascii="Times New Roman" w:hAnsi="Times New Roman" w:cs="Times New Roman"/>
+          <w:sz w:val="28"/>
+          <w:szCs w:val="28"/>
+          <w:lang w:val="en-US"/>
+        </w:rPr>
+      </w:pPr>
+      <w:r>
+        <w:rPr>
+          <w:rFonts w:ascii="Times New Roman" w:hAnsi="Times New Roman" w:cs="Times New Roman"/>
           <w:noProof/>
           <w:sz w:val="28"/>
           <w:szCs w:val="28"/>
         </w:rPr>
+        <w:lastRenderedPageBreak/>
         <w:drawing>
-          <wp:inline distT="114300" distB="114300" distL="114300" distR="114300" wp14:anchorId="7994F2B2" wp14:editId="3626E73F">
-            <wp:extent cx="2993542" cy="4199732"/>
-            <wp:effectExtent l="0" t="0" r="0" b="0"/>
-            <wp:docPr id="9" name="image12.png"/>
-            <wp:cNvGraphicFramePr/>
+          <wp:inline distT="0" distB="0" distL="0" distR="0" wp14:anchorId="66FF5BCE" wp14:editId="6D71D3E3">
+            <wp:extent cx="4886325" cy="1190625"/>
+            <wp:effectExtent l="0" t="0" r="9525" b="9525"/>
+            <wp:docPr id="6" name="Рисунок 6"/>
+            <wp:cNvGraphicFramePr>
+              <a:graphicFrameLocks xmlns:a="http://schemas.openxmlformats.org/drawingml/2006/main" noChangeAspect="1"/>
+            </wp:cNvGraphicFramePr>
             <a:graphic xmlns:a="http://schemas.openxmlformats.org/drawingml/2006/main">
               <a:graphicData uri="http://schemas.openxmlformats.org/drawingml/2006/picture">
                 <pic:pic xmlns:pic="http://schemas.openxmlformats.org/drawingml/2006/picture">
                   <pic:nvPicPr>
-                    <pic:cNvPr id="9" name="image12.png"/>
-                    <pic:cNvPicPr preferRelativeResize="0"/>
+                    <pic:cNvPr id="1" name=""/>
+                    <pic:cNvPicPr/>
                   </pic:nvPicPr>
                   <pic:blipFill>
-                    <a:blip r:embed="rId11">
-                      <a:extLst>
-                        <a:ext uri="{28A0092B-C50C-407E-A947-70E740481C1C}">
-                          <a14:useLocalDpi xmlns:a14="http://schemas.microsoft.com/office/drawing/2010/main" val="0"/>
-                        </a:ext>
-                      </a:extLst>
-                    </a:blip>
+                    <a:blip r:embed="rId11"/>
                     <a:stretch>
                       <a:fillRect/>
                     </a:stretch>
@@ -1676,12 +1325,11 @@
                   <pic:spPr>
                     <a:xfrm>
                       <a:off x="0" y="0"/>
-                      <a:ext cx="2993542" cy="4199732"/>
+                      <a:ext cx="4886325" cy="1190625"/>
                     </a:xfrm>
                     <a:prstGeom prst="rect">
                       <a:avLst/>
                     </a:prstGeom>
-                    <a:ln/>
                   </pic:spPr>
                 </pic:pic>
               </a:graphicData>
@@ -1692,61 +1340,53 @@
     </w:p>
     <w:p>
       <w:pPr>
-        <w:ind w:firstLine="708"/>
-        <w:jc w:val="both"/>
-        <w:rPr>
-          <w:rFonts w:ascii="Times New Roman" w:eastAsia="Times New Roman" w:hAnsi="Times New Roman" w:cs="Times New Roman"/>
-          <w:sz w:val="28"/>
-          <w:szCs w:val="28"/>
-        </w:rPr>
-      </w:pPr>
-      <w:r>
-        <w:rPr>
-          <w:rFonts w:ascii="Times New Roman" w:eastAsia="Times New Roman" w:hAnsi="Times New Roman" w:cs="Times New Roman"/>
-          <w:sz w:val="28"/>
-          <w:szCs w:val="28"/>
-        </w:rPr>
-        <w:lastRenderedPageBreak/>
-        <w:t>Организация папок</w:t>
-      </w:r>
-    </w:p>
-    <w:p>
-      <w:pPr>
-        <w:jc w:val="both"/>
-        <w:rPr>
-          <w:rFonts w:ascii="Times New Roman" w:eastAsia="Times New Roman" w:hAnsi="Times New Roman" w:cs="Times New Roman"/>
-          <w:sz w:val="28"/>
-          <w:szCs w:val="28"/>
-        </w:rPr>
-      </w:pPr>
-      <w:r>
-        <w:rPr>
-          <w:rFonts w:ascii="Times New Roman" w:eastAsia="Times New Roman" w:hAnsi="Times New Roman" w:cs="Times New Roman"/>
+        <w:rPr>
+          <w:rFonts w:ascii="Times New Roman" w:hAnsi="Times New Roman" w:cs="Times New Roman"/>
+          <w:sz w:val="28"/>
+          <w:szCs w:val="28"/>
+        </w:rPr>
+      </w:pPr>
+      <w:r>
+        <w:rPr>
+          <w:rFonts w:ascii="Times New Roman" w:hAnsi="Times New Roman" w:cs="Times New Roman"/>
+          <w:sz w:val="28"/>
+          <w:szCs w:val="28"/>
+        </w:rPr>
+        <w:t xml:space="preserve">Работа с созданием ветки </w:t>
+      </w:r>
+    </w:p>
+    <w:p>
+      <w:pPr>
+        <w:rPr>
+          <w:rFonts w:ascii="Times New Roman" w:hAnsi="Times New Roman" w:cs="Times New Roman"/>
+          <w:sz w:val="28"/>
+          <w:szCs w:val="28"/>
+        </w:rPr>
+      </w:pPr>
+      <w:r>
+        <w:rPr>
+          <w:rFonts w:ascii="Times New Roman" w:hAnsi="Times New Roman" w:cs="Times New Roman"/>
           <w:noProof/>
           <w:sz w:val="28"/>
           <w:szCs w:val="28"/>
         </w:rPr>
         <w:drawing>
-          <wp:inline distT="114300" distB="114300" distL="114300" distR="114300" wp14:anchorId="484A6100" wp14:editId="18D270E8">
-            <wp:extent cx="5731200" cy="1083280"/>
-            <wp:effectExtent l="0" t="0" r="3175" b="3175"/>
-            <wp:docPr id="18" name="image19.png"/>
-            <wp:cNvGraphicFramePr/>
+          <wp:inline distT="0" distB="0" distL="0" distR="0" wp14:anchorId="42DA9471" wp14:editId="567D78F5">
+            <wp:extent cx="5467350" cy="2571750"/>
+            <wp:effectExtent l="0" t="0" r="0" b="0"/>
+            <wp:docPr id="5" name="Рисунок 5"/>
+            <wp:cNvGraphicFramePr>
+              <a:graphicFrameLocks xmlns:a="http://schemas.openxmlformats.org/drawingml/2006/main" noChangeAspect="1"/>
+            </wp:cNvGraphicFramePr>
             <a:graphic xmlns:a="http://schemas.openxmlformats.org/drawingml/2006/main">
               <a:graphicData uri="http://schemas.openxmlformats.org/drawingml/2006/picture">
                 <pic:pic xmlns:pic="http://schemas.openxmlformats.org/drawingml/2006/picture">
                   <pic:nvPicPr>
-                    <pic:cNvPr id="18" name="image19.png"/>
-                    <pic:cNvPicPr preferRelativeResize="0"/>
+                    <pic:cNvPr id="1" name=""/>
+                    <pic:cNvPicPr/>
                   </pic:nvPicPr>
                   <pic:blipFill>
-                    <a:blip r:embed="rId12">
-                      <a:extLst>
-                        <a:ext uri="{28A0092B-C50C-407E-A947-70E740481C1C}">
-                          <a14:useLocalDpi xmlns:a14="http://schemas.microsoft.com/office/drawing/2010/main" val="0"/>
-                        </a:ext>
-                      </a:extLst>
-                    </a:blip>
+                    <a:blip r:embed="rId12"/>
                     <a:stretch>
                       <a:fillRect/>
                     </a:stretch>
@@ -1754,12 +1394,11 @@
                   <pic:spPr>
                     <a:xfrm>
                       <a:off x="0" y="0"/>
-                      <a:ext cx="5731200" cy="1083280"/>
+                      <a:ext cx="5467350" cy="2571750"/>
                     </a:xfrm>
                     <a:prstGeom prst="rect">
                       <a:avLst/>
                     </a:prstGeom>
-                    <a:ln/>
                   </pic:spPr>
                 </pic:pic>
               </a:graphicData>
@@ -1770,58 +1409,41 @@
     </w:p>
     <w:p>
       <w:pPr>
-        <w:ind w:firstLine="708"/>
-        <w:jc w:val="both"/>
-        <w:rPr>
-          <w:rFonts w:ascii="Times New Roman" w:eastAsia="Times New Roman" w:hAnsi="Times New Roman" w:cs="Times New Roman"/>
-          <w:sz w:val="28"/>
-          <w:szCs w:val="28"/>
-        </w:rPr>
-      </w:pPr>
-      <w:r>
-        <w:rPr>
-          <w:rFonts w:ascii="Times New Roman" w:eastAsia="Times New Roman" w:hAnsi="Times New Roman" w:cs="Times New Roman"/>
-          <w:sz w:val="28"/>
-          <w:szCs w:val="28"/>
-        </w:rPr>
-        <w:t xml:space="preserve">Структура </w:t>
-      </w:r>
-      <w:r>
-        <w:rPr>
-          <w:rFonts w:ascii="Times New Roman" w:eastAsia="Times New Roman" w:hAnsi="Times New Roman" w:cs="Times New Roman"/>
-          <w:sz w:val="28"/>
-          <w:szCs w:val="28"/>
-        </w:rPr>
-        <w:t>первой</w:t>
-      </w:r>
-      <w:r>
-        <w:rPr>
-          <w:rFonts w:ascii="Times New Roman" w:eastAsia="Times New Roman" w:hAnsi="Times New Roman" w:cs="Times New Roman"/>
-          <w:sz w:val="28"/>
-          <w:szCs w:val="28"/>
-        </w:rPr>
-        <w:t xml:space="preserve"> страницы.</w:t>
-      </w:r>
-    </w:p>
-    <w:p>
-      <w:pPr>
-        <w:ind w:firstLine="708"/>
-        <w:jc w:val="both"/>
-        <w:rPr>
-          <w:rFonts w:ascii="Times New Roman" w:eastAsia="Times New Roman" w:hAnsi="Times New Roman" w:cs="Times New Roman"/>
-          <w:sz w:val="28"/>
-          <w:szCs w:val="28"/>
-        </w:rPr>
-      </w:pPr>
-      <w:r>
-        <w:rPr>
+        <w:rPr>
+          <w:rFonts w:ascii="Times New Roman" w:hAnsi="Times New Roman" w:cs="Times New Roman"/>
+          <w:sz w:val="28"/>
+          <w:szCs w:val="28"/>
+        </w:rPr>
+      </w:pPr>
+      <w:r>
+        <w:rPr>
+          <w:rFonts w:ascii="Times New Roman" w:hAnsi="Times New Roman" w:cs="Times New Roman"/>
+          <w:sz w:val="28"/>
+          <w:szCs w:val="28"/>
+        </w:rPr>
+        <w:t>Создания файлов</w:t>
+      </w:r>
+    </w:p>
+    <w:p>
+      <w:pPr>
+        <w:rPr>
+          <w:rFonts w:ascii="Times New Roman" w:hAnsi="Times New Roman" w:cs="Times New Roman"/>
+          <w:sz w:val="28"/>
+          <w:szCs w:val="28"/>
+        </w:rPr>
+      </w:pPr>
+      <w:r>
+        <w:rPr>
+          <w:rFonts w:ascii="Times New Roman" w:hAnsi="Times New Roman" w:cs="Times New Roman"/>
           <w:noProof/>
+          <w:sz w:val="28"/>
+          <w:szCs w:val="28"/>
         </w:rPr>
         <w:drawing>
-          <wp:inline distT="0" distB="0" distL="0" distR="0" wp14:anchorId="3C08308D" wp14:editId="213B599B">
-            <wp:extent cx="5600700" cy="2667000"/>
-            <wp:effectExtent l="0" t="0" r="0" b="0"/>
-            <wp:docPr id="1" name="Рисунок 1"/>
+          <wp:inline distT="0" distB="0" distL="0" distR="0" wp14:anchorId="26963AE7" wp14:editId="6C5E78F8">
+            <wp:extent cx="5940425" cy="2710180"/>
+            <wp:effectExtent l="0" t="0" r="3175" b="0"/>
+            <wp:docPr id="9" name="Рисунок 9"/>
             <wp:cNvGraphicFramePr>
               <a:graphicFrameLocks xmlns:a="http://schemas.openxmlformats.org/drawingml/2006/main" noChangeAspect="1"/>
             </wp:cNvGraphicFramePr>
@@ -1841,7 +1463,7 @@
                   <pic:spPr>
                     <a:xfrm>
                       <a:off x="0" y="0"/>
-                      <a:ext cx="5600700" cy="2667000"/>
+                      <a:ext cx="5940425" cy="2710180"/>
                     </a:xfrm>
                     <a:prstGeom prst="rect">
                       <a:avLst/>
@@ -1856,23 +1478,42 @@
     </w:p>
     <w:p>
       <w:pPr>
-        <w:ind w:firstLine="708"/>
-        <w:jc w:val="both"/>
-        <w:rPr>
-          <w:rFonts w:ascii="Times New Roman" w:eastAsia="Times New Roman" w:hAnsi="Times New Roman" w:cs="Times New Roman"/>
-          <w:sz w:val="28"/>
-          <w:szCs w:val="28"/>
-        </w:rPr>
-      </w:pPr>
-      <w:r>
-        <w:rPr>
+        <w:rPr>
+          <w:rFonts w:ascii="Times New Roman" w:hAnsi="Times New Roman" w:cs="Times New Roman"/>
+          <w:sz w:val="28"/>
+          <w:szCs w:val="28"/>
+        </w:rPr>
+      </w:pPr>
+      <w:r>
+        <w:rPr>
+          <w:rFonts w:ascii="Times New Roman" w:hAnsi="Times New Roman" w:cs="Times New Roman"/>
+          <w:sz w:val="28"/>
+          <w:szCs w:val="28"/>
+        </w:rPr>
+        <w:t>Работа с файлами в Lr2</w:t>
+      </w:r>
+    </w:p>
+    <w:p>
+      <w:pPr>
+        <w:rPr>
+          <w:rFonts w:ascii="Times New Roman" w:hAnsi="Times New Roman" w:cs="Times New Roman"/>
+          <w:sz w:val="28"/>
+          <w:szCs w:val="28"/>
+        </w:rPr>
+      </w:pPr>
+      <w:r>
+        <w:rPr>
+          <w:rFonts w:ascii="Times New Roman" w:hAnsi="Times New Roman" w:cs="Times New Roman"/>
           <w:noProof/>
-        </w:rPr>
+          <w:sz w:val="28"/>
+          <w:szCs w:val="28"/>
+        </w:rPr>
+        <w:lastRenderedPageBreak/>
         <w:drawing>
-          <wp:inline distT="0" distB="0" distL="0" distR="0" wp14:anchorId="59391A19" wp14:editId="7EAB290A">
-            <wp:extent cx="5581650" cy="1200150"/>
-            <wp:effectExtent l="0" t="0" r="0" b="0"/>
-            <wp:docPr id="2" name="Рисунок 2"/>
+          <wp:inline distT="0" distB="0" distL="0" distR="0" wp14:anchorId="7F53C61D" wp14:editId="4BE448D6">
+            <wp:extent cx="5940425" cy="1538605"/>
+            <wp:effectExtent l="0" t="0" r="3175" b="4445"/>
+            <wp:docPr id="10" name="Рисунок 10"/>
             <wp:cNvGraphicFramePr>
               <a:graphicFrameLocks xmlns:a="http://schemas.openxmlformats.org/drawingml/2006/main" noChangeAspect="1"/>
             </wp:cNvGraphicFramePr>
@@ -1892,7 +1533,7 @@
                   <pic:spPr>
                     <a:xfrm>
                       <a:off x="0" y="0"/>
-                      <a:ext cx="5581650" cy="1200150"/>
+                      <a:ext cx="5940425" cy="1538605"/>
                     </a:xfrm>
                     <a:prstGeom prst="rect">
                       <a:avLst/>
@@ -1907,1257 +1548,41 @@
     </w:p>
     <w:p>
       <w:pPr>
-        <w:ind w:firstLine="708"/>
-        <w:jc w:val="both"/>
-        <w:rPr>
-          <w:rFonts w:ascii="Times New Roman" w:eastAsia="Times New Roman" w:hAnsi="Times New Roman" w:cs="Times New Roman"/>
-          <w:sz w:val="28"/>
-          <w:szCs w:val="28"/>
-        </w:rPr>
-      </w:pPr>
-    </w:p>
-    <w:p>
-      <w:pPr>
-        <w:jc w:val="center"/>
-        <w:rPr>
-          <w:rFonts w:ascii="Times New Roman" w:eastAsia="Times New Roman" w:hAnsi="Times New Roman" w:cs="Times New Roman"/>
-          <w:sz w:val="28"/>
-          <w:szCs w:val="28"/>
-        </w:rPr>
-      </w:pPr>
-      <w:r>
-        <w:rPr>
-          <w:rFonts w:ascii="Times New Roman" w:eastAsia="Times New Roman" w:hAnsi="Times New Roman" w:cs="Times New Roman"/>
+        <w:rPr>
+          <w:rFonts w:ascii="Times New Roman" w:hAnsi="Times New Roman" w:cs="Times New Roman"/>
+          <w:sz w:val="28"/>
+          <w:szCs w:val="28"/>
+        </w:rPr>
+      </w:pPr>
+      <w:r>
+        <w:rPr>
+          <w:rFonts w:ascii="Times New Roman" w:hAnsi="Times New Roman" w:cs="Times New Roman"/>
+          <w:sz w:val="28"/>
+          <w:szCs w:val="28"/>
+        </w:rPr>
+        <w:t>Создание ветки для тестирования конфликтов</w:t>
+      </w:r>
+    </w:p>
+    <w:p>
+      <w:pPr>
+        <w:rPr>
+          <w:rFonts w:ascii="Times New Roman" w:hAnsi="Times New Roman" w:cs="Times New Roman"/>
+          <w:sz w:val="28"/>
+          <w:szCs w:val="28"/>
+        </w:rPr>
+      </w:pPr>
+      <w:r>
+        <w:rPr>
+          <w:rFonts w:ascii="Times New Roman" w:hAnsi="Times New Roman" w:cs="Times New Roman"/>
           <w:noProof/>
           <w:sz w:val="28"/>
           <w:szCs w:val="28"/>
         </w:rPr>
-        <w:lastRenderedPageBreak/>
         <w:drawing>
-          <wp:inline distT="114300" distB="114300" distL="114300" distR="114300" wp14:anchorId="5FAFA331" wp14:editId="33727BC6">
-            <wp:extent cx="5731200" cy="5138608"/>
-            <wp:effectExtent l="0" t="0" r="3175" b="5080"/>
-            <wp:docPr id="8" name="image18.png"/>
-            <wp:cNvGraphicFramePr/>
-            <a:graphic xmlns:a="http://schemas.openxmlformats.org/drawingml/2006/main">
-              <a:graphicData uri="http://schemas.openxmlformats.org/drawingml/2006/picture">
-                <pic:pic xmlns:pic="http://schemas.openxmlformats.org/drawingml/2006/picture">
-                  <pic:nvPicPr>
-                    <pic:cNvPr id="8" name="image18.png"/>
-                    <pic:cNvPicPr preferRelativeResize="0"/>
-                  </pic:nvPicPr>
-                  <pic:blipFill>
-                    <a:blip r:embed="rId15">
-                      <a:extLst>
-                        <a:ext uri="{28A0092B-C50C-407E-A947-70E740481C1C}">
-                          <a14:useLocalDpi xmlns:a14="http://schemas.microsoft.com/office/drawing/2010/main" val="0"/>
-                        </a:ext>
-                      </a:extLst>
-                    </a:blip>
-                    <a:stretch>
-                      <a:fillRect/>
-                    </a:stretch>
-                  </pic:blipFill>
-                  <pic:spPr>
-                    <a:xfrm>
-                      <a:off x="0" y="0"/>
-                      <a:ext cx="5731200" cy="5138608"/>
-                    </a:xfrm>
-                    <a:prstGeom prst="rect">
-                      <a:avLst/>
-                    </a:prstGeom>
-                    <a:ln/>
-                  </pic:spPr>
-                </pic:pic>
-              </a:graphicData>
-            </a:graphic>
-          </wp:inline>
-        </w:drawing>
-      </w:r>
-    </w:p>
-    <w:p>
-      <w:pPr>
-        <w:ind w:firstLine="708"/>
-        <w:jc w:val="both"/>
-        <w:rPr>
-          <w:rFonts w:ascii="Times New Roman" w:eastAsia="Times New Roman" w:hAnsi="Times New Roman" w:cs="Times New Roman"/>
-          <w:sz w:val="28"/>
-          <w:szCs w:val="28"/>
-        </w:rPr>
-      </w:pPr>
-      <w:r>
-        <w:rPr>
-          <w:rFonts w:ascii="Times New Roman" w:eastAsia="Times New Roman" w:hAnsi="Times New Roman" w:cs="Times New Roman"/>
-          <w:sz w:val="28"/>
-          <w:szCs w:val="28"/>
-        </w:rPr>
-        <w:t>Структура страницы каталог.</w:t>
-      </w:r>
-    </w:p>
-    <w:p>
-      <w:pPr>
-        <w:jc w:val="center"/>
-        <w:rPr>
-          <w:rFonts w:ascii="Times New Roman" w:eastAsia="Times New Roman" w:hAnsi="Times New Roman" w:cs="Times New Roman"/>
-          <w:sz w:val="28"/>
-          <w:szCs w:val="28"/>
-        </w:rPr>
-      </w:pPr>
-      <w:r>
-        <w:rPr>
-          <w:rFonts w:ascii="Times New Roman" w:eastAsia="Times New Roman" w:hAnsi="Times New Roman" w:cs="Times New Roman"/>
-          <w:noProof/>
-          <w:sz w:val="28"/>
-          <w:szCs w:val="28"/>
-        </w:rPr>
-        <w:lastRenderedPageBreak/>
-        <w:drawing>
-          <wp:inline distT="114300" distB="114300" distL="114300" distR="114300" wp14:anchorId="5E603AD0" wp14:editId="73DC0B79">
-            <wp:extent cx="5419323" cy="3627592"/>
-            <wp:effectExtent l="0" t="0" r="0" b="0"/>
-            <wp:docPr id="3" name="image6.png"/>
-            <wp:cNvGraphicFramePr/>
-            <a:graphic xmlns:a="http://schemas.openxmlformats.org/drawingml/2006/main">
-              <a:graphicData uri="http://schemas.openxmlformats.org/drawingml/2006/picture">
-                <pic:pic xmlns:pic="http://schemas.openxmlformats.org/drawingml/2006/picture">
-                  <pic:nvPicPr>
-                    <pic:cNvPr id="3" name="image6.png"/>
-                    <pic:cNvPicPr preferRelativeResize="0"/>
-                  </pic:nvPicPr>
-                  <pic:blipFill>
-                    <a:blip r:embed="rId16">
-                      <a:extLst>
-                        <a:ext uri="{28A0092B-C50C-407E-A947-70E740481C1C}">
-                          <a14:useLocalDpi xmlns:a14="http://schemas.microsoft.com/office/drawing/2010/main" val="0"/>
-                        </a:ext>
-                      </a:extLst>
-                    </a:blip>
-                    <a:stretch>
-                      <a:fillRect/>
-                    </a:stretch>
-                  </pic:blipFill>
-                  <pic:spPr>
-                    <a:xfrm>
-                      <a:off x="0" y="0"/>
-                      <a:ext cx="5419323" cy="3627592"/>
-                    </a:xfrm>
-                    <a:prstGeom prst="rect">
-                      <a:avLst/>
-                    </a:prstGeom>
-                    <a:ln/>
-                  </pic:spPr>
-                </pic:pic>
-              </a:graphicData>
-            </a:graphic>
-          </wp:inline>
-        </w:drawing>
-      </w:r>
-    </w:p>
-    <w:p>
-      <w:pPr>
-        <w:ind w:firstLine="708"/>
-        <w:jc w:val="both"/>
-        <w:rPr>
-          <w:rFonts w:ascii="Times New Roman" w:eastAsia="Times New Roman" w:hAnsi="Times New Roman" w:cs="Times New Roman"/>
-          <w:sz w:val="28"/>
-          <w:szCs w:val="28"/>
-        </w:rPr>
-      </w:pPr>
-      <w:r>
-        <w:rPr>
-          <w:rFonts w:ascii="Times New Roman" w:eastAsia="Times New Roman" w:hAnsi="Times New Roman" w:cs="Times New Roman"/>
-          <w:sz w:val="28"/>
-          <w:szCs w:val="28"/>
-        </w:rPr>
-        <w:t>Структура страницы женщинам.</w:t>
-      </w:r>
-    </w:p>
-    <w:p>
-      <w:pPr>
-        <w:jc w:val="center"/>
-        <w:rPr>
-          <w:rFonts w:ascii="Times New Roman" w:eastAsia="Times New Roman" w:hAnsi="Times New Roman" w:cs="Times New Roman"/>
-          <w:sz w:val="28"/>
-          <w:szCs w:val="28"/>
-        </w:rPr>
-      </w:pPr>
-      <w:r>
-        <w:rPr>
-          <w:rFonts w:ascii="Times New Roman" w:eastAsia="Times New Roman" w:hAnsi="Times New Roman" w:cs="Times New Roman"/>
-          <w:noProof/>
-          <w:sz w:val="28"/>
-          <w:szCs w:val="28"/>
-        </w:rPr>
-        <w:drawing>
-          <wp:inline distT="114300" distB="114300" distL="114300" distR="114300" wp14:anchorId="6DC195E1" wp14:editId="0C5589EC">
-            <wp:extent cx="5410200" cy="3776247"/>
-            <wp:effectExtent l="0" t="0" r="0" b="0"/>
-            <wp:docPr id="10" name="image5.png"/>
-            <wp:cNvGraphicFramePr/>
-            <a:graphic xmlns:a="http://schemas.openxmlformats.org/drawingml/2006/main">
-              <a:graphicData uri="http://schemas.openxmlformats.org/drawingml/2006/picture">
-                <pic:pic xmlns:pic="http://schemas.openxmlformats.org/drawingml/2006/picture">
-                  <pic:nvPicPr>
-                    <pic:cNvPr id="10" name="image5.png"/>
-                    <pic:cNvPicPr preferRelativeResize="0"/>
-                  </pic:nvPicPr>
-                  <pic:blipFill>
-                    <a:blip r:embed="rId17">
-                      <a:extLst>
-                        <a:ext uri="{28A0092B-C50C-407E-A947-70E740481C1C}">
-                          <a14:useLocalDpi xmlns:a14="http://schemas.microsoft.com/office/drawing/2010/main" val="0"/>
-                        </a:ext>
-                      </a:extLst>
-                    </a:blip>
-                    <a:stretch>
-                      <a:fillRect/>
-                    </a:stretch>
-                  </pic:blipFill>
-                  <pic:spPr>
-                    <a:xfrm>
-                      <a:off x="0" y="0"/>
-                      <a:ext cx="5410200" cy="3776247"/>
-                    </a:xfrm>
-                    <a:prstGeom prst="rect">
-                      <a:avLst/>
-                    </a:prstGeom>
-                    <a:ln/>
-                  </pic:spPr>
-                </pic:pic>
-              </a:graphicData>
-            </a:graphic>
-          </wp:inline>
-        </w:drawing>
-      </w:r>
-    </w:p>
-    <w:p>
-      <w:pPr>
-        <w:spacing w:after="0" w:line="360" w:lineRule="auto"/>
-        <w:ind w:left="-567" w:firstLine="1418"/>
-        <w:jc w:val="both"/>
-        <w:rPr>
-          <w:rFonts w:ascii="Times New Roman" w:hAnsi="Times New Roman" w:cs="Times New Roman"/>
-          <w:color w:val="000000"/>
-          <w:sz w:val="28"/>
-          <w:szCs w:val="28"/>
-        </w:rPr>
-      </w:pPr>
-      <w:r>
-        <w:rPr>
-          <w:rFonts w:ascii="Times New Roman" w:eastAsia="Times New Roman" w:hAnsi="Times New Roman" w:cs="Times New Roman"/>
-          <w:sz w:val="28"/>
-          <w:szCs w:val="24"/>
-          <w:lang w:eastAsia="ru-RU"/>
-        </w:rPr>
-        <w:t xml:space="preserve">Был описан основной стиль сайта в файле </w:t>
-      </w:r>
-      <w:r>
-        <w:rPr>
-          <w:rFonts w:ascii="Times New Roman" w:eastAsia="Times New Roman" w:hAnsi="Times New Roman" w:cs="Times New Roman"/>
-          <w:sz w:val="28"/>
-          <w:szCs w:val="24"/>
-          <w:lang w:val="en-US" w:eastAsia="ru-RU"/>
-        </w:rPr>
-        <w:t>style</w:t>
-      </w:r>
-      <w:r>
-        <w:rPr>
-          <w:rFonts w:ascii="Times New Roman" w:eastAsia="Times New Roman" w:hAnsi="Times New Roman" w:cs="Times New Roman"/>
-          <w:sz w:val="28"/>
-          <w:szCs w:val="24"/>
-          <w:lang w:eastAsia="ru-RU"/>
-        </w:rPr>
-        <w:t>.</w:t>
-      </w:r>
-      <w:proofErr w:type="spellStart"/>
-      <w:r>
-        <w:rPr>
-          <w:rFonts w:ascii="Times New Roman" w:eastAsia="Times New Roman" w:hAnsi="Times New Roman" w:cs="Times New Roman"/>
-          <w:sz w:val="28"/>
-          <w:szCs w:val="24"/>
-          <w:lang w:val="en-US" w:eastAsia="ru-RU"/>
-        </w:rPr>
-        <w:t>css</w:t>
-      </w:r>
-      <w:proofErr w:type="spellEnd"/>
-      <w:r>
-        <w:rPr>
-          <w:rFonts w:ascii="Times New Roman" w:eastAsia="Times New Roman" w:hAnsi="Times New Roman" w:cs="Times New Roman"/>
-          <w:sz w:val="28"/>
-          <w:szCs w:val="24"/>
-          <w:lang w:eastAsia="ru-RU"/>
-        </w:rPr>
-        <w:t>.</w:t>
-      </w:r>
-    </w:p>
-    <w:tbl>
-      <w:tblPr>
-        <w:tblStyle w:val="a8"/>
-        <w:tblW w:w="11219" w:type="dxa"/>
-        <w:tblInd w:w="-1281" w:type="dxa"/>
-        <w:tblBorders>
-          <w:top w:val="single" w:sz="4" w:space="0" w:color="FFFFFF" w:themeColor="background1"/>
-          <w:left w:val="single" w:sz="4" w:space="0" w:color="FFFFFF" w:themeColor="background1"/>
-          <w:bottom w:val="single" w:sz="4" w:space="0" w:color="FFFFFF" w:themeColor="background1"/>
-          <w:right w:val="single" w:sz="4" w:space="0" w:color="FFFFFF" w:themeColor="background1"/>
-          <w:insideH w:val="single" w:sz="4" w:space="0" w:color="FFFFFF" w:themeColor="background1"/>
-          <w:insideV w:val="single" w:sz="4" w:space="0" w:color="FFFFFF" w:themeColor="background1"/>
-        </w:tblBorders>
-        <w:tblLook w:val="04A0" w:firstRow="1" w:lastRow="0" w:firstColumn="1" w:lastColumn="0" w:noHBand="0" w:noVBand="1"/>
-      </w:tblPr>
-      <w:tblGrid>
-        <w:gridCol w:w="5633"/>
-        <w:gridCol w:w="5586"/>
-      </w:tblGrid>
-      <w:tr>
-        <w:tc>
-          <w:tcPr>
-            <w:tcW w:w="5693" w:type="dxa"/>
-          </w:tcPr>
-          <w:p>
-            <w:pPr>
-              <w:spacing w:line="360" w:lineRule="auto"/>
-              <w:jc w:val="both"/>
-              <w:rPr>
-                <w:rFonts w:ascii="Times New Roman" w:eastAsia="Times New Roman" w:hAnsi="Times New Roman" w:cs="Times New Roman"/>
-                <w:sz w:val="28"/>
-                <w:szCs w:val="28"/>
-              </w:rPr>
-            </w:pPr>
-            <w:r>
-              <w:rPr>
-                <w:rFonts w:ascii="Times New Roman" w:eastAsia="Times New Roman" w:hAnsi="Times New Roman" w:cs="Times New Roman"/>
-                <w:noProof/>
-                <w:sz w:val="28"/>
-                <w:szCs w:val="28"/>
-              </w:rPr>
-              <w:lastRenderedPageBreak/>
-              <w:drawing>
-                <wp:inline distT="114300" distB="114300" distL="114300" distR="114300" wp14:anchorId="4B30EF69" wp14:editId="2CD75611">
-                  <wp:extent cx="3419475" cy="6629400"/>
-                  <wp:effectExtent l="0" t="0" r="9525" b="0"/>
-                  <wp:docPr id="32" name="image2.png"/>
-                  <wp:cNvGraphicFramePr/>
-                  <a:graphic xmlns:a="http://schemas.openxmlformats.org/drawingml/2006/main">
-                    <a:graphicData uri="http://schemas.openxmlformats.org/drawingml/2006/picture">
-                      <pic:pic xmlns:pic="http://schemas.openxmlformats.org/drawingml/2006/picture">
-                        <pic:nvPicPr>
-                          <pic:cNvPr id="32" name="image2.png"/>
-                          <pic:cNvPicPr preferRelativeResize="0"/>
-                        </pic:nvPicPr>
-                        <pic:blipFill>
-                          <a:blip r:embed="rId18">
-                            <a:extLst>
-                              <a:ext uri="{28A0092B-C50C-407E-A947-70E740481C1C}">
-                                <a14:useLocalDpi xmlns:a14="http://schemas.microsoft.com/office/drawing/2010/main" val="0"/>
-                              </a:ext>
-                            </a:extLst>
-                          </a:blip>
-                          <a:stretch>
-                            <a:fillRect/>
-                          </a:stretch>
-                        </pic:blipFill>
-                        <pic:spPr>
-                          <a:xfrm>
-                            <a:off x="0" y="0"/>
-                            <a:ext cx="3420467" cy="6631323"/>
-                          </a:xfrm>
-                          <a:prstGeom prst="rect">
-                            <a:avLst/>
-                          </a:prstGeom>
-                          <a:ln/>
-                        </pic:spPr>
-                      </pic:pic>
-                    </a:graphicData>
-                  </a:graphic>
-                </wp:inline>
-              </w:drawing>
-            </w:r>
-          </w:p>
-        </w:tc>
-        <w:tc>
-          <w:tcPr>
-            <w:tcW w:w="5526" w:type="dxa"/>
-          </w:tcPr>
-          <w:p>
-            <w:pPr>
-              <w:spacing w:line="360" w:lineRule="auto"/>
-              <w:jc w:val="both"/>
-              <w:rPr>
-                <w:rFonts w:ascii="Times New Roman" w:eastAsia="Times New Roman" w:hAnsi="Times New Roman" w:cs="Times New Roman"/>
-                <w:sz w:val="28"/>
-                <w:szCs w:val="28"/>
-              </w:rPr>
-            </w:pPr>
-            <w:r>
-              <w:rPr>
-                <w:rFonts w:ascii="Times New Roman" w:eastAsia="Times New Roman" w:hAnsi="Times New Roman" w:cs="Times New Roman"/>
-                <w:noProof/>
-                <w:sz w:val="28"/>
-                <w:szCs w:val="28"/>
-              </w:rPr>
-              <w:drawing>
-                <wp:inline distT="114300" distB="114300" distL="114300" distR="114300" wp14:anchorId="2F0FAC05" wp14:editId="5DAC777B">
-                  <wp:extent cx="3381375" cy="6648450"/>
-                  <wp:effectExtent l="0" t="0" r="9525" b="0"/>
-                  <wp:docPr id="33" name="image6.png"/>
-                  <wp:cNvGraphicFramePr/>
-                  <a:graphic xmlns:a="http://schemas.openxmlformats.org/drawingml/2006/main">
-                    <a:graphicData uri="http://schemas.openxmlformats.org/drawingml/2006/picture">
-                      <pic:pic xmlns:pic="http://schemas.openxmlformats.org/drawingml/2006/picture">
-                        <pic:nvPicPr>
-                          <pic:cNvPr id="33" name="image6.png"/>
-                          <pic:cNvPicPr preferRelativeResize="0"/>
-                        </pic:nvPicPr>
-                        <pic:blipFill>
-                          <a:blip r:embed="rId19">
-                            <a:extLst>
-                              <a:ext uri="{28A0092B-C50C-407E-A947-70E740481C1C}">
-                                <a14:useLocalDpi xmlns:a14="http://schemas.microsoft.com/office/drawing/2010/main" val="0"/>
-                              </a:ext>
-                            </a:extLst>
-                          </a:blip>
-                          <a:stretch>
-                            <a:fillRect/>
-                          </a:stretch>
-                        </pic:blipFill>
-                        <pic:spPr>
-                          <a:xfrm>
-                            <a:off x="0" y="0"/>
-                            <a:ext cx="3381538" cy="6648771"/>
-                          </a:xfrm>
-                          <a:prstGeom prst="rect">
-                            <a:avLst/>
-                          </a:prstGeom>
-                          <a:ln/>
-                        </pic:spPr>
-                      </pic:pic>
-                    </a:graphicData>
-                  </a:graphic>
-                </wp:inline>
-              </w:drawing>
-            </w:r>
-          </w:p>
-        </w:tc>
-      </w:tr>
-      <w:tr>
-        <w:tc>
-          <w:tcPr>
-            <w:tcW w:w="5693" w:type="dxa"/>
-          </w:tcPr>
-          <w:p>
-            <w:pPr>
-              <w:spacing w:line="360" w:lineRule="auto"/>
-              <w:jc w:val="both"/>
-              <w:rPr>
-                <w:rFonts w:ascii="Times New Roman" w:eastAsia="Times New Roman" w:hAnsi="Times New Roman" w:cs="Times New Roman"/>
-                <w:sz w:val="28"/>
-                <w:szCs w:val="28"/>
-              </w:rPr>
-            </w:pPr>
-            <w:r>
-              <w:rPr>
-                <w:rFonts w:ascii="Times New Roman" w:eastAsia="Times New Roman" w:hAnsi="Times New Roman" w:cs="Times New Roman"/>
-                <w:noProof/>
-                <w:sz w:val="28"/>
-                <w:szCs w:val="28"/>
-              </w:rPr>
-              <w:lastRenderedPageBreak/>
-              <w:drawing>
-                <wp:inline distT="114300" distB="114300" distL="114300" distR="114300" wp14:anchorId="4B5ED37D" wp14:editId="619BE041">
-                  <wp:extent cx="3390900" cy="5781675"/>
-                  <wp:effectExtent l="0" t="0" r="0" b="9525"/>
-                  <wp:docPr id="34" name="image4.png"/>
-                  <wp:cNvGraphicFramePr/>
-                  <a:graphic xmlns:a="http://schemas.openxmlformats.org/drawingml/2006/main">
-                    <a:graphicData uri="http://schemas.openxmlformats.org/drawingml/2006/picture">
-                      <pic:pic xmlns:pic="http://schemas.openxmlformats.org/drawingml/2006/picture">
-                        <pic:nvPicPr>
-                          <pic:cNvPr id="34" name="image4.png"/>
-                          <pic:cNvPicPr preferRelativeResize="0"/>
-                        </pic:nvPicPr>
-                        <pic:blipFill>
-                          <a:blip r:embed="rId20">
-                            <a:extLst>
-                              <a:ext uri="{28A0092B-C50C-407E-A947-70E740481C1C}">
-                                <a14:useLocalDpi xmlns:a14="http://schemas.microsoft.com/office/drawing/2010/main" val="0"/>
-                              </a:ext>
-                            </a:extLst>
-                          </a:blip>
-                          <a:stretch>
-                            <a:fillRect/>
-                          </a:stretch>
-                        </pic:blipFill>
-                        <pic:spPr>
-                          <a:xfrm>
-                            <a:off x="0" y="0"/>
-                            <a:ext cx="3391348" cy="5782439"/>
-                          </a:xfrm>
-                          <a:prstGeom prst="rect">
-                            <a:avLst/>
-                          </a:prstGeom>
-                          <a:ln/>
-                        </pic:spPr>
-                      </pic:pic>
-                    </a:graphicData>
-                  </a:graphic>
-                </wp:inline>
-              </w:drawing>
-            </w:r>
-          </w:p>
-        </w:tc>
-        <w:tc>
-          <w:tcPr>
-            <w:tcW w:w="5526" w:type="dxa"/>
-          </w:tcPr>
-          <w:p>
-            <w:pPr>
-              <w:spacing w:line="360" w:lineRule="auto"/>
-              <w:jc w:val="both"/>
-              <w:rPr>
-                <w:rFonts w:ascii="Times New Roman" w:eastAsia="Times New Roman" w:hAnsi="Times New Roman" w:cs="Times New Roman"/>
-                <w:sz w:val="28"/>
-                <w:szCs w:val="28"/>
-              </w:rPr>
-            </w:pPr>
-            <w:r>
-              <w:rPr>
-                <w:rFonts w:ascii="Times New Roman" w:eastAsia="Times New Roman" w:hAnsi="Times New Roman" w:cs="Times New Roman"/>
-                <w:noProof/>
-                <w:sz w:val="28"/>
-                <w:szCs w:val="28"/>
-              </w:rPr>
-              <w:drawing>
-                <wp:inline distT="114300" distB="114300" distL="114300" distR="114300" wp14:anchorId="4457F8DC" wp14:editId="2C867684">
-                  <wp:extent cx="3333750" cy="5810250"/>
-                  <wp:effectExtent l="0" t="0" r="0" b="0"/>
-                  <wp:docPr id="35" name="image1.png"/>
-                  <wp:cNvGraphicFramePr/>
-                  <a:graphic xmlns:a="http://schemas.openxmlformats.org/drawingml/2006/main">
-                    <a:graphicData uri="http://schemas.openxmlformats.org/drawingml/2006/picture">
-                      <pic:pic xmlns:pic="http://schemas.openxmlformats.org/drawingml/2006/picture">
-                        <pic:nvPicPr>
-                          <pic:cNvPr id="35" name="image1.png"/>
-                          <pic:cNvPicPr preferRelativeResize="0"/>
-                        </pic:nvPicPr>
-                        <pic:blipFill>
-                          <a:blip r:embed="rId21">
-                            <a:extLst>
-                              <a:ext uri="{28A0092B-C50C-407E-A947-70E740481C1C}">
-                                <a14:useLocalDpi xmlns:a14="http://schemas.microsoft.com/office/drawing/2010/main" val="0"/>
-                              </a:ext>
-                            </a:extLst>
-                          </a:blip>
-                          <a:stretch>
-                            <a:fillRect/>
-                          </a:stretch>
-                        </pic:blipFill>
-                        <pic:spPr>
-                          <a:xfrm>
-                            <a:off x="0" y="0"/>
-                            <a:ext cx="3333998" cy="5810682"/>
-                          </a:xfrm>
-                          <a:prstGeom prst="rect">
-                            <a:avLst/>
-                          </a:prstGeom>
-                          <a:ln/>
-                        </pic:spPr>
-                      </pic:pic>
-                    </a:graphicData>
-                  </a:graphic>
-                </wp:inline>
-              </w:drawing>
-            </w:r>
-          </w:p>
-        </w:tc>
-      </w:tr>
-      <w:tr>
-        <w:tc>
-          <w:tcPr>
-            <w:tcW w:w="5693" w:type="dxa"/>
-          </w:tcPr>
-          <w:p>
-            <w:pPr>
-              <w:spacing w:line="360" w:lineRule="auto"/>
-              <w:jc w:val="both"/>
-              <w:rPr>
-                <w:rFonts w:ascii="Times New Roman" w:eastAsia="Times New Roman" w:hAnsi="Times New Roman" w:cs="Times New Roman"/>
-                <w:sz w:val="28"/>
-                <w:szCs w:val="28"/>
-              </w:rPr>
-            </w:pPr>
-            <w:r>
-              <w:rPr>
-                <w:rFonts w:ascii="Times New Roman" w:eastAsia="Times New Roman" w:hAnsi="Times New Roman" w:cs="Times New Roman"/>
-                <w:noProof/>
-                <w:sz w:val="28"/>
-                <w:szCs w:val="28"/>
-              </w:rPr>
-              <w:lastRenderedPageBreak/>
-              <w:drawing>
-                <wp:inline distT="114300" distB="114300" distL="114300" distR="114300" wp14:anchorId="692464D9" wp14:editId="4239769F">
-                  <wp:extent cx="3381375" cy="6715125"/>
-                  <wp:effectExtent l="0" t="0" r="9525" b="9525"/>
-                  <wp:docPr id="36" name="image3.png"/>
-                  <wp:cNvGraphicFramePr/>
-                  <a:graphic xmlns:a="http://schemas.openxmlformats.org/drawingml/2006/main">
-                    <a:graphicData uri="http://schemas.openxmlformats.org/drawingml/2006/picture">
-                      <pic:pic xmlns:pic="http://schemas.openxmlformats.org/drawingml/2006/picture">
-                        <pic:nvPicPr>
-                          <pic:cNvPr id="36" name="image3.png"/>
-                          <pic:cNvPicPr preferRelativeResize="0"/>
-                        </pic:nvPicPr>
-                        <pic:blipFill>
-                          <a:blip r:embed="rId22">
-                            <a:extLst>
-                              <a:ext uri="{28A0092B-C50C-407E-A947-70E740481C1C}">
-                                <a14:useLocalDpi xmlns:a14="http://schemas.microsoft.com/office/drawing/2010/main" val="0"/>
-                              </a:ext>
-                            </a:extLst>
-                          </a:blip>
-                          <a:stretch>
-                            <a:fillRect/>
-                          </a:stretch>
-                        </pic:blipFill>
-                        <pic:spPr>
-                          <a:xfrm>
-                            <a:off x="0" y="0"/>
-                            <a:ext cx="3382717" cy="6717790"/>
-                          </a:xfrm>
-                          <a:prstGeom prst="rect">
-                            <a:avLst/>
-                          </a:prstGeom>
-                          <a:ln/>
-                        </pic:spPr>
-                      </pic:pic>
-                    </a:graphicData>
-                  </a:graphic>
-                </wp:inline>
-              </w:drawing>
-            </w:r>
-          </w:p>
-          <w:p>
-            <w:pPr>
-              <w:spacing w:line="360" w:lineRule="auto"/>
-              <w:jc w:val="both"/>
-              <w:rPr>
-                <w:rFonts w:ascii="Times New Roman" w:eastAsia="Times New Roman" w:hAnsi="Times New Roman" w:cs="Times New Roman"/>
-                <w:sz w:val="28"/>
-                <w:szCs w:val="28"/>
-              </w:rPr>
-            </w:pPr>
-            <w:r>
-              <w:rPr>
-                <w:noProof/>
-              </w:rPr>
-              <w:lastRenderedPageBreak/>
-              <w:drawing>
-                <wp:inline distT="0" distB="0" distL="0" distR="0" wp14:anchorId="6FB19221" wp14:editId="380E6C7B">
-                  <wp:extent cx="3219450" cy="4846484"/>
-                  <wp:effectExtent l="0" t="0" r="0" b="0"/>
-                  <wp:docPr id="27" name="Рисунок 27"/>
-                  <wp:cNvGraphicFramePr>
-                    <a:graphicFrameLocks xmlns:a="http://schemas.openxmlformats.org/drawingml/2006/main" noChangeAspect="1"/>
-                  </wp:cNvGraphicFramePr>
-                  <a:graphic xmlns:a="http://schemas.openxmlformats.org/drawingml/2006/main">
-                    <a:graphicData uri="http://schemas.openxmlformats.org/drawingml/2006/picture">
-                      <pic:pic xmlns:pic="http://schemas.openxmlformats.org/drawingml/2006/picture">
-                        <pic:nvPicPr>
-                          <pic:cNvPr id="1" name=""/>
-                          <pic:cNvPicPr/>
-                        </pic:nvPicPr>
-                        <pic:blipFill>
-                          <a:blip r:embed="rId23"/>
-                          <a:stretch>
-                            <a:fillRect/>
-                          </a:stretch>
-                        </pic:blipFill>
-                        <pic:spPr>
-                          <a:xfrm>
-                            <a:off x="0" y="0"/>
-                            <a:ext cx="3222624" cy="4851262"/>
-                          </a:xfrm>
-                          <a:prstGeom prst="rect">
-                            <a:avLst/>
-                          </a:prstGeom>
-                        </pic:spPr>
-                      </pic:pic>
-                    </a:graphicData>
-                  </a:graphic>
-                </wp:inline>
-              </w:drawing>
-            </w:r>
-          </w:p>
-        </w:tc>
-        <w:tc>
-          <w:tcPr>
-            <w:tcW w:w="5526" w:type="dxa"/>
-          </w:tcPr>
-          <w:p>
-            <w:pPr>
-              <w:spacing w:line="360" w:lineRule="auto"/>
-              <w:jc w:val="both"/>
-              <w:rPr>
-                <w:rFonts w:ascii="Times New Roman" w:eastAsia="Times New Roman" w:hAnsi="Times New Roman" w:cs="Times New Roman"/>
-                <w:sz w:val="28"/>
-                <w:szCs w:val="28"/>
-              </w:rPr>
-            </w:pPr>
-            <w:r>
-              <w:rPr>
-                <w:rFonts w:ascii="Times New Roman" w:eastAsia="Times New Roman" w:hAnsi="Times New Roman" w:cs="Times New Roman"/>
-                <w:noProof/>
-                <w:sz w:val="28"/>
-                <w:szCs w:val="28"/>
-              </w:rPr>
-              <w:lastRenderedPageBreak/>
-              <w:drawing>
-                <wp:inline distT="114300" distB="114300" distL="114300" distR="114300" wp14:anchorId="421852D3" wp14:editId="2831CDBF">
-                  <wp:extent cx="3409950" cy="6734175"/>
-                  <wp:effectExtent l="0" t="0" r="0" b="9525"/>
-                  <wp:docPr id="37" name="image9.png"/>
-                  <wp:cNvGraphicFramePr/>
-                  <a:graphic xmlns:a="http://schemas.openxmlformats.org/drawingml/2006/main">
-                    <a:graphicData uri="http://schemas.openxmlformats.org/drawingml/2006/picture">
-                      <pic:pic xmlns:pic="http://schemas.openxmlformats.org/drawingml/2006/picture">
-                        <pic:nvPicPr>
-                          <pic:cNvPr id="37" name="image9.png"/>
-                          <pic:cNvPicPr preferRelativeResize="0"/>
-                        </pic:nvPicPr>
-                        <pic:blipFill>
-                          <a:blip r:embed="rId24">
-                            <a:extLst>
-                              <a:ext uri="{28A0092B-C50C-407E-A947-70E740481C1C}">
-                                <a14:useLocalDpi xmlns:a14="http://schemas.microsoft.com/office/drawing/2010/main" val="0"/>
-                              </a:ext>
-                            </a:extLst>
-                          </a:blip>
-                          <a:stretch>
-                            <a:fillRect/>
-                          </a:stretch>
-                        </pic:blipFill>
-                        <pic:spPr>
-                          <a:xfrm>
-                            <a:off x="0" y="0"/>
-                            <a:ext cx="3410123" cy="6734517"/>
-                          </a:xfrm>
-                          <a:prstGeom prst="rect">
-                            <a:avLst/>
-                          </a:prstGeom>
-                          <a:ln/>
-                        </pic:spPr>
-                      </pic:pic>
-                    </a:graphicData>
-                  </a:graphic>
-                </wp:inline>
-              </w:drawing>
-            </w:r>
-          </w:p>
-          <w:p>
-            <w:pPr>
-              <w:spacing w:line="360" w:lineRule="auto"/>
-              <w:jc w:val="both"/>
-              <w:rPr>
-                <w:rFonts w:ascii="Times New Roman" w:eastAsia="Times New Roman" w:hAnsi="Times New Roman" w:cs="Times New Roman"/>
-                <w:sz w:val="28"/>
-                <w:szCs w:val="28"/>
-              </w:rPr>
-            </w:pPr>
-          </w:p>
-        </w:tc>
-      </w:tr>
-    </w:tbl>
-    <w:p>
-      <w:pPr>
-        <w:spacing w:line="360" w:lineRule="auto"/>
-        <w:ind w:firstLine="708"/>
-        <w:jc w:val="both"/>
-        <w:rPr>
-          <w:rFonts w:ascii="Times New Roman" w:eastAsia="Times New Roman" w:hAnsi="Times New Roman" w:cs="Times New Roman"/>
-          <w:sz w:val="28"/>
-          <w:szCs w:val="28"/>
-        </w:rPr>
-      </w:pPr>
-    </w:p>
-    <w:p>
-      <w:pPr>
-        <w:spacing w:after="160" w:line="259" w:lineRule="auto"/>
-        <w:rPr>
-          <w:rFonts w:ascii="Times New Roman" w:eastAsia="Times New Roman" w:hAnsi="Times New Roman" w:cs="Times New Roman"/>
-          <w:sz w:val="28"/>
-          <w:szCs w:val="24"/>
-          <w:lang w:eastAsia="ru-RU"/>
-        </w:rPr>
-      </w:pPr>
-      <w:r>
-        <w:rPr>
-          <w:rFonts w:ascii="Times New Roman" w:eastAsia="Times New Roman" w:hAnsi="Times New Roman" w:cs="Times New Roman"/>
-          <w:sz w:val="28"/>
-          <w:szCs w:val="24"/>
-          <w:lang w:eastAsia="ru-RU"/>
-        </w:rPr>
-        <w:br w:type="page"/>
-      </w:r>
-    </w:p>
-    <w:p>
-      <w:pPr>
-        <w:spacing w:after="0" w:line="360" w:lineRule="auto"/>
-        <w:ind w:left="-567" w:firstLine="1134"/>
-        <w:jc w:val="both"/>
-        <w:rPr>
-          <w:rFonts w:ascii="Times New Roman" w:hAnsi="Times New Roman" w:cs="Times New Roman"/>
-          <w:color w:val="000000"/>
-          <w:sz w:val="28"/>
-          <w:szCs w:val="28"/>
-        </w:rPr>
-      </w:pPr>
-      <w:r>
-        <w:rPr>
-          <w:rFonts w:ascii="Times New Roman" w:eastAsia="Times New Roman" w:hAnsi="Times New Roman" w:cs="Times New Roman"/>
-          <w:sz w:val="28"/>
-          <w:szCs w:val="24"/>
-          <w:lang w:eastAsia="ru-RU"/>
-        </w:rPr>
-        <w:lastRenderedPageBreak/>
-        <w:t>После была выполнена разметка страниц и наполнение их контентом.</w:t>
-      </w:r>
-    </w:p>
-    <w:p>
-      <w:pPr>
-        <w:spacing w:after="0" w:line="360" w:lineRule="auto"/>
-        <w:ind w:left="-567" w:firstLine="1134"/>
-        <w:jc w:val="both"/>
-        <w:rPr>
-          <w:rFonts w:ascii="Times New Roman" w:eastAsia="Times New Roman" w:hAnsi="Times New Roman" w:cs="Times New Roman"/>
-          <w:sz w:val="28"/>
-          <w:szCs w:val="24"/>
-          <w:lang w:eastAsia="ru-RU"/>
-        </w:rPr>
-      </w:pPr>
-      <w:r>
-        <w:rPr>
-          <w:rFonts w:ascii="Times New Roman" w:eastAsia="Times New Roman" w:hAnsi="Times New Roman" w:cs="Times New Roman"/>
-          <w:sz w:val="28"/>
-          <w:szCs w:val="24"/>
-          <w:lang w:eastAsia="ru-RU"/>
-        </w:rPr>
-        <w:t>На первой странице расположены три квадрата, которые могут менять цвет с белого на черный при нажатии на кнопку "ПЕРЕКЛЮЧИТЬ ЦВЕТ".</w:t>
-      </w:r>
-    </w:p>
-    <w:p>
-      <w:pPr>
-        <w:spacing w:after="0" w:line="360" w:lineRule="auto"/>
-        <w:ind w:left="-567" w:firstLine="1134"/>
-        <w:jc w:val="both"/>
-        <w:rPr>
-          <w:rFonts w:ascii="Times New Roman" w:eastAsia="Times New Roman" w:hAnsi="Times New Roman" w:cs="Times New Roman"/>
-          <w:sz w:val="28"/>
-          <w:szCs w:val="24"/>
-          <w:lang w:eastAsia="ru-RU"/>
-        </w:rPr>
-      </w:pPr>
-      <w:r>
-        <w:rPr>
-          <w:rFonts w:ascii="Times New Roman" w:eastAsia="Times New Roman" w:hAnsi="Times New Roman" w:cs="Times New Roman"/>
-          <w:noProof/>
-          <w:sz w:val="28"/>
-          <w:szCs w:val="24"/>
-          <w:lang w:eastAsia="ru-RU"/>
-        </w:rPr>
-        <w:drawing>
-          <wp:inline distT="114300" distB="114300" distL="114300" distR="114300" wp14:anchorId="19D6C32D" wp14:editId="60882732">
-            <wp:extent cx="4800600" cy="3971925"/>
-            <wp:effectExtent l="0" t="0" r="0" b="9525"/>
-            <wp:docPr id="38" name="image11.png"/>
-            <wp:cNvGraphicFramePr/>
-            <a:graphic xmlns:a="http://schemas.openxmlformats.org/drawingml/2006/main">
-              <a:graphicData uri="http://schemas.openxmlformats.org/drawingml/2006/picture">
-                <pic:pic xmlns:pic="http://schemas.openxmlformats.org/drawingml/2006/picture">
-                  <pic:nvPicPr>
-                    <pic:cNvPr id="38" name="image11.png"/>
-                    <pic:cNvPicPr preferRelativeResize="0"/>
-                  </pic:nvPicPr>
-                  <pic:blipFill>
-                    <a:blip r:embed="rId25">
-                      <a:extLst>
-                        <a:ext uri="{28A0092B-C50C-407E-A947-70E740481C1C}">
-                          <a14:useLocalDpi xmlns:a14="http://schemas.microsoft.com/office/drawing/2010/main" val="0"/>
-                        </a:ext>
-                      </a:extLst>
-                    </a:blip>
-                    <a:stretch>
-                      <a:fillRect/>
-                    </a:stretch>
-                  </pic:blipFill>
-                  <pic:spPr>
-                    <a:xfrm>
-                      <a:off x="0" y="0"/>
-                      <a:ext cx="4801131" cy="3972364"/>
-                    </a:xfrm>
-                    <a:prstGeom prst="rect">
-                      <a:avLst/>
-                    </a:prstGeom>
-                    <a:ln/>
-                  </pic:spPr>
-                </pic:pic>
-              </a:graphicData>
-            </a:graphic>
-          </wp:inline>
-        </w:drawing>
-      </w:r>
-    </w:p>
-    <w:p>
-      <w:pPr>
-        <w:spacing w:after="0" w:line="360" w:lineRule="auto"/>
-        <w:ind w:left="-567" w:firstLine="1134"/>
-        <w:jc w:val="both"/>
-        <w:rPr>
-          <w:rFonts w:ascii="Times New Roman" w:eastAsia="Times New Roman" w:hAnsi="Times New Roman" w:cs="Times New Roman"/>
-          <w:sz w:val="28"/>
-          <w:szCs w:val="24"/>
-          <w:lang w:eastAsia="ru-RU"/>
-        </w:rPr>
-      </w:pPr>
-      <w:r>
-        <w:rPr>
-          <w:rFonts w:ascii="Times New Roman" w:eastAsia="Times New Roman" w:hAnsi="Times New Roman" w:cs="Times New Roman"/>
-          <w:noProof/>
-          <w:sz w:val="28"/>
-          <w:szCs w:val="24"/>
-          <w:lang w:eastAsia="ru-RU"/>
-        </w:rPr>
-        <w:drawing>
-          <wp:inline distT="114300" distB="114300" distL="114300" distR="114300" wp14:anchorId="095653AE" wp14:editId="3E6A8BEB">
-            <wp:extent cx="4800600" cy="4067175"/>
-            <wp:effectExtent l="0" t="0" r="0" b="9525"/>
-            <wp:docPr id="74" name="image11.png"/>
-            <wp:cNvGraphicFramePr/>
-            <a:graphic xmlns:a="http://schemas.openxmlformats.org/drawingml/2006/main">
-              <a:graphicData uri="http://schemas.openxmlformats.org/drawingml/2006/picture">
-                <pic:pic xmlns:pic="http://schemas.openxmlformats.org/drawingml/2006/picture">
-                  <pic:nvPicPr>
-                    <pic:cNvPr id="74" name="image11.png"/>
-                    <pic:cNvPicPr preferRelativeResize="0"/>
-                  </pic:nvPicPr>
-                  <pic:blipFill>
-                    <a:blip r:embed="rId26">
-                      <a:extLst>
-                        <a:ext uri="{28A0092B-C50C-407E-A947-70E740481C1C}">
-                          <a14:useLocalDpi xmlns:a14="http://schemas.microsoft.com/office/drawing/2010/main" val="0"/>
-                        </a:ext>
-                      </a:extLst>
-                    </a:blip>
-                    <a:stretch>
-                      <a:fillRect/>
-                    </a:stretch>
-                  </pic:blipFill>
-                  <pic:spPr>
-                    <a:xfrm>
-                      <a:off x="0" y="0"/>
-                      <a:ext cx="4801130" cy="4067624"/>
-                    </a:xfrm>
-                    <a:prstGeom prst="rect">
-                      <a:avLst/>
-                    </a:prstGeom>
-                    <a:ln/>
-                  </pic:spPr>
-                </pic:pic>
-              </a:graphicData>
-            </a:graphic>
-          </wp:inline>
-        </w:drawing>
-      </w:r>
-      <w:r>
-        <w:rPr>
-          <w:rFonts w:ascii="Times New Roman" w:eastAsia="Times New Roman" w:hAnsi="Times New Roman" w:cs="Times New Roman"/>
-          <w:sz w:val="28"/>
-          <w:szCs w:val="28"/>
-        </w:rPr>
-        <w:br w:type="page"/>
-      </w:r>
-    </w:p>
-    <w:p>
-      <w:pPr>
-        <w:spacing w:after="0" w:line="360" w:lineRule="auto"/>
-        <w:ind w:left="-567" w:firstLine="1134"/>
-        <w:jc w:val="both"/>
-        <w:rPr>
-          <w:rFonts w:ascii="Times New Roman" w:eastAsia="Times New Roman" w:hAnsi="Times New Roman" w:cs="Times New Roman"/>
-          <w:sz w:val="28"/>
-          <w:szCs w:val="24"/>
-          <w:lang w:eastAsia="ru-RU"/>
-        </w:rPr>
-      </w:pPr>
-      <w:r>
-        <w:rPr>
-          <w:rFonts w:ascii="Times New Roman" w:eastAsia="Times New Roman" w:hAnsi="Times New Roman" w:cs="Times New Roman"/>
-          <w:sz w:val="28"/>
-          <w:szCs w:val="24"/>
-          <w:lang w:eastAsia="ru-RU"/>
-        </w:rPr>
-        <w:lastRenderedPageBreak/>
-        <w:t>На второй странице расположены четыре большие кнопки (А, Б, В, Г), счетчик нажатий и кнопка сброса. Каждое нажатие на любую из кнопок увеличивает счетчик на 1. Кнопка "ОБНУЛИТЬ" сбрасывает счетчик в 0.</w:t>
-      </w:r>
-    </w:p>
-    <w:p>
-      <w:pPr>
-        <w:spacing w:after="0" w:line="360" w:lineRule="auto"/>
-        <w:ind w:left="-567" w:firstLine="1134"/>
-        <w:jc w:val="center"/>
-        <w:rPr>
-          <w:rFonts w:ascii="Times New Roman" w:eastAsia="Times New Roman" w:hAnsi="Times New Roman" w:cs="Times New Roman"/>
-          <w:sz w:val="28"/>
-          <w:szCs w:val="24"/>
-          <w:lang w:eastAsia="ru-RU"/>
-        </w:rPr>
-      </w:pPr>
-      <w:r>
-        <w:rPr>
-          <w:rFonts w:ascii="Times New Roman" w:eastAsia="Times New Roman" w:hAnsi="Times New Roman" w:cs="Times New Roman"/>
-          <w:noProof/>
-          <w:sz w:val="28"/>
-          <w:szCs w:val="24"/>
-          <w:lang w:eastAsia="ru-RU"/>
-        </w:rPr>
-        <w:drawing>
-          <wp:inline distT="114300" distB="114300" distL="114300" distR="114300" wp14:anchorId="4DDB6C54" wp14:editId="7535B8A9">
-            <wp:extent cx="5591175" cy="5324475"/>
-            <wp:effectExtent l="0" t="0" r="9525" b="9525"/>
-            <wp:docPr id="42" name="image16.png"/>
-            <wp:cNvGraphicFramePr/>
-            <a:graphic xmlns:a="http://schemas.openxmlformats.org/drawingml/2006/main">
-              <a:graphicData uri="http://schemas.openxmlformats.org/drawingml/2006/picture">
-                <pic:pic xmlns:pic="http://schemas.openxmlformats.org/drawingml/2006/picture">
-                  <pic:nvPicPr>
-                    <pic:cNvPr id="42" name="image16.png"/>
-                    <pic:cNvPicPr preferRelativeResize="0"/>
-                  </pic:nvPicPr>
-                  <pic:blipFill>
-                    <a:blip r:embed="rId27">
-                      <a:extLst>
-                        <a:ext uri="{28A0092B-C50C-407E-A947-70E740481C1C}">
-                          <a14:useLocalDpi xmlns:a14="http://schemas.microsoft.com/office/drawing/2010/main" val="0"/>
-                        </a:ext>
-                      </a:extLst>
-                    </a:blip>
-                    <a:stretch>
-                      <a:fillRect/>
-                    </a:stretch>
-                  </pic:blipFill>
-                  <pic:spPr>
-                    <a:xfrm>
-                      <a:off x="0" y="0"/>
-                      <a:ext cx="5592271" cy="5325519"/>
-                    </a:xfrm>
-                    <a:prstGeom prst="rect">
-                      <a:avLst/>
-                    </a:prstGeom>
-                    <a:ln/>
-                  </pic:spPr>
-                </pic:pic>
-              </a:graphicData>
-            </a:graphic>
-          </wp:inline>
-        </w:drawing>
-      </w:r>
-    </w:p>
-    <w:p>
-      <w:pPr>
-        <w:spacing w:after="0" w:line="360" w:lineRule="auto"/>
-        <w:ind w:left="-567" w:firstLine="1134"/>
-        <w:jc w:val="both"/>
-        <w:rPr>
-          <w:rFonts w:ascii="Times New Roman" w:eastAsia="Times New Roman" w:hAnsi="Times New Roman" w:cs="Times New Roman"/>
-          <w:sz w:val="28"/>
-          <w:szCs w:val="24"/>
-          <w:lang w:eastAsia="ru-RU"/>
-        </w:rPr>
-      </w:pPr>
-      <w:r>
-        <w:rPr>
-          <w:rFonts w:ascii="Times New Roman" w:eastAsia="Times New Roman" w:hAnsi="Times New Roman" w:cs="Times New Roman"/>
-          <w:sz w:val="28"/>
-          <w:szCs w:val="28"/>
-        </w:rPr>
-        <w:br w:type="page"/>
-      </w:r>
-      <w:r>
-        <w:rPr>
-          <w:rFonts w:ascii="Times New Roman" w:eastAsia="Times New Roman" w:hAnsi="Times New Roman" w:cs="Times New Roman"/>
-          <w:sz w:val="28"/>
-          <w:szCs w:val="24"/>
-          <w:lang w:eastAsia="ru-RU"/>
-        </w:rPr>
-        <w:lastRenderedPageBreak/>
-        <w:t>На третьей странице расположены три блока с текстом и три кнопки управления размером. При нажатии на "МАЛЕНЬКИЙ" блоки уменьшаются до 70x70 пикселей, "СРЕДНИЙ" - 100x100, "БОЛЬШОЙ" - 150x150.</w:t>
-      </w:r>
-    </w:p>
-    <w:p>
-      <w:pPr>
-        <w:spacing w:after="0" w:line="360" w:lineRule="auto"/>
-        <w:ind w:left="-567" w:firstLine="1134"/>
-        <w:jc w:val="center"/>
-        <w:rPr>
-          <w:rFonts w:ascii="Times New Roman" w:eastAsia="Times New Roman" w:hAnsi="Times New Roman" w:cs="Times New Roman"/>
-          <w:sz w:val="28"/>
-          <w:szCs w:val="24"/>
-          <w:lang w:eastAsia="ru-RU"/>
-        </w:rPr>
-      </w:pPr>
-      <w:r>
-        <w:rPr>
-          <w:rFonts w:ascii="Times New Roman" w:eastAsia="Times New Roman" w:hAnsi="Times New Roman" w:cs="Times New Roman"/>
-          <w:noProof/>
-          <w:sz w:val="28"/>
-          <w:szCs w:val="24"/>
-          <w:lang w:eastAsia="ru-RU"/>
-        </w:rPr>
-        <w:drawing>
-          <wp:inline distT="114300" distB="114300" distL="114300" distR="114300" wp14:anchorId="5FC49CF9" wp14:editId="178FD4A5">
-            <wp:extent cx="4800600" cy="4371975"/>
-            <wp:effectExtent l="0" t="0" r="0" b="9525"/>
-            <wp:docPr id="45" name="image12.png"/>
-            <wp:cNvGraphicFramePr/>
-            <a:graphic xmlns:a="http://schemas.openxmlformats.org/drawingml/2006/main">
-              <a:graphicData uri="http://schemas.openxmlformats.org/drawingml/2006/picture">
-                <pic:pic xmlns:pic="http://schemas.openxmlformats.org/drawingml/2006/picture">
-                  <pic:nvPicPr>
-                    <pic:cNvPr id="45" name="image12.png"/>
-                    <pic:cNvPicPr preferRelativeResize="0"/>
-                  </pic:nvPicPr>
-                  <pic:blipFill>
-                    <a:blip r:embed="rId28">
-                      <a:extLst>
-                        <a:ext uri="{28A0092B-C50C-407E-A947-70E740481C1C}">
-                          <a14:useLocalDpi xmlns:a14="http://schemas.microsoft.com/office/drawing/2010/main" val="0"/>
-                        </a:ext>
-                      </a:extLst>
-                    </a:blip>
-                    <a:stretch>
-                      <a:fillRect/>
-                    </a:stretch>
-                  </pic:blipFill>
-                  <pic:spPr>
-                    <a:xfrm>
-                      <a:off x="0" y="0"/>
-                      <a:ext cx="4801237" cy="4372555"/>
-                    </a:xfrm>
-                    <a:prstGeom prst="rect">
-                      <a:avLst/>
-                    </a:prstGeom>
-                    <a:ln/>
-                  </pic:spPr>
-                </pic:pic>
-              </a:graphicData>
-            </a:graphic>
-          </wp:inline>
-        </w:drawing>
-      </w:r>
-    </w:p>
-    <w:p>
-      <w:pPr>
-        <w:spacing w:after="160" w:line="259" w:lineRule="auto"/>
-        <w:rPr>
-          <w:rFonts w:ascii="Times New Roman" w:eastAsia="Times New Roman" w:hAnsi="Times New Roman" w:cs="Times New Roman"/>
-          <w:sz w:val="28"/>
-          <w:szCs w:val="28"/>
-        </w:rPr>
-      </w:pPr>
-      <w:r>
-        <w:rPr>
-          <w:rFonts w:ascii="Times New Roman" w:eastAsia="Times New Roman" w:hAnsi="Times New Roman" w:cs="Times New Roman"/>
-          <w:sz w:val="28"/>
-          <w:szCs w:val="28"/>
-        </w:rPr>
-        <w:br w:type="page"/>
-      </w:r>
-    </w:p>
-    <w:p>
-      <w:pPr>
-        <w:spacing w:line="360" w:lineRule="auto"/>
-        <w:ind w:firstLine="708"/>
-        <w:rPr>
-          <w:rFonts w:ascii="Times New Roman" w:hAnsi="Times New Roman" w:cs="Times New Roman"/>
-          <w:color w:val="000000"/>
-          <w:sz w:val="28"/>
-          <w:szCs w:val="28"/>
-        </w:rPr>
-      </w:pPr>
-      <w:r>
-        <w:rPr>
-          <w:rFonts w:ascii="Times New Roman" w:eastAsia="Times New Roman" w:hAnsi="Times New Roman" w:cs="Times New Roman"/>
-          <w:sz w:val="28"/>
-          <w:szCs w:val="28"/>
-        </w:rPr>
-        <w:lastRenderedPageBreak/>
-        <w:t xml:space="preserve">Для работоспособности функционала </w:t>
-      </w:r>
-      <w:r>
-        <w:rPr>
-          <w:rFonts w:ascii="Times New Roman" w:eastAsia="Times New Roman" w:hAnsi="Times New Roman" w:cs="Times New Roman"/>
-          <w:sz w:val="28"/>
-          <w:szCs w:val="28"/>
-        </w:rPr>
-        <w:t xml:space="preserve">был создан файл </w:t>
-      </w:r>
-      <w:proofErr w:type="spellStart"/>
-      <w:r>
-        <w:rPr>
-          <w:rFonts w:ascii="Times New Roman" w:eastAsia="Times New Roman" w:hAnsi="Times New Roman" w:cs="Times New Roman"/>
-          <w:sz w:val="28"/>
-          <w:szCs w:val="28"/>
-        </w:rPr>
-        <w:t>script.JS</w:t>
-      </w:r>
-      <w:r>
-        <w:rPr>
-          <w:rFonts w:ascii="Times New Roman" w:hAnsi="Times New Roman" w:cs="Times New Roman"/>
-          <w:color w:val="000000"/>
-          <w:sz w:val="28"/>
-          <w:szCs w:val="28"/>
-        </w:rPr>
-        <w:t>Код</w:t>
-      </w:r>
-      <w:proofErr w:type="spellEnd"/>
-      <w:r>
-        <w:rPr>
-          <w:rFonts w:ascii="Times New Roman" w:hAnsi="Times New Roman" w:cs="Times New Roman"/>
-          <w:color w:val="000000"/>
-          <w:sz w:val="28"/>
-          <w:szCs w:val="28"/>
-        </w:rPr>
-        <w:t xml:space="preserve"> </w:t>
-      </w:r>
-      <w:r>
-        <w:rPr>
-          <w:rFonts w:ascii="Times New Roman" w:hAnsi="Times New Roman" w:cs="Times New Roman"/>
-          <w:color w:val="000000"/>
-          <w:sz w:val="28"/>
-          <w:szCs w:val="28"/>
-          <w:lang w:val="en-US"/>
-        </w:rPr>
-        <w:t>JavaScript</w:t>
-      </w:r>
-    </w:p>
-    <w:p>
-      <w:pPr>
-        <w:spacing w:line="360" w:lineRule="auto"/>
-        <w:ind w:firstLine="708"/>
-        <w:rPr>
-          <w:rFonts w:ascii="Times New Roman" w:eastAsia="Times New Roman" w:hAnsi="Times New Roman" w:cs="Times New Roman"/>
-          <w:sz w:val="28"/>
-          <w:szCs w:val="28"/>
-        </w:rPr>
-      </w:pPr>
-      <w:r>
-        <w:rPr>
-          <w:noProof/>
-        </w:rPr>
-        <w:drawing>
-          <wp:inline distT="0" distB="0" distL="0" distR="0" wp14:anchorId="45A3128B" wp14:editId="48D734A5">
-            <wp:extent cx="4724400" cy="7489295"/>
-            <wp:effectExtent l="0" t="0" r="0" b="0"/>
-            <wp:docPr id="28" name="Рисунок 28"/>
+          <wp:inline distT="0" distB="0" distL="0" distR="0" wp14:anchorId="0FCB0ECA" wp14:editId="7C031513">
+            <wp:extent cx="5940425" cy="1310005"/>
+            <wp:effectExtent l="0" t="0" r="3175" b="4445"/>
+            <wp:docPr id="11" name="Рисунок 11"/>
             <wp:cNvGraphicFramePr>
               <a:graphicFrameLocks xmlns:a="http://schemas.openxmlformats.org/drawingml/2006/main" noChangeAspect="1"/>
             </wp:cNvGraphicFramePr>
@@ -3169,7 +1594,7 @@
                     <pic:cNvPicPr/>
                   </pic:nvPicPr>
                   <pic:blipFill>
-                    <a:blip r:embed="rId29"/>
+                    <a:blip r:embed="rId15"/>
                     <a:stretch>
                       <a:fillRect/>
                     </a:stretch>
@@ -3177,7 +1602,7 @@
                   <pic:spPr>
                     <a:xfrm>
                       <a:off x="0" y="0"/>
-                      <a:ext cx="4726927" cy="7493301"/>
+                      <a:ext cx="5940425" cy="1310005"/>
                     </a:xfrm>
                     <a:prstGeom prst="rect">
                       <a:avLst/>
@@ -3192,26 +1617,41 @@
     </w:p>
     <w:p>
       <w:pPr>
-        <w:spacing w:line="360" w:lineRule="auto"/>
-        <w:ind w:firstLine="708"/>
-        <w:rPr>
-          <w:rFonts w:ascii="Times New Roman" w:hAnsi="Times New Roman" w:cs="Times New Roman"/>
-          <w:color w:val="000000"/>
-          <w:sz w:val="28"/>
-          <w:szCs w:val="28"/>
-          <w:lang w:val="en-US"/>
-        </w:rPr>
-      </w:pPr>
-      <w:r>
-        <w:rPr>
+        <w:rPr>
+          <w:rFonts w:ascii="Times New Roman" w:hAnsi="Times New Roman" w:cs="Times New Roman"/>
+          <w:sz w:val="28"/>
+          <w:szCs w:val="28"/>
+        </w:rPr>
+      </w:pPr>
+      <w:r>
+        <w:rPr>
+          <w:rFonts w:ascii="Times New Roman" w:hAnsi="Times New Roman" w:cs="Times New Roman"/>
+          <w:sz w:val="28"/>
+          <w:szCs w:val="28"/>
+        </w:rPr>
+        <w:t xml:space="preserve">Добавление отчетов </w:t>
+      </w:r>
+    </w:p>
+    <w:p>
+      <w:pPr>
+        <w:rPr>
+          <w:rFonts w:ascii="Times New Roman" w:hAnsi="Times New Roman" w:cs="Times New Roman"/>
+          <w:sz w:val="28"/>
+          <w:szCs w:val="28"/>
+        </w:rPr>
+      </w:pPr>
+      <w:r>
+        <w:rPr>
+          <w:rFonts w:ascii="Times New Roman" w:hAnsi="Times New Roman" w:cs="Times New Roman"/>
           <w:noProof/>
-        </w:rPr>
-        <w:lastRenderedPageBreak/>
+          <w:sz w:val="28"/>
+          <w:szCs w:val="28"/>
+        </w:rPr>
         <w:drawing>
-          <wp:inline distT="0" distB="0" distL="0" distR="0" wp14:anchorId="299AA901" wp14:editId="2D524968">
-            <wp:extent cx="4657725" cy="5581650"/>
-            <wp:effectExtent l="0" t="0" r="9525" b="0"/>
-            <wp:docPr id="29" name="Рисунок 29"/>
+          <wp:inline distT="0" distB="0" distL="0" distR="0" wp14:anchorId="1D4C74DD" wp14:editId="192BF89C">
+            <wp:extent cx="5940425" cy="3634740"/>
+            <wp:effectExtent l="0" t="0" r="3175" b="3810"/>
+            <wp:docPr id="12" name="Рисунок 12"/>
             <wp:cNvGraphicFramePr>
               <a:graphicFrameLocks xmlns:a="http://schemas.openxmlformats.org/drawingml/2006/main" noChangeAspect="1"/>
             </wp:cNvGraphicFramePr>
@@ -3223,7 +1663,7 @@
                     <pic:cNvPicPr/>
                   </pic:nvPicPr>
                   <pic:blipFill>
-                    <a:blip r:embed="rId30"/>
+                    <a:blip r:embed="rId16"/>
                     <a:stretch>
                       <a:fillRect/>
                     </a:stretch>
@@ -3231,7 +1671,7 @@
                   <pic:spPr>
                     <a:xfrm>
                       <a:off x="0" y="0"/>
-                      <a:ext cx="4657725" cy="5581650"/>
+                      <a:ext cx="5940425" cy="3634740"/>
                     </a:xfrm>
                     <a:prstGeom prst="rect">
                       <a:avLst/>
@@ -3246,11 +1686,8 @@
     </w:p>
     <w:p>
       <w:pPr>
-        <w:spacing w:line="360" w:lineRule="auto"/>
-        <w:ind w:firstLine="708"/>
-        <w:rPr>
-          <w:rFonts w:ascii="Times New Roman" w:hAnsi="Times New Roman" w:cs="Times New Roman"/>
-          <w:color w:val="000000"/>
+        <w:rPr>
+          <w:rFonts w:ascii="Times New Roman" w:hAnsi="Times New Roman" w:cs="Times New Roman"/>
           <w:sz w:val="28"/>
           <w:szCs w:val="28"/>
           <w:lang w:val="en-US"/>
@@ -3258,14 +1695,44 @@
       </w:pPr>
       <w:r>
         <w:rPr>
+          <w:rFonts w:ascii="Times New Roman" w:hAnsi="Times New Roman" w:cs="Times New Roman"/>
+          <w:sz w:val="28"/>
+          <w:szCs w:val="28"/>
+        </w:rPr>
+        <w:t xml:space="preserve">Отправка на </w:t>
+      </w:r>
+      <w:r>
+        <w:rPr>
+          <w:rFonts w:ascii="Times New Roman" w:hAnsi="Times New Roman" w:cs="Times New Roman"/>
+          <w:sz w:val="28"/>
+          <w:szCs w:val="28"/>
+          <w:lang w:val="en-US"/>
+        </w:rPr>
+        <w:t>Git Hub</w:t>
+      </w:r>
+    </w:p>
+    <w:p>
+      <w:pPr>
+        <w:rPr>
+          <w:rFonts w:ascii="Times New Roman" w:hAnsi="Times New Roman" w:cs="Times New Roman"/>
+          <w:sz w:val="28"/>
+          <w:szCs w:val="28"/>
+          <w:lang w:val="en-US"/>
+        </w:rPr>
+      </w:pPr>
+      <w:r>
+        <w:rPr>
+          <w:rFonts w:ascii="Times New Roman" w:hAnsi="Times New Roman" w:cs="Times New Roman"/>
           <w:noProof/>
+          <w:sz w:val="28"/>
+          <w:szCs w:val="28"/>
         </w:rPr>
         <w:lastRenderedPageBreak/>
         <w:drawing>
-          <wp:inline distT="0" distB="0" distL="0" distR="0" wp14:anchorId="3BF9628D" wp14:editId="694690A4">
-            <wp:extent cx="4591050" cy="8477250"/>
-            <wp:effectExtent l="0" t="0" r="0" b="0"/>
-            <wp:docPr id="30" name="Рисунок 30"/>
+          <wp:inline distT="0" distB="0" distL="0" distR="0" wp14:anchorId="46ED4699" wp14:editId="17BA31D4">
+            <wp:extent cx="5781675" cy="2476500"/>
+            <wp:effectExtent l="0" t="0" r="9525" b="0"/>
+            <wp:docPr id="13" name="Рисунок 13"/>
             <wp:cNvGraphicFramePr>
               <a:graphicFrameLocks xmlns:a="http://schemas.openxmlformats.org/drawingml/2006/main" noChangeAspect="1"/>
             </wp:cNvGraphicFramePr>
@@ -3277,7 +1744,7 @@
                     <pic:cNvPicPr/>
                   </pic:nvPicPr>
                   <pic:blipFill>
-                    <a:blip r:embed="rId31"/>
+                    <a:blip r:embed="rId17"/>
                     <a:stretch>
                       <a:fillRect/>
                     </a:stretch>
@@ -3285,7 +1752,7 @@
                   <pic:spPr>
                     <a:xfrm>
                       <a:off x="0" y="0"/>
-                      <a:ext cx="4591050" cy="8477250"/>
+                      <a:ext cx="5781675" cy="2476500"/>
                     </a:xfrm>
                     <a:prstGeom prst="rect">
                       <a:avLst/>
@@ -3300,6 +1767,122 @@
     </w:p>
     <w:p>
       <w:pPr>
+        <w:rPr>
+          <w:rFonts w:ascii="Times New Roman" w:hAnsi="Times New Roman" w:cs="Times New Roman"/>
+          <w:sz w:val="28"/>
+          <w:szCs w:val="28"/>
+          <w:lang w:val="en-US"/>
+        </w:rPr>
+      </w:pPr>
+      <w:r>
+        <w:rPr>
+          <w:rFonts w:ascii="Times New Roman" w:hAnsi="Times New Roman" w:cs="Times New Roman"/>
+          <w:sz w:val="28"/>
+          <w:szCs w:val="28"/>
+        </w:rPr>
+        <w:t>Создание</w:t>
+      </w:r>
+      <w:r>
+        <w:rPr>
+          <w:rFonts w:ascii="Times New Roman" w:hAnsi="Times New Roman" w:cs="Times New Roman"/>
+          <w:sz w:val="28"/>
+          <w:szCs w:val="28"/>
+          <w:lang w:val="en-US"/>
+        </w:rPr>
+        <w:t xml:space="preserve"> Pull Request</w:t>
+      </w:r>
+    </w:p>
+    <w:p>
+      <w:pPr>
+        <w:spacing w:after="160" w:line="278" w:lineRule="auto"/>
+        <w:rPr>
+          <w:rFonts w:ascii="Times New Roman" w:hAnsi="Times New Roman" w:cs="Times New Roman"/>
+          <w:sz w:val="28"/>
+          <w:szCs w:val="28"/>
+          <w:lang w:val="en-US"/>
+        </w:rPr>
+      </w:pPr>
+      <w:r>
+        <w:rPr>
+          <w:rFonts w:ascii="Times New Roman" w:hAnsi="Times New Roman" w:cs="Times New Roman"/>
+          <w:noProof/>
+          <w:sz w:val="28"/>
+          <w:szCs w:val="28"/>
+        </w:rPr>
+        <w:drawing>
+          <wp:inline distT="0" distB="0" distL="0" distR="0" wp14:anchorId="5D16481D" wp14:editId="3AD95FEB">
+            <wp:extent cx="5940425" cy="3335020"/>
+            <wp:effectExtent l="0" t="0" r="3175" b="0"/>
+            <wp:docPr id="14" name="Рисунок 14"/>
+            <wp:cNvGraphicFramePr>
+              <a:graphicFrameLocks xmlns:a="http://schemas.openxmlformats.org/drawingml/2006/main" noChangeAspect="1"/>
+            </wp:cNvGraphicFramePr>
+            <a:graphic xmlns:a="http://schemas.openxmlformats.org/drawingml/2006/main">
+              <a:graphicData uri="http://schemas.openxmlformats.org/drawingml/2006/picture">
+                <pic:pic xmlns:pic="http://schemas.openxmlformats.org/drawingml/2006/picture">
+                  <pic:nvPicPr>
+                    <pic:cNvPr id="1" name=""/>
+                    <pic:cNvPicPr/>
+                  </pic:nvPicPr>
+                  <pic:blipFill>
+                    <a:blip r:embed="rId18"/>
+                    <a:stretch>
+                      <a:fillRect/>
+                    </a:stretch>
+                  </pic:blipFill>
+                  <pic:spPr>
+                    <a:xfrm>
+                      <a:off x="0" y="0"/>
+                      <a:ext cx="5940425" cy="3335020"/>
+                    </a:xfrm>
+                    <a:prstGeom prst="rect">
+                      <a:avLst/>
+                    </a:prstGeom>
+                  </pic:spPr>
+                </pic:pic>
+              </a:graphicData>
+            </a:graphic>
+          </wp:inline>
+        </w:drawing>
+      </w:r>
+    </w:p>
+    <w:p>
+      <w:pPr>
+        <w:rPr>
+          <w:rFonts w:ascii="Times New Roman" w:hAnsi="Times New Roman" w:cs="Times New Roman"/>
+          <w:sz w:val="28"/>
+          <w:szCs w:val="28"/>
+          <w:lang w:val="en-US"/>
+        </w:rPr>
+      </w:pPr>
+    </w:p>
+    <w:p>
+      <w:pPr>
+        <w:rPr>
+          <w:rFonts w:ascii="Times New Roman" w:hAnsi="Times New Roman" w:cs="Times New Roman"/>
+          <w:sz w:val="28"/>
+          <w:szCs w:val="28"/>
+          <w:lang w:val="en-US"/>
+        </w:rPr>
+      </w:pPr>
+    </w:p>
+    <w:p>
+      <w:pPr>
+        <w:spacing w:after="0" w:line="360" w:lineRule="auto"/>
+        <w:ind w:left="-567"/>
+        <w:jc w:val="both"/>
+        <w:rPr>
+          <w:rFonts w:ascii="Times New Roman" w:hAnsi="Times New Roman" w:cs="Times New Roman"/>
+          <w:b/>
+          <w:bCs/>
+          <w:color w:val="000000"/>
+          <w:sz w:val="28"/>
+          <w:szCs w:val="28"/>
+        </w:rPr>
+      </w:pPr>
+    </w:p>
+    <w:p>
+      <w:pPr>
         <w:spacing w:after="160" w:line="259" w:lineRule="auto"/>
         <w:rPr>
           <w:rFonts w:ascii="Times New Roman" w:hAnsi="Times New Roman" w:cs="Times New Roman"/>
@@ -3343,6 +1926,1531 @@
     </w:p>
     <w:p>
       <w:pPr>
+        <w:shd w:val="clear" w:color="auto" w:fill="FFFFFF"/>
+        <w:spacing w:before="240" w:after="240" w:line="240" w:lineRule="auto"/>
+        <w:rPr>
+          <w:rFonts w:ascii="Times New Roman" w:eastAsia="Times New Roman" w:hAnsi="Times New Roman" w:cs="Times New Roman"/>
+          <w:color w:val="0F1115"/>
+          <w:sz w:val="28"/>
+          <w:szCs w:val="28"/>
+          <w:lang w:eastAsia="ru-RU"/>
+        </w:rPr>
+      </w:pPr>
+      <w:r>
+        <w:rPr>
+          <w:rFonts w:ascii="Times New Roman" w:eastAsia="Times New Roman" w:hAnsi="Times New Roman" w:cs="Times New Roman"/>
+          <w:color w:val="0F1115"/>
+          <w:sz w:val="28"/>
+          <w:szCs w:val="28"/>
+          <w:lang w:eastAsia="ru-RU"/>
+        </w:rPr>
+        <w:t xml:space="preserve">В результате выполнения лабораторной работы были освоены основные команды системы контроля версий </w:t>
+      </w:r>
+      <w:proofErr w:type="spellStart"/>
+      <w:r>
+        <w:rPr>
+          <w:rFonts w:ascii="Times New Roman" w:eastAsia="Times New Roman" w:hAnsi="Times New Roman" w:cs="Times New Roman"/>
+          <w:color w:val="0F1115"/>
+          <w:sz w:val="28"/>
+          <w:szCs w:val="28"/>
+          <w:lang w:eastAsia="ru-RU"/>
+        </w:rPr>
+        <w:t>Git</w:t>
+      </w:r>
+      <w:proofErr w:type="spellEnd"/>
+      <w:r>
+        <w:rPr>
+          <w:rFonts w:ascii="Times New Roman" w:eastAsia="Times New Roman" w:hAnsi="Times New Roman" w:cs="Times New Roman"/>
+          <w:color w:val="0F1115"/>
+          <w:sz w:val="28"/>
+          <w:szCs w:val="28"/>
+          <w:lang w:eastAsia="ru-RU"/>
+        </w:rPr>
+        <w:t>:</w:t>
+      </w:r>
+    </w:p>
+    <w:tbl>
+      <w:tblPr>
+        <w:tblStyle w:val="a8"/>
+        <w:tblW w:w="9600" w:type="dxa"/>
+        <w:tblLook w:val="04A0" w:firstRow="1" w:lastRow="0" w:firstColumn="1" w:lastColumn="0" w:noHBand="0" w:noVBand="1"/>
+      </w:tblPr>
+      <w:tblGrid>
+        <w:gridCol w:w="2663"/>
+        <w:gridCol w:w="6937"/>
+      </w:tblGrid>
+      <w:tr>
+        <w:tc>
+          <w:tcPr>
+            <w:tcW w:w="0" w:type="auto"/>
+            <w:hideMark/>
+          </w:tcPr>
+          <w:p>
+            <w:pPr>
+              <w:rPr>
+                <w:rFonts w:ascii="Times New Roman" w:hAnsi="Times New Roman" w:cs="Times New Roman"/>
+                <w:sz w:val="28"/>
+                <w:szCs w:val="28"/>
+                <w:lang w:eastAsia="ru-RU"/>
+              </w:rPr>
+            </w:pPr>
+            <w:r>
+              <w:rPr>
+                <w:rFonts w:ascii="Times New Roman" w:hAnsi="Times New Roman" w:cs="Times New Roman"/>
+                <w:sz w:val="28"/>
+                <w:szCs w:val="28"/>
+                <w:lang w:eastAsia="ru-RU"/>
+              </w:rPr>
+              <w:t>Команда</w:t>
+            </w:r>
+          </w:p>
+        </w:tc>
+        <w:tc>
+          <w:tcPr>
+            <w:tcW w:w="0" w:type="auto"/>
+            <w:hideMark/>
+          </w:tcPr>
+          <w:p>
+            <w:pPr>
+              <w:rPr>
+                <w:rFonts w:ascii="Times New Roman" w:hAnsi="Times New Roman" w:cs="Times New Roman"/>
+                <w:sz w:val="28"/>
+                <w:szCs w:val="28"/>
+                <w:lang w:eastAsia="ru-RU"/>
+              </w:rPr>
+            </w:pPr>
+            <w:r>
+              <w:rPr>
+                <w:rFonts w:ascii="Times New Roman" w:hAnsi="Times New Roman" w:cs="Times New Roman"/>
+                <w:sz w:val="28"/>
+                <w:szCs w:val="28"/>
+                <w:lang w:eastAsia="ru-RU"/>
+              </w:rPr>
+              <w:t>Назначение</w:t>
+            </w:r>
+          </w:p>
+        </w:tc>
+      </w:tr>
+      <w:tr>
+        <w:tc>
+          <w:tcPr>
+            <w:tcW w:w="0" w:type="auto"/>
+            <w:hideMark/>
+          </w:tcPr>
+          <w:p>
+            <w:pPr>
+              <w:rPr>
+                <w:rFonts w:ascii="Times New Roman" w:hAnsi="Times New Roman" w:cs="Times New Roman"/>
+                <w:sz w:val="28"/>
+                <w:szCs w:val="28"/>
+                <w:lang w:eastAsia="ru-RU"/>
+              </w:rPr>
+            </w:pPr>
+            <w:proofErr w:type="spellStart"/>
+            <w:r>
+              <w:rPr>
+                <w:rFonts w:ascii="Times New Roman" w:hAnsi="Times New Roman" w:cs="Times New Roman"/>
+                <w:sz w:val="28"/>
+                <w:szCs w:val="28"/>
+                <w:lang w:eastAsia="ru-RU"/>
+              </w:rPr>
+              <w:t>git</w:t>
+            </w:r>
+            <w:proofErr w:type="spellEnd"/>
+            <w:r>
+              <w:rPr>
+                <w:rFonts w:ascii="Times New Roman" w:hAnsi="Times New Roman" w:cs="Times New Roman"/>
+                <w:sz w:val="28"/>
+                <w:szCs w:val="28"/>
+                <w:lang w:eastAsia="ru-RU"/>
+              </w:rPr>
+              <w:t xml:space="preserve"> --</w:t>
+            </w:r>
+            <w:proofErr w:type="spellStart"/>
+            <w:r>
+              <w:rPr>
+                <w:rFonts w:ascii="Times New Roman" w:hAnsi="Times New Roman" w:cs="Times New Roman"/>
+                <w:sz w:val="28"/>
+                <w:szCs w:val="28"/>
+                <w:lang w:eastAsia="ru-RU"/>
+              </w:rPr>
+              <w:t>version</w:t>
+            </w:r>
+            <w:proofErr w:type="spellEnd"/>
+          </w:p>
+        </w:tc>
+        <w:tc>
+          <w:tcPr>
+            <w:tcW w:w="0" w:type="auto"/>
+            <w:hideMark/>
+          </w:tcPr>
+          <w:p>
+            <w:pPr>
+              <w:rPr>
+                <w:rFonts w:ascii="Times New Roman" w:hAnsi="Times New Roman" w:cs="Times New Roman"/>
+                <w:sz w:val="28"/>
+                <w:szCs w:val="28"/>
+                <w:lang w:eastAsia="ru-RU"/>
+              </w:rPr>
+            </w:pPr>
+            <w:r>
+              <w:rPr>
+                <w:rFonts w:ascii="Times New Roman" w:hAnsi="Times New Roman" w:cs="Times New Roman"/>
+                <w:sz w:val="28"/>
+                <w:szCs w:val="28"/>
+                <w:lang w:eastAsia="ru-RU"/>
+              </w:rPr>
+              <w:t xml:space="preserve">Проверка версии </w:t>
+            </w:r>
+            <w:proofErr w:type="spellStart"/>
+            <w:r>
+              <w:rPr>
+                <w:rFonts w:ascii="Times New Roman" w:hAnsi="Times New Roman" w:cs="Times New Roman"/>
+                <w:sz w:val="28"/>
+                <w:szCs w:val="28"/>
+                <w:lang w:eastAsia="ru-RU"/>
+              </w:rPr>
+              <w:t>Git</w:t>
+            </w:r>
+            <w:proofErr w:type="spellEnd"/>
+          </w:p>
+        </w:tc>
+      </w:tr>
+      <w:tr>
+        <w:tc>
+          <w:tcPr>
+            <w:tcW w:w="0" w:type="auto"/>
+            <w:hideMark/>
+          </w:tcPr>
+          <w:p>
+            <w:pPr>
+              <w:rPr>
+                <w:rFonts w:ascii="Times New Roman" w:hAnsi="Times New Roman" w:cs="Times New Roman"/>
+                <w:sz w:val="28"/>
+                <w:szCs w:val="28"/>
+                <w:lang w:eastAsia="ru-RU"/>
+              </w:rPr>
+            </w:pPr>
+            <w:proofErr w:type="spellStart"/>
+            <w:r>
+              <w:rPr>
+                <w:rFonts w:ascii="Times New Roman" w:hAnsi="Times New Roman" w:cs="Times New Roman"/>
+                <w:sz w:val="28"/>
+                <w:szCs w:val="28"/>
+                <w:lang w:eastAsia="ru-RU"/>
+              </w:rPr>
+              <w:t>git</w:t>
+            </w:r>
+            <w:proofErr w:type="spellEnd"/>
+            <w:r>
+              <w:rPr>
+                <w:rFonts w:ascii="Times New Roman" w:hAnsi="Times New Roman" w:cs="Times New Roman"/>
+                <w:sz w:val="28"/>
+                <w:szCs w:val="28"/>
+                <w:lang w:eastAsia="ru-RU"/>
+              </w:rPr>
+              <w:t xml:space="preserve"> </w:t>
+            </w:r>
+            <w:proofErr w:type="spellStart"/>
+            <w:r>
+              <w:rPr>
+                <w:rFonts w:ascii="Times New Roman" w:hAnsi="Times New Roman" w:cs="Times New Roman"/>
+                <w:sz w:val="28"/>
+                <w:szCs w:val="28"/>
+                <w:lang w:eastAsia="ru-RU"/>
+              </w:rPr>
+              <w:t>config</w:t>
+            </w:r>
+            <w:proofErr w:type="spellEnd"/>
+            <w:r>
+              <w:rPr>
+                <w:rFonts w:ascii="Times New Roman" w:hAnsi="Times New Roman" w:cs="Times New Roman"/>
+                <w:sz w:val="28"/>
+                <w:szCs w:val="28"/>
+                <w:lang w:eastAsia="ru-RU"/>
+              </w:rPr>
+              <w:t xml:space="preserve"> --</w:t>
+            </w:r>
+            <w:proofErr w:type="spellStart"/>
+            <w:r>
+              <w:rPr>
+                <w:rFonts w:ascii="Times New Roman" w:hAnsi="Times New Roman" w:cs="Times New Roman"/>
+                <w:sz w:val="28"/>
+                <w:szCs w:val="28"/>
+                <w:lang w:eastAsia="ru-RU"/>
+              </w:rPr>
+              <w:t>global</w:t>
+            </w:r>
+            <w:proofErr w:type="spellEnd"/>
+          </w:p>
+        </w:tc>
+        <w:tc>
+          <w:tcPr>
+            <w:tcW w:w="0" w:type="auto"/>
+            <w:hideMark/>
+          </w:tcPr>
+          <w:p>
+            <w:pPr>
+              <w:rPr>
+                <w:rFonts w:ascii="Times New Roman" w:hAnsi="Times New Roman" w:cs="Times New Roman"/>
+                <w:sz w:val="28"/>
+                <w:szCs w:val="28"/>
+                <w:lang w:eastAsia="ru-RU"/>
+              </w:rPr>
+            </w:pPr>
+            <w:r>
+              <w:rPr>
+                <w:rFonts w:ascii="Times New Roman" w:hAnsi="Times New Roman" w:cs="Times New Roman"/>
+                <w:sz w:val="28"/>
+                <w:szCs w:val="28"/>
+                <w:lang w:eastAsia="ru-RU"/>
+              </w:rPr>
+              <w:t xml:space="preserve">Настройка </w:t>
+            </w:r>
+            <w:proofErr w:type="spellStart"/>
+            <w:r>
+              <w:rPr>
+                <w:rFonts w:ascii="Times New Roman" w:hAnsi="Times New Roman" w:cs="Times New Roman"/>
+                <w:sz w:val="28"/>
+                <w:szCs w:val="28"/>
+                <w:lang w:eastAsia="ru-RU"/>
+              </w:rPr>
+              <w:t>Git</w:t>
+            </w:r>
+            <w:proofErr w:type="spellEnd"/>
+          </w:p>
+        </w:tc>
+      </w:tr>
+      <w:tr>
+        <w:tc>
+          <w:tcPr>
+            <w:tcW w:w="0" w:type="auto"/>
+            <w:hideMark/>
+          </w:tcPr>
+          <w:p>
+            <w:pPr>
+              <w:rPr>
+                <w:rFonts w:ascii="Times New Roman" w:hAnsi="Times New Roman" w:cs="Times New Roman"/>
+                <w:sz w:val="28"/>
+                <w:szCs w:val="28"/>
+                <w:lang w:eastAsia="ru-RU"/>
+              </w:rPr>
+            </w:pPr>
+            <w:proofErr w:type="spellStart"/>
+            <w:r>
+              <w:rPr>
+                <w:rFonts w:ascii="Times New Roman" w:hAnsi="Times New Roman" w:cs="Times New Roman"/>
+                <w:sz w:val="28"/>
+                <w:szCs w:val="28"/>
+                <w:lang w:eastAsia="ru-RU"/>
+              </w:rPr>
+              <w:t>git</w:t>
+            </w:r>
+            <w:proofErr w:type="spellEnd"/>
+            <w:r>
+              <w:rPr>
+                <w:rFonts w:ascii="Times New Roman" w:hAnsi="Times New Roman" w:cs="Times New Roman"/>
+                <w:sz w:val="28"/>
+                <w:szCs w:val="28"/>
+                <w:lang w:eastAsia="ru-RU"/>
+              </w:rPr>
+              <w:t xml:space="preserve"> </w:t>
+            </w:r>
+            <w:proofErr w:type="spellStart"/>
+            <w:r>
+              <w:rPr>
+                <w:rFonts w:ascii="Times New Roman" w:hAnsi="Times New Roman" w:cs="Times New Roman"/>
+                <w:sz w:val="28"/>
+                <w:szCs w:val="28"/>
+                <w:lang w:eastAsia="ru-RU"/>
+              </w:rPr>
+              <w:t>clone</w:t>
+            </w:r>
+            <w:proofErr w:type="spellEnd"/>
+          </w:p>
+        </w:tc>
+        <w:tc>
+          <w:tcPr>
+            <w:tcW w:w="0" w:type="auto"/>
+            <w:hideMark/>
+          </w:tcPr>
+          <w:p>
+            <w:pPr>
+              <w:rPr>
+                <w:rFonts w:ascii="Times New Roman" w:hAnsi="Times New Roman" w:cs="Times New Roman"/>
+                <w:sz w:val="28"/>
+                <w:szCs w:val="28"/>
+                <w:lang w:eastAsia="ru-RU"/>
+              </w:rPr>
+            </w:pPr>
+            <w:r>
+              <w:rPr>
+                <w:rFonts w:ascii="Times New Roman" w:hAnsi="Times New Roman" w:cs="Times New Roman"/>
+                <w:sz w:val="28"/>
+                <w:szCs w:val="28"/>
+                <w:lang w:eastAsia="ru-RU"/>
+              </w:rPr>
+              <w:t>Клонирование удаленного репозитория</w:t>
+            </w:r>
+          </w:p>
+        </w:tc>
+      </w:tr>
+      <w:tr>
+        <w:tc>
+          <w:tcPr>
+            <w:tcW w:w="0" w:type="auto"/>
+            <w:hideMark/>
+          </w:tcPr>
+          <w:p>
+            <w:pPr>
+              <w:rPr>
+                <w:rFonts w:ascii="Times New Roman" w:hAnsi="Times New Roman" w:cs="Times New Roman"/>
+                <w:sz w:val="28"/>
+                <w:szCs w:val="28"/>
+                <w:lang w:eastAsia="ru-RU"/>
+              </w:rPr>
+            </w:pPr>
+            <w:proofErr w:type="spellStart"/>
+            <w:r>
+              <w:rPr>
+                <w:rFonts w:ascii="Times New Roman" w:hAnsi="Times New Roman" w:cs="Times New Roman"/>
+                <w:sz w:val="28"/>
+                <w:szCs w:val="28"/>
+                <w:lang w:eastAsia="ru-RU"/>
+              </w:rPr>
+              <w:t>git</w:t>
+            </w:r>
+            <w:proofErr w:type="spellEnd"/>
+            <w:r>
+              <w:rPr>
+                <w:rFonts w:ascii="Times New Roman" w:hAnsi="Times New Roman" w:cs="Times New Roman"/>
+                <w:sz w:val="28"/>
+                <w:szCs w:val="28"/>
+                <w:lang w:eastAsia="ru-RU"/>
+              </w:rPr>
+              <w:t xml:space="preserve"> </w:t>
+            </w:r>
+            <w:proofErr w:type="spellStart"/>
+            <w:r>
+              <w:rPr>
+                <w:rFonts w:ascii="Times New Roman" w:hAnsi="Times New Roman" w:cs="Times New Roman"/>
+                <w:sz w:val="28"/>
+                <w:szCs w:val="28"/>
+                <w:lang w:eastAsia="ru-RU"/>
+              </w:rPr>
+              <w:t>branch</w:t>
+            </w:r>
+            <w:proofErr w:type="spellEnd"/>
+          </w:p>
+        </w:tc>
+        <w:tc>
+          <w:tcPr>
+            <w:tcW w:w="0" w:type="auto"/>
+            <w:hideMark/>
+          </w:tcPr>
+          <w:p>
+            <w:pPr>
+              <w:rPr>
+                <w:rFonts w:ascii="Times New Roman" w:hAnsi="Times New Roman" w:cs="Times New Roman"/>
+                <w:sz w:val="28"/>
+                <w:szCs w:val="28"/>
+                <w:lang w:eastAsia="ru-RU"/>
+              </w:rPr>
+            </w:pPr>
+            <w:r>
+              <w:rPr>
+                <w:rFonts w:ascii="Times New Roman" w:hAnsi="Times New Roman" w:cs="Times New Roman"/>
+                <w:sz w:val="28"/>
+                <w:szCs w:val="28"/>
+                <w:lang w:eastAsia="ru-RU"/>
+              </w:rPr>
+              <w:t>Просмотр и создание веток</w:t>
+            </w:r>
+          </w:p>
+        </w:tc>
+      </w:tr>
+      <w:tr>
+        <w:tc>
+          <w:tcPr>
+            <w:tcW w:w="0" w:type="auto"/>
+            <w:hideMark/>
+          </w:tcPr>
+          <w:p>
+            <w:pPr>
+              <w:rPr>
+                <w:rFonts w:ascii="Times New Roman" w:hAnsi="Times New Roman" w:cs="Times New Roman"/>
+                <w:sz w:val="28"/>
+                <w:szCs w:val="28"/>
+                <w:lang w:eastAsia="ru-RU"/>
+              </w:rPr>
+            </w:pPr>
+            <w:proofErr w:type="spellStart"/>
+            <w:r>
+              <w:rPr>
+                <w:rFonts w:ascii="Times New Roman" w:hAnsi="Times New Roman" w:cs="Times New Roman"/>
+                <w:sz w:val="28"/>
+                <w:szCs w:val="28"/>
+                <w:lang w:eastAsia="ru-RU"/>
+              </w:rPr>
+              <w:t>git</w:t>
+            </w:r>
+            <w:proofErr w:type="spellEnd"/>
+            <w:r>
+              <w:rPr>
+                <w:rFonts w:ascii="Times New Roman" w:hAnsi="Times New Roman" w:cs="Times New Roman"/>
+                <w:sz w:val="28"/>
+                <w:szCs w:val="28"/>
+                <w:lang w:eastAsia="ru-RU"/>
+              </w:rPr>
+              <w:t xml:space="preserve"> </w:t>
+            </w:r>
+            <w:proofErr w:type="spellStart"/>
+            <w:r>
+              <w:rPr>
+                <w:rFonts w:ascii="Times New Roman" w:hAnsi="Times New Roman" w:cs="Times New Roman"/>
+                <w:sz w:val="28"/>
+                <w:szCs w:val="28"/>
+                <w:lang w:eastAsia="ru-RU"/>
+              </w:rPr>
+              <w:t>checkout</w:t>
+            </w:r>
+            <w:proofErr w:type="spellEnd"/>
+          </w:p>
+        </w:tc>
+        <w:tc>
+          <w:tcPr>
+            <w:tcW w:w="0" w:type="auto"/>
+            <w:hideMark/>
+          </w:tcPr>
+          <w:p>
+            <w:pPr>
+              <w:rPr>
+                <w:rFonts w:ascii="Times New Roman" w:hAnsi="Times New Roman" w:cs="Times New Roman"/>
+                <w:sz w:val="28"/>
+                <w:szCs w:val="28"/>
+                <w:lang w:eastAsia="ru-RU"/>
+              </w:rPr>
+            </w:pPr>
+            <w:r>
+              <w:rPr>
+                <w:rFonts w:ascii="Times New Roman" w:hAnsi="Times New Roman" w:cs="Times New Roman"/>
+                <w:sz w:val="28"/>
+                <w:szCs w:val="28"/>
+                <w:lang w:eastAsia="ru-RU"/>
+              </w:rPr>
+              <w:t>Переключение между ветками</w:t>
+            </w:r>
+          </w:p>
+        </w:tc>
+      </w:tr>
+      <w:tr>
+        <w:tc>
+          <w:tcPr>
+            <w:tcW w:w="0" w:type="auto"/>
+            <w:hideMark/>
+          </w:tcPr>
+          <w:p>
+            <w:pPr>
+              <w:rPr>
+                <w:rFonts w:ascii="Times New Roman" w:hAnsi="Times New Roman" w:cs="Times New Roman"/>
+                <w:sz w:val="28"/>
+                <w:szCs w:val="28"/>
+                <w:lang w:eastAsia="ru-RU"/>
+              </w:rPr>
+            </w:pPr>
+            <w:proofErr w:type="spellStart"/>
+            <w:r>
+              <w:rPr>
+                <w:rFonts w:ascii="Times New Roman" w:hAnsi="Times New Roman" w:cs="Times New Roman"/>
+                <w:sz w:val="28"/>
+                <w:szCs w:val="28"/>
+                <w:lang w:eastAsia="ru-RU"/>
+              </w:rPr>
+              <w:t>git</w:t>
+            </w:r>
+            <w:proofErr w:type="spellEnd"/>
+            <w:r>
+              <w:rPr>
+                <w:rFonts w:ascii="Times New Roman" w:hAnsi="Times New Roman" w:cs="Times New Roman"/>
+                <w:sz w:val="28"/>
+                <w:szCs w:val="28"/>
+                <w:lang w:eastAsia="ru-RU"/>
+              </w:rPr>
+              <w:t xml:space="preserve"> </w:t>
+            </w:r>
+            <w:proofErr w:type="spellStart"/>
+            <w:r>
+              <w:rPr>
+                <w:rFonts w:ascii="Times New Roman" w:hAnsi="Times New Roman" w:cs="Times New Roman"/>
+                <w:sz w:val="28"/>
+                <w:szCs w:val="28"/>
+                <w:lang w:eastAsia="ru-RU"/>
+              </w:rPr>
+              <w:t>checkout</w:t>
+            </w:r>
+            <w:proofErr w:type="spellEnd"/>
+            <w:r>
+              <w:rPr>
+                <w:rFonts w:ascii="Times New Roman" w:hAnsi="Times New Roman" w:cs="Times New Roman"/>
+                <w:sz w:val="28"/>
+                <w:szCs w:val="28"/>
+                <w:lang w:eastAsia="ru-RU"/>
+              </w:rPr>
+              <w:t xml:space="preserve"> -b</w:t>
+            </w:r>
+          </w:p>
+        </w:tc>
+        <w:tc>
+          <w:tcPr>
+            <w:tcW w:w="0" w:type="auto"/>
+            <w:hideMark/>
+          </w:tcPr>
+          <w:p>
+            <w:pPr>
+              <w:rPr>
+                <w:rFonts w:ascii="Times New Roman" w:hAnsi="Times New Roman" w:cs="Times New Roman"/>
+                <w:sz w:val="28"/>
+                <w:szCs w:val="28"/>
+                <w:lang w:eastAsia="ru-RU"/>
+              </w:rPr>
+            </w:pPr>
+            <w:r>
+              <w:rPr>
+                <w:rFonts w:ascii="Times New Roman" w:hAnsi="Times New Roman" w:cs="Times New Roman"/>
+                <w:sz w:val="28"/>
+                <w:szCs w:val="28"/>
+                <w:lang w:eastAsia="ru-RU"/>
+              </w:rPr>
+              <w:t>Создание и переключение на новую ветку</w:t>
+            </w:r>
+          </w:p>
+        </w:tc>
+      </w:tr>
+      <w:tr>
+        <w:tc>
+          <w:tcPr>
+            <w:tcW w:w="0" w:type="auto"/>
+            <w:hideMark/>
+          </w:tcPr>
+          <w:p>
+            <w:pPr>
+              <w:rPr>
+                <w:rFonts w:ascii="Times New Roman" w:hAnsi="Times New Roman" w:cs="Times New Roman"/>
+                <w:sz w:val="28"/>
+                <w:szCs w:val="28"/>
+                <w:lang w:eastAsia="ru-RU"/>
+              </w:rPr>
+            </w:pPr>
+            <w:proofErr w:type="spellStart"/>
+            <w:r>
+              <w:rPr>
+                <w:rFonts w:ascii="Times New Roman" w:hAnsi="Times New Roman" w:cs="Times New Roman"/>
+                <w:sz w:val="28"/>
+                <w:szCs w:val="28"/>
+                <w:lang w:eastAsia="ru-RU"/>
+              </w:rPr>
+              <w:t>git</w:t>
+            </w:r>
+            <w:proofErr w:type="spellEnd"/>
+            <w:r>
+              <w:rPr>
+                <w:rFonts w:ascii="Times New Roman" w:hAnsi="Times New Roman" w:cs="Times New Roman"/>
+                <w:sz w:val="28"/>
+                <w:szCs w:val="28"/>
+                <w:lang w:eastAsia="ru-RU"/>
+              </w:rPr>
+              <w:t xml:space="preserve"> </w:t>
+            </w:r>
+            <w:proofErr w:type="spellStart"/>
+            <w:r>
+              <w:rPr>
+                <w:rFonts w:ascii="Times New Roman" w:hAnsi="Times New Roman" w:cs="Times New Roman"/>
+                <w:sz w:val="28"/>
+                <w:szCs w:val="28"/>
+                <w:lang w:eastAsia="ru-RU"/>
+              </w:rPr>
+              <w:t>add</w:t>
+            </w:r>
+            <w:proofErr w:type="spellEnd"/>
+          </w:p>
+        </w:tc>
+        <w:tc>
+          <w:tcPr>
+            <w:tcW w:w="0" w:type="auto"/>
+            <w:hideMark/>
+          </w:tcPr>
+          <w:p>
+            <w:pPr>
+              <w:rPr>
+                <w:rFonts w:ascii="Times New Roman" w:hAnsi="Times New Roman" w:cs="Times New Roman"/>
+                <w:sz w:val="28"/>
+                <w:szCs w:val="28"/>
+                <w:lang w:eastAsia="ru-RU"/>
+              </w:rPr>
+            </w:pPr>
+            <w:r>
+              <w:rPr>
+                <w:rFonts w:ascii="Times New Roman" w:hAnsi="Times New Roman" w:cs="Times New Roman"/>
+                <w:sz w:val="28"/>
+                <w:szCs w:val="28"/>
+                <w:lang w:eastAsia="ru-RU"/>
+              </w:rPr>
+              <w:t>Добавление файлов в отслеживание</w:t>
+            </w:r>
+          </w:p>
+        </w:tc>
+      </w:tr>
+      <w:tr>
+        <w:tc>
+          <w:tcPr>
+            <w:tcW w:w="0" w:type="auto"/>
+            <w:hideMark/>
+          </w:tcPr>
+          <w:p>
+            <w:pPr>
+              <w:rPr>
+                <w:rFonts w:ascii="Times New Roman" w:hAnsi="Times New Roman" w:cs="Times New Roman"/>
+                <w:sz w:val="28"/>
+                <w:szCs w:val="28"/>
+                <w:lang w:eastAsia="ru-RU"/>
+              </w:rPr>
+            </w:pPr>
+            <w:proofErr w:type="spellStart"/>
+            <w:r>
+              <w:rPr>
+                <w:rFonts w:ascii="Times New Roman" w:hAnsi="Times New Roman" w:cs="Times New Roman"/>
+                <w:sz w:val="28"/>
+                <w:szCs w:val="28"/>
+                <w:lang w:eastAsia="ru-RU"/>
+              </w:rPr>
+              <w:t>git</w:t>
+            </w:r>
+            <w:proofErr w:type="spellEnd"/>
+            <w:r>
+              <w:rPr>
+                <w:rFonts w:ascii="Times New Roman" w:hAnsi="Times New Roman" w:cs="Times New Roman"/>
+                <w:sz w:val="28"/>
+                <w:szCs w:val="28"/>
+                <w:lang w:eastAsia="ru-RU"/>
+              </w:rPr>
+              <w:t xml:space="preserve"> </w:t>
+            </w:r>
+            <w:proofErr w:type="spellStart"/>
+            <w:r>
+              <w:rPr>
+                <w:rFonts w:ascii="Times New Roman" w:hAnsi="Times New Roman" w:cs="Times New Roman"/>
+                <w:sz w:val="28"/>
+                <w:szCs w:val="28"/>
+                <w:lang w:eastAsia="ru-RU"/>
+              </w:rPr>
+              <w:t>status</w:t>
+            </w:r>
+            <w:proofErr w:type="spellEnd"/>
+          </w:p>
+        </w:tc>
+        <w:tc>
+          <w:tcPr>
+            <w:tcW w:w="0" w:type="auto"/>
+            <w:hideMark/>
+          </w:tcPr>
+          <w:p>
+            <w:pPr>
+              <w:rPr>
+                <w:rFonts w:ascii="Times New Roman" w:hAnsi="Times New Roman" w:cs="Times New Roman"/>
+                <w:sz w:val="28"/>
+                <w:szCs w:val="28"/>
+                <w:lang w:eastAsia="ru-RU"/>
+              </w:rPr>
+            </w:pPr>
+            <w:r>
+              <w:rPr>
+                <w:rFonts w:ascii="Times New Roman" w:hAnsi="Times New Roman" w:cs="Times New Roman"/>
+                <w:sz w:val="28"/>
+                <w:szCs w:val="28"/>
+                <w:lang w:eastAsia="ru-RU"/>
+              </w:rPr>
+              <w:t>Проверка состояния репозитория</w:t>
+            </w:r>
+          </w:p>
+        </w:tc>
+      </w:tr>
+      <w:tr>
+        <w:tc>
+          <w:tcPr>
+            <w:tcW w:w="0" w:type="auto"/>
+            <w:hideMark/>
+          </w:tcPr>
+          <w:p>
+            <w:pPr>
+              <w:rPr>
+                <w:rFonts w:ascii="Times New Roman" w:hAnsi="Times New Roman" w:cs="Times New Roman"/>
+                <w:sz w:val="28"/>
+                <w:szCs w:val="28"/>
+                <w:lang w:eastAsia="ru-RU"/>
+              </w:rPr>
+            </w:pPr>
+            <w:proofErr w:type="spellStart"/>
+            <w:r>
+              <w:rPr>
+                <w:rFonts w:ascii="Times New Roman" w:hAnsi="Times New Roman" w:cs="Times New Roman"/>
+                <w:sz w:val="28"/>
+                <w:szCs w:val="28"/>
+                <w:lang w:eastAsia="ru-RU"/>
+              </w:rPr>
+              <w:t>git</w:t>
+            </w:r>
+            <w:proofErr w:type="spellEnd"/>
+            <w:r>
+              <w:rPr>
+                <w:rFonts w:ascii="Times New Roman" w:hAnsi="Times New Roman" w:cs="Times New Roman"/>
+                <w:sz w:val="28"/>
+                <w:szCs w:val="28"/>
+                <w:lang w:eastAsia="ru-RU"/>
+              </w:rPr>
+              <w:t xml:space="preserve"> </w:t>
+            </w:r>
+            <w:proofErr w:type="spellStart"/>
+            <w:r>
+              <w:rPr>
+                <w:rFonts w:ascii="Times New Roman" w:hAnsi="Times New Roman" w:cs="Times New Roman"/>
+                <w:sz w:val="28"/>
+                <w:szCs w:val="28"/>
+                <w:lang w:eastAsia="ru-RU"/>
+              </w:rPr>
+              <w:t>commit</w:t>
+            </w:r>
+            <w:proofErr w:type="spellEnd"/>
+            <w:r>
+              <w:rPr>
+                <w:rFonts w:ascii="Times New Roman" w:hAnsi="Times New Roman" w:cs="Times New Roman"/>
+                <w:sz w:val="28"/>
+                <w:szCs w:val="28"/>
+                <w:lang w:eastAsia="ru-RU"/>
+              </w:rPr>
+              <w:t xml:space="preserve"> -m</w:t>
+            </w:r>
+          </w:p>
+        </w:tc>
+        <w:tc>
+          <w:tcPr>
+            <w:tcW w:w="0" w:type="auto"/>
+            <w:hideMark/>
+          </w:tcPr>
+          <w:p>
+            <w:pPr>
+              <w:rPr>
+                <w:rFonts w:ascii="Times New Roman" w:hAnsi="Times New Roman" w:cs="Times New Roman"/>
+                <w:sz w:val="28"/>
+                <w:szCs w:val="28"/>
+                <w:lang w:eastAsia="ru-RU"/>
+              </w:rPr>
+            </w:pPr>
+            <w:r>
+              <w:rPr>
+                <w:rFonts w:ascii="Times New Roman" w:hAnsi="Times New Roman" w:cs="Times New Roman"/>
+                <w:sz w:val="28"/>
+                <w:szCs w:val="28"/>
+                <w:lang w:eastAsia="ru-RU"/>
+              </w:rPr>
+              <w:t>Создание коммита с сообщением</w:t>
+            </w:r>
+          </w:p>
+        </w:tc>
+      </w:tr>
+      <w:tr>
+        <w:tc>
+          <w:tcPr>
+            <w:tcW w:w="0" w:type="auto"/>
+            <w:hideMark/>
+          </w:tcPr>
+          <w:p>
+            <w:pPr>
+              <w:rPr>
+                <w:rFonts w:ascii="Times New Roman" w:hAnsi="Times New Roman" w:cs="Times New Roman"/>
+                <w:sz w:val="28"/>
+                <w:szCs w:val="28"/>
+                <w:lang w:eastAsia="ru-RU"/>
+              </w:rPr>
+            </w:pPr>
+            <w:proofErr w:type="spellStart"/>
+            <w:r>
+              <w:rPr>
+                <w:rFonts w:ascii="Times New Roman" w:hAnsi="Times New Roman" w:cs="Times New Roman"/>
+                <w:sz w:val="28"/>
+                <w:szCs w:val="28"/>
+                <w:lang w:eastAsia="ru-RU"/>
+              </w:rPr>
+              <w:t>git</w:t>
+            </w:r>
+            <w:proofErr w:type="spellEnd"/>
+            <w:r>
+              <w:rPr>
+                <w:rFonts w:ascii="Times New Roman" w:hAnsi="Times New Roman" w:cs="Times New Roman"/>
+                <w:sz w:val="28"/>
+                <w:szCs w:val="28"/>
+                <w:lang w:eastAsia="ru-RU"/>
+              </w:rPr>
+              <w:t xml:space="preserve"> </w:t>
+            </w:r>
+            <w:proofErr w:type="spellStart"/>
+            <w:r>
+              <w:rPr>
+                <w:rFonts w:ascii="Times New Roman" w:hAnsi="Times New Roman" w:cs="Times New Roman"/>
+                <w:sz w:val="28"/>
+                <w:szCs w:val="28"/>
+                <w:lang w:eastAsia="ru-RU"/>
+              </w:rPr>
+              <w:t>commit</w:t>
+            </w:r>
+            <w:proofErr w:type="spellEnd"/>
+            <w:r>
+              <w:rPr>
+                <w:rFonts w:ascii="Times New Roman" w:hAnsi="Times New Roman" w:cs="Times New Roman"/>
+                <w:sz w:val="28"/>
+                <w:szCs w:val="28"/>
+                <w:lang w:eastAsia="ru-RU"/>
+              </w:rPr>
+              <w:t xml:space="preserve"> -a -m</w:t>
+            </w:r>
+          </w:p>
+        </w:tc>
+        <w:tc>
+          <w:tcPr>
+            <w:tcW w:w="0" w:type="auto"/>
+            <w:hideMark/>
+          </w:tcPr>
+          <w:p>
+            <w:pPr>
+              <w:rPr>
+                <w:rFonts w:ascii="Times New Roman" w:hAnsi="Times New Roman" w:cs="Times New Roman"/>
+                <w:sz w:val="28"/>
+                <w:szCs w:val="28"/>
+                <w:lang w:eastAsia="ru-RU"/>
+              </w:rPr>
+            </w:pPr>
+            <w:r>
+              <w:rPr>
+                <w:rFonts w:ascii="Times New Roman" w:hAnsi="Times New Roman" w:cs="Times New Roman"/>
+                <w:sz w:val="28"/>
+                <w:szCs w:val="28"/>
+                <w:lang w:eastAsia="ru-RU"/>
+              </w:rPr>
+              <w:t>Коммит изменений в отслеживаемых файлах</w:t>
+            </w:r>
+          </w:p>
+        </w:tc>
+      </w:tr>
+      <w:tr>
+        <w:tc>
+          <w:tcPr>
+            <w:tcW w:w="0" w:type="auto"/>
+            <w:hideMark/>
+          </w:tcPr>
+          <w:p>
+            <w:pPr>
+              <w:rPr>
+                <w:rFonts w:ascii="Times New Roman" w:hAnsi="Times New Roman" w:cs="Times New Roman"/>
+                <w:sz w:val="28"/>
+                <w:szCs w:val="28"/>
+                <w:lang w:eastAsia="ru-RU"/>
+              </w:rPr>
+            </w:pPr>
+            <w:proofErr w:type="spellStart"/>
+            <w:r>
+              <w:rPr>
+                <w:rFonts w:ascii="Times New Roman" w:hAnsi="Times New Roman" w:cs="Times New Roman"/>
+                <w:sz w:val="28"/>
+                <w:szCs w:val="28"/>
+                <w:lang w:eastAsia="ru-RU"/>
+              </w:rPr>
+              <w:t>git</w:t>
+            </w:r>
+            <w:proofErr w:type="spellEnd"/>
+            <w:r>
+              <w:rPr>
+                <w:rFonts w:ascii="Times New Roman" w:hAnsi="Times New Roman" w:cs="Times New Roman"/>
+                <w:sz w:val="28"/>
+                <w:szCs w:val="28"/>
+                <w:lang w:eastAsia="ru-RU"/>
+              </w:rPr>
+              <w:t xml:space="preserve"> </w:t>
+            </w:r>
+            <w:proofErr w:type="spellStart"/>
+            <w:r>
+              <w:rPr>
+                <w:rFonts w:ascii="Times New Roman" w:hAnsi="Times New Roman" w:cs="Times New Roman"/>
+                <w:sz w:val="28"/>
+                <w:szCs w:val="28"/>
+                <w:lang w:eastAsia="ru-RU"/>
+              </w:rPr>
+              <w:t>log</w:t>
+            </w:r>
+            <w:proofErr w:type="spellEnd"/>
+            <w:r>
+              <w:rPr>
+                <w:rFonts w:ascii="Times New Roman" w:hAnsi="Times New Roman" w:cs="Times New Roman"/>
+                <w:sz w:val="28"/>
+                <w:szCs w:val="28"/>
+                <w:lang w:eastAsia="ru-RU"/>
+              </w:rPr>
+              <w:t xml:space="preserve"> --</w:t>
+            </w:r>
+            <w:proofErr w:type="spellStart"/>
+            <w:r>
+              <w:rPr>
+                <w:rFonts w:ascii="Times New Roman" w:hAnsi="Times New Roman" w:cs="Times New Roman"/>
+                <w:sz w:val="28"/>
+                <w:szCs w:val="28"/>
+                <w:lang w:eastAsia="ru-RU"/>
+              </w:rPr>
+              <w:t>oneline</w:t>
+            </w:r>
+            <w:proofErr w:type="spellEnd"/>
+          </w:p>
+        </w:tc>
+        <w:tc>
+          <w:tcPr>
+            <w:tcW w:w="0" w:type="auto"/>
+            <w:hideMark/>
+          </w:tcPr>
+          <w:p>
+            <w:pPr>
+              <w:rPr>
+                <w:rFonts w:ascii="Times New Roman" w:hAnsi="Times New Roman" w:cs="Times New Roman"/>
+                <w:sz w:val="28"/>
+                <w:szCs w:val="28"/>
+                <w:lang w:eastAsia="ru-RU"/>
+              </w:rPr>
+            </w:pPr>
+            <w:r>
+              <w:rPr>
+                <w:rFonts w:ascii="Times New Roman" w:hAnsi="Times New Roman" w:cs="Times New Roman"/>
+                <w:sz w:val="28"/>
+                <w:szCs w:val="28"/>
+                <w:lang w:eastAsia="ru-RU"/>
+              </w:rPr>
+              <w:t>Просмотр истории коммитов</w:t>
+            </w:r>
+          </w:p>
+        </w:tc>
+      </w:tr>
+      <w:tr>
+        <w:tc>
+          <w:tcPr>
+            <w:tcW w:w="0" w:type="auto"/>
+            <w:hideMark/>
+          </w:tcPr>
+          <w:p>
+            <w:pPr>
+              <w:rPr>
+                <w:rFonts w:ascii="Times New Roman" w:hAnsi="Times New Roman" w:cs="Times New Roman"/>
+                <w:sz w:val="28"/>
+                <w:szCs w:val="28"/>
+                <w:lang w:eastAsia="ru-RU"/>
+              </w:rPr>
+            </w:pPr>
+            <w:proofErr w:type="spellStart"/>
+            <w:r>
+              <w:rPr>
+                <w:rFonts w:ascii="Times New Roman" w:hAnsi="Times New Roman" w:cs="Times New Roman"/>
+                <w:sz w:val="28"/>
+                <w:szCs w:val="28"/>
+                <w:lang w:eastAsia="ru-RU"/>
+              </w:rPr>
+              <w:t>git</w:t>
+            </w:r>
+            <w:proofErr w:type="spellEnd"/>
+            <w:r>
+              <w:rPr>
+                <w:rFonts w:ascii="Times New Roman" w:hAnsi="Times New Roman" w:cs="Times New Roman"/>
+                <w:sz w:val="28"/>
+                <w:szCs w:val="28"/>
+                <w:lang w:eastAsia="ru-RU"/>
+              </w:rPr>
+              <w:t xml:space="preserve"> </w:t>
+            </w:r>
+            <w:proofErr w:type="spellStart"/>
+            <w:r>
+              <w:rPr>
+                <w:rFonts w:ascii="Times New Roman" w:hAnsi="Times New Roman" w:cs="Times New Roman"/>
+                <w:sz w:val="28"/>
+                <w:szCs w:val="28"/>
+                <w:lang w:eastAsia="ru-RU"/>
+              </w:rPr>
+              <w:t>push</w:t>
+            </w:r>
+            <w:proofErr w:type="spellEnd"/>
+          </w:p>
+        </w:tc>
+        <w:tc>
+          <w:tcPr>
+            <w:tcW w:w="0" w:type="auto"/>
+            <w:hideMark/>
+          </w:tcPr>
+          <w:p>
+            <w:pPr>
+              <w:rPr>
+                <w:rFonts w:ascii="Times New Roman" w:hAnsi="Times New Roman" w:cs="Times New Roman"/>
+                <w:sz w:val="28"/>
+                <w:szCs w:val="28"/>
+                <w:lang w:eastAsia="ru-RU"/>
+              </w:rPr>
+            </w:pPr>
+            <w:r>
+              <w:rPr>
+                <w:rFonts w:ascii="Times New Roman" w:hAnsi="Times New Roman" w:cs="Times New Roman"/>
+                <w:sz w:val="28"/>
+                <w:szCs w:val="28"/>
+                <w:lang w:eastAsia="ru-RU"/>
+              </w:rPr>
+              <w:t>Отправка изменений в удаленный репозиторий</w:t>
+            </w:r>
+          </w:p>
+        </w:tc>
+      </w:tr>
+      <w:tr>
+        <w:tc>
+          <w:tcPr>
+            <w:tcW w:w="0" w:type="auto"/>
+            <w:hideMark/>
+          </w:tcPr>
+          <w:p>
+            <w:pPr>
+              <w:rPr>
+                <w:rFonts w:ascii="Times New Roman" w:hAnsi="Times New Roman" w:cs="Times New Roman"/>
+                <w:sz w:val="28"/>
+                <w:szCs w:val="28"/>
+                <w:lang w:eastAsia="ru-RU"/>
+              </w:rPr>
+            </w:pPr>
+            <w:proofErr w:type="spellStart"/>
+            <w:r>
+              <w:rPr>
+                <w:rFonts w:ascii="Times New Roman" w:hAnsi="Times New Roman" w:cs="Times New Roman"/>
+                <w:sz w:val="28"/>
+                <w:szCs w:val="28"/>
+                <w:lang w:eastAsia="ru-RU"/>
+              </w:rPr>
+              <w:t>git</w:t>
+            </w:r>
+            <w:proofErr w:type="spellEnd"/>
+            <w:r>
+              <w:rPr>
+                <w:rFonts w:ascii="Times New Roman" w:hAnsi="Times New Roman" w:cs="Times New Roman"/>
+                <w:sz w:val="28"/>
+                <w:szCs w:val="28"/>
+                <w:lang w:eastAsia="ru-RU"/>
+              </w:rPr>
+              <w:t xml:space="preserve"> </w:t>
+            </w:r>
+            <w:proofErr w:type="spellStart"/>
+            <w:r>
+              <w:rPr>
+                <w:rFonts w:ascii="Times New Roman" w:hAnsi="Times New Roman" w:cs="Times New Roman"/>
+                <w:sz w:val="28"/>
+                <w:szCs w:val="28"/>
+                <w:lang w:eastAsia="ru-RU"/>
+              </w:rPr>
+              <w:t>push</w:t>
+            </w:r>
+            <w:proofErr w:type="spellEnd"/>
+            <w:r>
+              <w:rPr>
+                <w:rFonts w:ascii="Times New Roman" w:hAnsi="Times New Roman" w:cs="Times New Roman"/>
+                <w:sz w:val="28"/>
+                <w:szCs w:val="28"/>
+                <w:lang w:eastAsia="ru-RU"/>
+              </w:rPr>
+              <w:t xml:space="preserve"> -u</w:t>
+            </w:r>
+          </w:p>
+        </w:tc>
+        <w:tc>
+          <w:tcPr>
+            <w:tcW w:w="0" w:type="auto"/>
+            <w:hideMark/>
+          </w:tcPr>
+          <w:p>
+            <w:pPr>
+              <w:rPr>
+                <w:rFonts w:ascii="Times New Roman" w:hAnsi="Times New Roman" w:cs="Times New Roman"/>
+                <w:sz w:val="28"/>
+                <w:szCs w:val="28"/>
+                <w:lang w:eastAsia="ru-RU"/>
+              </w:rPr>
+            </w:pPr>
+            <w:r>
+              <w:rPr>
+                <w:rFonts w:ascii="Times New Roman" w:hAnsi="Times New Roman" w:cs="Times New Roman"/>
+                <w:sz w:val="28"/>
+                <w:szCs w:val="28"/>
+                <w:lang w:eastAsia="ru-RU"/>
+              </w:rPr>
+              <w:t>Отправка с настройкой отслеживания</w:t>
+            </w:r>
+          </w:p>
+        </w:tc>
+      </w:tr>
+    </w:tbl>
+    <w:p>
+      <w:pPr>
+        <w:rPr>
+          <w:rFonts w:ascii="Times New Roman" w:hAnsi="Times New Roman" w:cs="Times New Roman"/>
+          <w:sz w:val="28"/>
+          <w:szCs w:val="28"/>
+          <w:lang w:eastAsia="ru-RU"/>
+        </w:rPr>
+      </w:pPr>
+      <w:r>
+        <w:rPr>
+          <w:rFonts w:ascii="Times New Roman" w:hAnsi="Times New Roman" w:cs="Times New Roman"/>
+          <w:sz w:val="28"/>
+          <w:szCs w:val="28"/>
+          <w:lang w:eastAsia="ru-RU"/>
+        </w:rPr>
+        <w:t>Были выполнены следующие действия:</w:t>
+      </w:r>
+    </w:p>
+    <w:p>
+      <w:pPr>
+        <w:pStyle w:val="a3"/>
+        <w:numPr>
+          <w:ilvl w:val="0"/>
+          <w:numId w:val="18"/>
+        </w:numPr>
+        <w:rPr>
+          <w:rFonts w:ascii="Times New Roman" w:hAnsi="Times New Roman" w:cs="Times New Roman"/>
+          <w:sz w:val="28"/>
+          <w:szCs w:val="28"/>
+          <w:lang w:eastAsia="ru-RU"/>
+        </w:rPr>
+      </w:pPr>
+      <w:r>
+        <w:rPr>
+          <w:rFonts w:ascii="Times New Roman" w:hAnsi="Times New Roman" w:cs="Times New Roman"/>
+          <w:sz w:val="28"/>
+          <w:szCs w:val="28"/>
+          <w:lang w:eastAsia="ru-RU"/>
+        </w:rPr>
+        <w:t xml:space="preserve">Создан </w:t>
+      </w:r>
+      <w:proofErr w:type="spellStart"/>
+      <w:r>
+        <w:rPr>
+          <w:rFonts w:ascii="Times New Roman" w:hAnsi="Times New Roman" w:cs="Times New Roman"/>
+          <w:sz w:val="28"/>
+          <w:szCs w:val="28"/>
+          <w:lang w:eastAsia="ru-RU"/>
+        </w:rPr>
+        <w:t>Fork</w:t>
+      </w:r>
+      <w:proofErr w:type="spellEnd"/>
+      <w:r>
+        <w:rPr>
+          <w:rFonts w:ascii="Times New Roman" w:hAnsi="Times New Roman" w:cs="Times New Roman"/>
+          <w:sz w:val="28"/>
+          <w:szCs w:val="28"/>
+          <w:lang w:eastAsia="ru-RU"/>
+        </w:rPr>
+        <w:t xml:space="preserve"> репозитория преподавателя</w:t>
+      </w:r>
+    </w:p>
+    <w:p>
+      <w:pPr>
+        <w:pStyle w:val="a3"/>
+        <w:numPr>
+          <w:ilvl w:val="0"/>
+          <w:numId w:val="18"/>
+        </w:numPr>
+        <w:rPr>
+          <w:rFonts w:ascii="Times New Roman" w:hAnsi="Times New Roman" w:cs="Times New Roman"/>
+          <w:sz w:val="28"/>
+          <w:szCs w:val="28"/>
+          <w:lang w:eastAsia="ru-RU"/>
+        </w:rPr>
+      </w:pPr>
+      <w:proofErr w:type="spellStart"/>
+      <w:r>
+        <w:rPr>
+          <w:rFonts w:ascii="Times New Roman" w:hAnsi="Times New Roman" w:cs="Times New Roman"/>
+          <w:sz w:val="28"/>
+          <w:szCs w:val="28"/>
+          <w:lang w:eastAsia="ru-RU"/>
+        </w:rPr>
+        <w:t>Склонирован</w:t>
+      </w:r>
+      <w:proofErr w:type="spellEnd"/>
+      <w:r>
+        <w:rPr>
+          <w:rFonts w:ascii="Times New Roman" w:hAnsi="Times New Roman" w:cs="Times New Roman"/>
+          <w:sz w:val="28"/>
+          <w:szCs w:val="28"/>
+          <w:lang w:eastAsia="ru-RU"/>
+        </w:rPr>
+        <w:t xml:space="preserve"> репозиторий на локальный компьютер</w:t>
+      </w:r>
+    </w:p>
+    <w:p>
+      <w:pPr>
+        <w:pStyle w:val="a3"/>
+        <w:numPr>
+          <w:ilvl w:val="0"/>
+          <w:numId w:val="18"/>
+        </w:numPr>
+        <w:rPr>
+          <w:rFonts w:ascii="Times New Roman" w:hAnsi="Times New Roman" w:cs="Times New Roman"/>
+          <w:sz w:val="28"/>
+          <w:szCs w:val="28"/>
+          <w:lang w:eastAsia="ru-RU"/>
+        </w:rPr>
+      </w:pPr>
+      <w:r>
+        <w:rPr>
+          <w:rFonts w:ascii="Times New Roman" w:hAnsi="Times New Roman" w:cs="Times New Roman"/>
+          <w:sz w:val="28"/>
+          <w:szCs w:val="28"/>
+          <w:lang w:eastAsia="ru-RU"/>
+        </w:rPr>
+        <w:t>Создана собственная ветка Savkin_V_A_25Poz</w:t>
+      </w:r>
+    </w:p>
+    <w:p>
+      <w:pPr>
+        <w:pStyle w:val="a3"/>
+        <w:numPr>
+          <w:ilvl w:val="0"/>
+          <w:numId w:val="18"/>
+        </w:numPr>
+        <w:rPr>
+          <w:rFonts w:ascii="Times New Roman" w:hAnsi="Times New Roman" w:cs="Times New Roman"/>
+          <w:sz w:val="28"/>
+          <w:szCs w:val="28"/>
+          <w:lang w:eastAsia="ru-RU"/>
+        </w:rPr>
+      </w:pPr>
+      <w:r>
+        <w:rPr>
+          <w:rFonts w:ascii="Times New Roman" w:hAnsi="Times New Roman" w:cs="Times New Roman"/>
+          <w:sz w:val="28"/>
+          <w:szCs w:val="28"/>
+          <w:lang w:eastAsia="ru-RU"/>
+        </w:rPr>
+        <w:t>Создана структура папок Lr1, Lr2, Lr3</w:t>
+      </w:r>
+    </w:p>
+    <w:p>
+      <w:pPr>
+        <w:pStyle w:val="a3"/>
+        <w:numPr>
+          <w:ilvl w:val="0"/>
+          <w:numId w:val="18"/>
+        </w:numPr>
+        <w:rPr>
+          <w:rFonts w:ascii="Times New Roman" w:hAnsi="Times New Roman" w:cs="Times New Roman"/>
+          <w:sz w:val="28"/>
+          <w:szCs w:val="28"/>
+          <w:lang w:eastAsia="ru-RU"/>
+        </w:rPr>
+      </w:pPr>
+      <w:r>
+        <w:rPr>
+          <w:rFonts w:ascii="Times New Roman" w:hAnsi="Times New Roman" w:cs="Times New Roman"/>
+          <w:sz w:val="28"/>
+          <w:szCs w:val="28"/>
+          <w:lang w:eastAsia="ru-RU"/>
+        </w:rPr>
+        <w:t>Добавлены тестовые файлы и отчеты по лабораторным работам</w:t>
+      </w:r>
+    </w:p>
+    <w:p>
+      <w:pPr>
+        <w:pStyle w:val="a3"/>
+        <w:numPr>
+          <w:ilvl w:val="0"/>
+          <w:numId w:val="18"/>
+        </w:numPr>
+        <w:rPr>
+          <w:rFonts w:ascii="Times New Roman" w:hAnsi="Times New Roman" w:cs="Times New Roman"/>
+          <w:sz w:val="28"/>
+          <w:szCs w:val="28"/>
+          <w:lang w:eastAsia="ru-RU"/>
+        </w:rPr>
+      </w:pPr>
+      <w:r>
+        <w:rPr>
+          <w:rFonts w:ascii="Times New Roman" w:hAnsi="Times New Roman" w:cs="Times New Roman"/>
+          <w:sz w:val="28"/>
+          <w:szCs w:val="28"/>
+          <w:lang w:eastAsia="ru-RU"/>
+        </w:rPr>
+        <w:t>Выполнены коммиты изменений</w:t>
+      </w:r>
+    </w:p>
+    <w:p>
+      <w:pPr>
+        <w:pStyle w:val="a3"/>
+        <w:numPr>
+          <w:ilvl w:val="0"/>
+          <w:numId w:val="18"/>
+        </w:numPr>
+        <w:rPr>
+          <w:rFonts w:ascii="Times New Roman" w:hAnsi="Times New Roman" w:cs="Times New Roman"/>
+          <w:sz w:val="28"/>
+          <w:szCs w:val="28"/>
+          <w:lang w:eastAsia="ru-RU"/>
+        </w:rPr>
+      </w:pPr>
+      <w:r>
+        <w:rPr>
+          <w:rFonts w:ascii="Times New Roman" w:hAnsi="Times New Roman" w:cs="Times New Roman"/>
+          <w:sz w:val="28"/>
+          <w:szCs w:val="28"/>
+          <w:lang w:eastAsia="ru-RU"/>
+        </w:rPr>
+        <w:t>Создана тестовая ветка </w:t>
+      </w:r>
+      <w:proofErr w:type="spellStart"/>
+      <w:r>
+        <w:rPr>
+          <w:rFonts w:ascii="Times New Roman" w:hAnsi="Times New Roman" w:cs="Times New Roman"/>
+          <w:sz w:val="28"/>
+          <w:szCs w:val="28"/>
+          <w:lang w:eastAsia="ru-RU"/>
+        </w:rPr>
+        <w:t>test-conflict</w:t>
+      </w:r>
+      <w:proofErr w:type="spellEnd"/>
+      <w:r>
+        <w:rPr>
+          <w:rFonts w:ascii="Times New Roman" w:hAnsi="Times New Roman" w:cs="Times New Roman"/>
+          <w:sz w:val="28"/>
+          <w:szCs w:val="28"/>
+          <w:lang w:eastAsia="ru-RU"/>
+        </w:rPr>
+        <w:t> для имитации конфликтов</w:t>
+      </w:r>
+    </w:p>
+    <w:p>
+      <w:pPr>
+        <w:pStyle w:val="a3"/>
+        <w:numPr>
+          <w:ilvl w:val="0"/>
+          <w:numId w:val="18"/>
+        </w:numPr>
+        <w:rPr>
+          <w:rFonts w:ascii="Times New Roman" w:hAnsi="Times New Roman" w:cs="Times New Roman"/>
+          <w:sz w:val="28"/>
+          <w:szCs w:val="28"/>
+          <w:lang w:eastAsia="ru-RU"/>
+        </w:rPr>
+      </w:pPr>
+      <w:r>
+        <w:rPr>
+          <w:rFonts w:ascii="Times New Roman" w:hAnsi="Times New Roman" w:cs="Times New Roman"/>
+          <w:sz w:val="28"/>
+          <w:szCs w:val="28"/>
+          <w:lang w:eastAsia="ru-RU"/>
+        </w:rPr>
+        <w:t xml:space="preserve">Отправлены изменения в удаленный репозиторий на </w:t>
+      </w:r>
+      <w:proofErr w:type="spellStart"/>
+      <w:r>
+        <w:rPr>
+          <w:rFonts w:ascii="Times New Roman" w:hAnsi="Times New Roman" w:cs="Times New Roman"/>
+          <w:sz w:val="28"/>
+          <w:szCs w:val="28"/>
+          <w:lang w:eastAsia="ru-RU"/>
+        </w:rPr>
+        <w:t>GitHub</w:t>
+      </w:r>
+      <w:proofErr w:type="spellEnd"/>
+    </w:p>
+    <w:p>
+      <w:pPr>
+        <w:pStyle w:val="a3"/>
+        <w:numPr>
+          <w:ilvl w:val="0"/>
+          <w:numId w:val="18"/>
+        </w:numPr>
+        <w:rPr>
+          <w:rFonts w:ascii="Times New Roman" w:hAnsi="Times New Roman" w:cs="Times New Roman"/>
+          <w:sz w:val="28"/>
+          <w:szCs w:val="28"/>
+          <w:lang w:eastAsia="ru-RU"/>
+        </w:rPr>
+      </w:pPr>
+      <w:r>
+        <w:rPr>
+          <w:rFonts w:ascii="Times New Roman" w:hAnsi="Times New Roman" w:cs="Times New Roman"/>
+          <w:sz w:val="28"/>
+          <w:szCs w:val="28"/>
+          <w:lang w:eastAsia="ru-RU"/>
+        </w:rPr>
+        <w:t xml:space="preserve">Создан Pull </w:t>
+      </w:r>
+      <w:proofErr w:type="spellStart"/>
+      <w:r>
+        <w:rPr>
+          <w:rFonts w:ascii="Times New Roman" w:hAnsi="Times New Roman" w:cs="Times New Roman"/>
+          <w:sz w:val="28"/>
+          <w:szCs w:val="28"/>
+          <w:lang w:eastAsia="ru-RU"/>
+        </w:rPr>
+        <w:t>Request</w:t>
+      </w:r>
+      <w:proofErr w:type="spellEnd"/>
+      <w:r>
+        <w:rPr>
+          <w:rFonts w:ascii="Times New Roman" w:hAnsi="Times New Roman" w:cs="Times New Roman"/>
+          <w:sz w:val="28"/>
+          <w:szCs w:val="28"/>
+          <w:lang w:eastAsia="ru-RU"/>
+        </w:rPr>
+        <w:t xml:space="preserve"> для сдачи работ преподавателю</w:t>
+      </w:r>
+    </w:p>
+    <w:p>
+      <w:pPr>
+        <w:rPr>
+          <w:rFonts w:ascii="Times New Roman" w:hAnsi="Times New Roman" w:cs="Times New Roman"/>
+          <w:sz w:val="28"/>
+          <w:szCs w:val="28"/>
+          <w:lang w:eastAsia="ru-RU"/>
+        </w:rPr>
+      </w:pPr>
+      <w:r>
+        <w:rPr>
+          <w:rFonts w:ascii="Times New Roman" w:hAnsi="Times New Roman" w:cs="Times New Roman"/>
+          <w:sz w:val="28"/>
+          <w:szCs w:val="28"/>
+          <w:lang w:eastAsia="ru-RU"/>
+        </w:rPr>
+        <w:lastRenderedPageBreak/>
+        <w:t xml:space="preserve">Таким образом, цель лабораторной работы достигнута, все поставленные задачи выполнены. Полученные навыки работы с </w:t>
+      </w:r>
+      <w:proofErr w:type="spellStart"/>
+      <w:r>
+        <w:rPr>
+          <w:rFonts w:ascii="Times New Roman" w:hAnsi="Times New Roman" w:cs="Times New Roman"/>
+          <w:sz w:val="28"/>
+          <w:szCs w:val="28"/>
+          <w:lang w:eastAsia="ru-RU"/>
+        </w:rPr>
+        <w:t>Git</w:t>
+      </w:r>
+      <w:proofErr w:type="spellEnd"/>
+      <w:r>
+        <w:rPr>
+          <w:rFonts w:ascii="Times New Roman" w:hAnsi="Times New Roman" w:cs="Times New Roman"/>
+          <w:sz w:val="28"/>
+          <w:szCs w:val="28"/>
+          <w:lang w:eastAsia="ru-RU"/>
+        </w:rPr>
+        <w:t xml:space="preserve"> являются основой для эффективной командной разработки и ведения проектов с контролем версий.</w:t>
+      </w:r>
+    </w:p>
+    <w:p>
+      <w:pPr>
         <w:spacing w:after="160" w:line="259" w:lineRule="auto"/>
         <w:ind w:firstLine="709"/>
         <w:jc w:val="both"/>
@@ -3353,1910 +3461,9 @@
           <w:szCs w:val="28"/>
         </w:rPr>
       </w:pPr>
-      <w:r>
-        <w:rPr>
-          <w:rFonts w:ascii="Times New Roman" w:hAnsi="Times New Roman" w:cs="Times New Roman"/>
-          <w:bCs/>
-          <w:sz w:val="28"/>
-          <w:szCs w:val="28"/>
-        </w:rPr>
-        <w:t>В результате выполнения лабораторной работы был создан функционирующий веб-сайт, состоящий из трех страниц, с тремя интерактивными скриптами.</w:t>
-      </w:r>
-    </w:p>
-    <w:p>
-      <w:pPr>
-        <w:spacing w:after="160" w:line="259" w:lineRule="auto"/>
-        <w:rPr>
-          <w:rFonts w:ascii="Times New Roman" w:hAnsi="Times New Roman" w:cs="Times New Roman"/>
-          <w:color w:val="000000"/>
-          <w:sz w:val="28"/>
-          <w:szCs w:val="28"/>
-        </w:rPr>
-      </w:pPr>
-      <w:r>
-        <w:rPr>
-          <w:rFonts w:ascii="Times New Roman" w:hAnsi="Times New Roman" w:cs="Times New Roman"/>
-          <w:color w:val="000000"/>
-          <w:sz w:val="28"/>
-          <w:szCs w:val="28"/>
-        </w:rPr>
-        <w:br w:type="page"/>
-      </w:r>
-    </w:p>
-    <w:p>
-      <w:pPr>
-        <w:tabs>
-          <w:tab w:val="left" w:pos="6756"/>
-        </w:tabs>
-        <w:spacing w:after="0" w:line="360" w:lineRule="auto"/>
-        <w:jc w:val="center"/>
-        <w:rPr>
-          <w:rFonts w:ascii="Times New Roman" w:hAnsi="Times New Roman" w:cs="Times New Roman"/>
-          <w:b/>
-          <w:sz w:val="32"/>
-        </w:rPr>
-      </w:pPr>
-      <w:r>
-        <w:rPr>
-          <w:rFonts w:ascii="Times New Roman" w:hAnsi="Times New Roman" w:cs="Times New Roman"/>
-          <w:b/>
-          <w:sz w:val="32"/>
-        </w:rPr>
-        <w:lastRenderedPageBreak/>
-        <w:t>ПРИЛОЖЕНИЯ</w:t>
-      </w:r>
-    </w:p>
-    <w:p>
-      <w:pPr>
-        <w:tabs>
-          <w:tab w:val="left" w:pos="6756"/>
-        </w:tabs>
-        <w:spacing w:after="0" w:line="360" w:lineRule="auto"/>
-        <w:jc w:val="right"/>
-        <w:rPr>
-          <w:rFonts w:ascii="Times New Roman" w:hAnsi="Times New Roman" w:cs="Times New Roman"/>
-          <w:b/>
-          <w:sz w:val="32"/>
-        </w:rPr>
-      </w:pPr>
-      <w:r>
-        <w:rPr>
-          <w:rFonts w:ascii="Times New Roman" w:hAnsi="Times New Roman" w:cs="Times New Roman"/>
-          <w:b/>
-          <w:sz w:val="32"/>
-        </w:rPr>
-        <w:t>ПРИЛОЖЕНИЕ А</w:t>
-      </w:r>
-    </w:p>
-    <w:p>
-      <w:pPr>
-        <w:spacing w:after="0" w:line="360" w:lineRule="auto"/>
-        <w:ind w:left="-567"/>
-        <w:jc w:val="center"/>
-        <w:rPr>
-          <w:rFonts w:ascii="Times New Roman" w:hAnsi="Times New Roman" w:cs="Times New Roman"/>
-          <w:color w:val="000000"/>
-          <w:sz w:val="28"/>
-          <w:szCs w:val="28"/>
-        </w:rPr>
-      </w:pPr>
-      <w:r>
-        <w:rPr>
-          <w:rFonts w:ascii="Times New Roman" w:hAnsi="Times New Roman" w:cs="Times New Roman"/>
-          <w:b/>
-          <w:sz w:val="32"/>
-        </w:rPr>
-        <w:t>Техническое задание</w:t>
-      </w:r>
-    </w:p>
-    <w:p>
-      <w:pPr>
-        <w:pStyle w:val="1"/>
-        <w:spacing w:after="160" w:line="360" w:lineRule="auto"/>
-        <w:jc w:val="center"/>
-        <w:rPr>
-          <w:rFonts w:ascii="Times New Roman" w:eastAsia="Times New Roman" w:hAnsi="Times New Roman" w:cs="Times New Roman"/>
-          <w:sz w:val="28"/>
-          <w:szCs w:val="28"/>
-        </w:rPr>
-      </w:pPr>
-      <w:r>
-        <w:rPr>
-          <w:rFonts w:ascii="Times New Roman" w:eastAsia="Times New Roman" w:hAnsi="Times New Roman" w:cs="Times New Roman"/>
-          <w:b/>
-          <w:sz w:val="28"/>
-          <w:szCs w:val="28"/>
-        </w:rPr>
-        <w:t>1 ВВОДНАЯ ИНФОРМАЦИЯ</w:t>
-      </w:r>
-    </w:p>
-    <w:p>
-      <w:pPr>
-        <w:pStyle w:val="2"/>
-        <w:spacing w:after="160" w:line="360" w:lineRule="auto"/>
-        <w:ind w:firstLine="708"/>
-        <w:jc w:val="both"/>
-        <w:rPr>
-          <w:rFonts w:ascii="Times New Roman" w:eastAsia="Times New Roman" w:hAnsi="Times New Roman" w:cs="Times New Roman"/>
-          <w:sz w:val="28"/>
-          <w:szCs w:val="28"/>
-        </w:rPr>
-      </w:pPr>
-      <w:bookmarkStart w:id="0" w:name="_cjmbb9p09zbh" w:colFirst="0" w:colLast="0"/>
-      <w:bookmarkEnd w:id="0"/>
-      <w:r>
-        <w:rPr>
-          <w:rFonts w:ascii="Times New Roman" w:eastAsia="Times New Roman" w:hAnsi="Times New Roman" w:cs="Times New Roman"/>
-          <w:sz w:val="28"/>
-          <w:szCs w:val="28"/>
-        </w:rPr>
-        <w:t>1.1 Полное и краткое наименования системы</w:t>
-      </w:r>
-    </w:p>
-    <w:p>
-      <w:pPr>
-        <w:spacing w:after="160" w:line="360" w:lineRule="auto"/>
-        <w:ind w:firstLine="708"/>
-        <w:jc w:val="both"/>
-        <w:rPr>
-          <w:rFonts w:ascii="Times New Roman" w:eastAsia="Times New Roman" w:hAnsi="Times New Roman" w:cs="Times New Roman"/>
-          <w:sz w:val="28"/>
-          <w:szCs w:val="28"/>
-        </w:rPr>
-      </w:pPr>
-      <w:r>
-        <w:rPr>
-          <w:rFonts w:ascii="Times New Roman" w:eastAsia="Times New Roman" w:hAnsi="Times New Roman" w:cs="Times New Roman"/>
-          <w:sz w:val="28"/>
-          <w:szCs w:val="28"/>
-        </w:rPr>
-        <w:t>Полное наименование системы – Сайт с тремя интерактивными страницами.</w:t>
-      </w:r>
-    </w:p>
-    <w:p>
-      <w:pPr>
-        <w:spacing w:after="160" w:line="360" w:lineRule="auto"/>
-        <w:ind w:firstLine="708"/>
-        <w:jc w:val="both"/>
-        <w:rPr>
-          <w:rFonts w:ascii="Times New Roman" w:eastAsia="Times New Roman" w:hAnsi="Times New Roman" w:cs="Times New Roman"/>
-          <w:sz w:val="28"/>
-          <w:szCs w:val="28"/>
-        </w:rPr>
-      </w:pPr>
-      <w:r>
-        <w:rPr>
-          <w:rFonts w:ascii="Times New Roman" w:eastAsia="Times New Roman" w:hAnsi="Times New Roman" w:cs="Times New Roman"/>
-          <w:sz w:val="28"/>
-          <w:szCs w:val="28"/>
-        </w:rPr>
-        <w:t>Краткое наименование системы – «Сайт», «Проект».</w:t>
-      </w:r>
-    </w:p>
-    <w:p>
-      <w:pPr>
-        <w:pStyle w:val="2"/>
-        <w:spacing w:after="160" w:line="360" w:lineRule="auto"/>
-        <w:ind w:firstLine="708"/>
-        <w:jc w:val="both"/>
-        <w:rPr>
-          <w:rFonts w:ascii="Times New Roman" w:eastAsia="Times New Roman" w:hAnsi="Times New Roman" w:cs="Times New Roman"/>
-          <w:sz w:val="28"/>
-          <w:szCs w:val="28"/>
-        </w:rPr>
-      </w:pPr>
-      <w:bookmarkStart w:id="1" w:name="_6ws1mek0monp" w:colFirst="0" w:colLast="0"/>
-      <w:bookmarkEnd w:id="1"/>
-      <w:r>
-        <w:rPr>
-          <w:rFonts w:ascii="Times New Roman" w:eastAsia="Times New Roman" w:hAnsi="Times New Roman" w:cs="Times New Roman"/>
-          <w:sz w:val="28"/>
-          <w:szCs w:val="28"/>
-        </w:rPr>
-        <w:t>1.2 Наименование и реквизиты Заказчика</w:t>
-      </w:r>
-    </w:p>
-    <w:p>
-      <w:pPr>
-        <w:spacing w:after="160" w:line="360" w:lineRule="auto"/>
-        <w:ind w:firstLine="708"/>
-        <w:rPr>
-          <w:rFonts w:ascii="Times New Roman" w:eastAsia="Times New Roman" w:hAnsi="Times New Roman" w:cs="Times New Roman"/>
-          <w:sz w:val="28"/>
-          <w:szCs w:val="28"/>
-        </w:rPr>
-      </w:pPr>
-      <w:r>
-        <w:rPr>
-          <w:rFonts w:ascii="Times New Roman" w:eastAsia="Times New Roman" w:hAnsi="Times New Roman" w:cs="Times New Roman"/>
-          <w:sz w:val="28"/>
-          <w:szCs w:val="28"/>
-        </w:rPr>
-        <w:t>Заказчик:</w:t>
-      </w:r>
-      <w:r>
-        <w:rPr>
-          <w:rFonts w:ascii="Times New Roman" w:eastAsia="Times New Roman" w:hAnsi="Times New Roman" w:cs="Times New Roman"/>
-          <w:sz w:val="28"/>
-          <w:szCs w:val="28"/>
-        </w:rPr>
-        <w:br/>
-        <w:t>Федеральное государственное бюджетное образовательное учреждение высшего образования «Нижегородский государственный технический университет им. Р.Е. Алексеева»</w:t>
-      </w:r>
-      <w:r>
-        <w:rPr>
-          <w:rFonts w:ascii="Times New Roman" w:eastAsia="Times New Roman" w:hAnsi="Times New Roman" w:cs="Times New Roman"/>
-          <w:sz w:val="28"/>
-          <w:szCs w:val="28"/>
-        </w:rPr>
-        <w:br/>
-        <w:t>603950, г. Нижний Новгород, ул. Минина, д.24</w:t>
-      </w:r>
-      <w:r>
-        <w:rPr>
-          <w:rFonts w:ascii="Times New Roman" w:eastAsia="Times New Roman" w:hAnsi="Times New Roman" w:cs="Times New Roman"/>
-          <w:sz w:val="28"/>
-          <w:szCs w:val="28"/>
-        </w:rPr>
-        <w:br/>
-      </w:r>
-      <w:proofErr w:type="spellStart"/>
-      <w:r>
-        <w:rPr>
-          <w:rFonts w:ascii="Times New Roman" w:eastAsia="Times New Roman" w:hAnsi="Times New Roman" w:cs="Times New Roman"/>
-          <w:sz w:val="28"/>
-          <w:szCs w:val="28"/>
-        </w:rPr>
-        <w:t>e-mail</w:t>
-      </w:r>
-      <w:proofErr w:type="spellEnd"/>
-      <w:r>
-        <w:rPr>
-          <w:rFonts w:ascii="Times New Roman" w:eastAsia="Times New Roman" w:hAnsi="Times New Roman" w:cs="Times New Roman"/>
-          <w:sz w:val="28"/>
-          <w:szCs w:val="28"/>
-        </w:rPr>
-        <w:t>: nntu@nntu.ru</w:t>
-      </w:r>
-    </w:p>
-    <w:p>
-      <w:pPr>
-        <w:pStyle w:val="2"/>
-        <w:spacing w:after="160" w:line="360" w:lineRule="auto"/>
-        <w:ind w:firstLine="708"/>
-        <w:jc w:val="both"/>
-        <w:rPr>
-          <w:rFonts w:ascii="Times New Roman" w:eastAsia="Times New Roman" w:hAnsi="Times New Roman" w:cs="Times New Roman"/>
-          <w:sz w:val="28"/>
-          <w:szCs w:val="28"/>
-        </w:rPr>
-      </w:pPr>
-      <w:bookmarkStart w:id="2" w:name="_czu8khkt8kgg" w:colFirst="0" w:colLast="0"/>
-      <w:bookmarkEnd w:id="2"/>
-      <w:r>
-        <w:rPr>
-          <w:rFonts w:ascii="Times New Roman" w:eastAsia="Times New Roman" w:hAnsi="Times New Roman" w:cs="Times New Roman"/>
-          <w:sz w:val="28"/>
-          <w:szCs w:val="28"/>
-        </w:rPr>
-        <w:t>1.3. Перечень документов, на основе которых создается Сайт</w:t>
-      </w:r>
-    </w:p>
-    <w:p>
-      <w:pPr>
-        <w:spacing w:after="160" w:line="360" w:lineRule="auto"/>
-        <w:ind w:firstLine="708"/>
-        <w:jc w:val="both"/>
-        <w:rPr>
-          <w:rFonts w:ascii="Times New Roman" w:eastAsia="Times New Roman" w:hAnsi="Times New Roman" w:cs="Times New Roman"/>
-          <w:sz w:val="28"/>
-          <w:szCs w:val="28"/>
-        </w:rPr>
-      </w:pPr>
-      <w:r>
-        <w:rPr>
-          <w:rFonts w:ascii="Times New Roman" w:eastAsia="Times New Roman" w:hAnsi="Times New Roman" w:cs="Times New Roman"/>
-          <w:sz w:val="28"/>
-          <w:szCs w:val="28"/>
-        </w:rPr>
-        <w:t>Сайт разрабатывается на основе данного Технического Задания и учебной программы дисциплины «Информатика и компьютерные технологии».</w:t>
-      </w:r>
-      <w:bookmarkStart w:id="3" w:name="_rgb3xcqodcex" w:colFirst="0" w:colLast="0"/>
-      <w:bookmarkEnd w:id="3"/>
-    </w:p>
-    <w:p>
-      <w:pPr>
-        <w:spacing w:after="160" w:line="360" w:lineRule="auto"/>
-        <w:ind w:firstLine="708"/>
-        <w:jc w:val="both"/>
-        <w:rPr>
-          <w:rFonts w:ascii="Times New Roman" w:eastAsia="Times New Roman" w:hAnsi="Times New Roman" w:cs="Times New Roman"/>
-          <w:sz w:val="28"/>
-          <w:szCs w:val="28"/>
-        </w:rPr>
-      </w:pPr>
-      <w:r>
-        <w:rPr>
-          <w:rFonts w:ascii="Times New Roman" w:eastAsia="Times New Roman" w:hAnsi="Times New Roman" w:cs="Times New Roman"/>
-          <w:sz w:val="28"/>
-          <w:szCs w:val="28"/>
-        </w:rPr>
-        <w:t>1.4. Плановые сроки начала и окончания работ</w:t>
-      </w:r>
-      <w:bookmarkStart w:id="4" w:name="_ft56qgux4miv" w:colFirst="0" w:colLast="0"/>
-      <w:bookmarkEnd w:id="4"/>
-    </w:p>
-    <w:p>
-      <w:pPr>
-        <w:spacing w:after="160" w:line="360" w:lineRule="auto"/>
-        <w:ind w:firstLine="708"/>
-        <w:jc w:val="both"/>
-        <w:rPr>
-          <w:rFonts w:ascii="Times New Roman" w:eastAsia="Times New Roman" w:hAnsi="Times New Roman" w:cs="Times New Roman"/>
-          <w:sz w:val="28"/>
-          <w:szCs w:val="28"/>
-        </w:rPr>
-      </w:pPr>
-      <w:r>
-        <w:rPr>
-          <w:rFonts w:ascii="Times New Roman" w:eastAsia="Times New Roman" w:hAnsi="Times New Roman" w:cs="Times New Roman"/>
-          <w:sz w:val="28"/>
-          <w:szCs w:val="28"/>
-        </w:rPr>
-        <w:t>Согласно учебному плану и графику лабораторных работ.</w:t>
-      </w:r>
-    </w:p>
-    <w:p>
-      <w:pPr>
-        <w:spacing w:after="160" w:line="259" w:lineRule="auto"/>
-        <w:rPr>
-          <w:rFonts w:ascii="Times New Roman" w:eastAsia="Times New Roman" w:hAnsi="Times New Roman" w:cs="Times New Roman"/>
-          <w:sz w:val="28"/>
-          <w:szCs w:val="28"/>
-        </w:rPr>
-      </w:pPr>
-      <w:r>
-        <w:rPr>
-          <w:rFonts w:ascii="Times New Roman" w:eastAsia="Times New Roman" w:hAnsi="Times New Roman" w:cs="Times New Roman"/>
-          <w:sz w:val="28"/>
-          <w:szCs w:val="28"/>
-        </w:rPr>
-        <w:br w:type="page"/>
-      </w:r>
-    </w:p>
-    <w:p>
-      <w:pPr>
-        <w:spacing w:after="160" w:line="360" w:lineRule="auto"/>
-        <w:ind w:firstLine="708"/>
-        <w:jc w:val="both"/>
-        <w:rPr>
-          <w:rFonts w:ascii="Times New Roman" w:eastAsia="Times New Roman" w:hAnsi="Times New Roman" w:cs="Times New Roman"/>
-          <w:sz w:val="28"/>
-          <w:szCs w:val="28"/>
-        </w:rPr>
-      </w:pPr>
-    </w:p>
-    <w:p>
-      <w:pPr>
-        <w:pStyle w:val="1"/>
-        <w:spacing w:after="160" w:line="360" w:lineRule="auto"/>
-        <w:jc w:val="center"/>
-        <w:rPr>
-          <w:rFonts w:ascii="Times New Roman" w:eastAsia="Times New Roman" w:hAnsi="Times New Roman" w:cs="Times New Roman"/>
-          <w:b/>
-          <w:sz w:val="28"/>
-          <w:szCs w:val="28"/>
-        </w:rPr>
-      </w:pPr>
-      <w:r>
-        <w:rPr>
-          <w:rFonts w:ascii="Times New Roman" w:eastAsia="Times New Roman" w:hAnsi="Times New Roman" w:cs="Times New Roman"/>
-          <w:b/>
-          <w:sz w:val="28"/>
-          <w:szCs w:val="28"/>
-        </w:rPr>
-        <w:t>2 НАЗНАЧЕНИЕ И ЦЕЛИ СОЗДАНИЯ САЙТА</w:t>
-      </w:r>
-    </w:p>
-    <w:p>
-      <w:pPr>
-        <w:spacing w:line="360" w:lineRule="auto"/>
-        <w:rPr>
-          <w:rFonts w:ascii="Times New Roman" w:eastAsia="Times New Roman" w:hAnsi="Times New Roman" w:cs="Times New Roman"/>
-          <w:sz w:val="28"/>
-          <w:szCs w:val="28"/>
-        </w:rPr>
-      </w:pPr>
-    </w:p>
-    <w:p>
-      <w:pPr>
-        <w:pStyle w:val="2"/>
-        <w:spacing w:after="160" w:line="360" w:lineRule="auto"/>
-        <w:ind w:firstLine="708"/>
-        <w:jc w:val="both"/>
-        <w:rPr>
-          <w:rFonts w:ascii="Times New Roman" w:eastAsia="Times New Roman" w:hAnsi="Times New Roman" w:cs="Times New Roman"/>
-          <w:sz w:val="28"/>
-          <w:szCs w:val="28"/>
-        </w:rPr>
-      </w:pPr>
-      <w:bookmarkStart w:id="5" w:name="_8dh8e6bcl8bf" w:colFirst="0" w:colLast="0"/>
-      <w:bookmarkEnd w:id="5"/>
-      <w:r>
-        <w:rPr>
-          <w:rFonts w:ascii="Times New Roman" w:eastAsia="Times New Roman" w:hAnsi="Times New Roman" w:cs="Times New Roman"/>
-          <w:sz w:val="28"/>
-          <w:szCs w:val="28"/>
-        </w:rPr>
-        <w:t>2.1 Назначение сайта</w:t>
-      </w:r>
-    </w:p>
-    <w:p>
-      <w:pPr>
-        <w:spacing w:after="160" w:line="360" w:lineRule="auto"/>
-        <w:ind w:firstLine="708"/>
-        <w:jc w:val="both"/>
-        <w:rPr>
-          <w:rFonts w:ascii="Times New Roman" w:eastAsia="Times New Roman" w:hAnsi="Times New Roman" w:cs="Times New Roman"/>
-          <w:sz w:val="28"/>
-          <w:szCs w:val="28"/>
-        </w:rPr>
-      </w:pPr>
-      <w:r>
-        <w:rPr>
-          <w:rFonts w:ascii="Times New Roman" w:eastAsia="Times New Roman" w:hAnsi="Times New Roman" w:cs="Times New Roman"/>
-          <w:sz w:val="28"/>
-          <w:szCs w:val="28"/>
-        </w:rPr>
-        <w:t>Сайт предназначен для изучения основ веб-разработки, демонстрации работы трех различных интерактивных скриптов, а также для получения практических навыков работы с HTML, CSS и JavaScript.</w:t>
-      </w:r>
-    </w:p>
-    <w:p>
-      <w:pPr>
-        <w:pStyle w:val="2"/>
-        <w:spacing w:after="160" w:line="360" w:lineRule="auto"/>
-        <w:ind w:firstLine="708"/>
-        <w:jc w:val="both"/>
-        <w:rPr>
-          <w:rFonts w:ascii="Times New Roman" w:eastAsia="Times New Roman" w:hAnsi="Times New Roman" w:cs="Times New Roman"/>
-          <w:sz w:val="28"/>
-          <w:szCs w:val="28"/>
-        </w:rPr>
-      </w:pPr>
-      <w:bookmarkStart w:id="6" w:name="_pmwpfwvdcfxf" w:colFirst="0" w:colLast="0"/>
-      <w:bookmarkEnd w:id="6"/>
-      <w:r>
-        <w:rPr>
-          <w:rFonts w:ascii="Times New Roman" w:eastAsia="Times New Roman" w:hAnsi="Times New Roman" w:cs="Times New Roman"/>
-          <w:sz w:val="28"/>
-          <w:szCs w:val="28"/>
-        </w:rPr>
-        <w:t>2.2 Цели создания сайта</w:t>
-      </w:r>
-    </w:p>
-    <w:p>
-      <w:pPr>
-        <w:spacing w:after="160" w:line="360" w:lineRule="auto"/>
-        <w:ind w:firstLine="708"/>
-        <w:jc w:val="both"/>
-        <w:rPr>
-          <w:rFonts w:ascii="Times New Roman" w:eastAsia="Times New Roman" w:hAnsi="Times New Roman" w:cs="Times New Roman"/>
-          <w:sz w:val="28"/>
-          <w:szCs w:val="28"/>
-        </w:rPr>
-      </w:pPr>
-      <w:r>
-        <w:rPr>
-          <w:rFonts w:ascii="Times New Roman" w:eastAsia="Times New Roman" w:hAnsi="Times New Roman" w:cs="Times New Roman"/>
-          <w:sz w:val="28"/>
-          <w:szCs w:val="28"/>
-        </w:rPr>
-        <w:t>Целью создания Сайта является закрепление теоретических знаний и получение практических навыков разработки веб-приложений с использованием современных технологий.</w:t>
-      </w:r>
-    </w:p>
-    <w:p>
-      <w:pPr>
-        <w:pStyle w:val="2"/>
-        <w:spacing w:after="160" w:line="360" w:lineRule="auto"/>
-        <w:ind w:firstLine="708"/>
-        <w:jc w:val="both"/>
-        <w:rPr>
-          <w:rFonts w:ascii="Times New Roman" w:eastAsia="Times New Roman" w:hAnsi="Times New Roman" w:cs="Times New Roman"/>
-          <w:sz w:val="28"/>
-          <w:szCs w:val="28"/>
-        </w:rPr>
-      </w:pPr>
-      <w:bookmarkStart w:id="7" w:name="_6yut8t46q4ei" w:colFirst="0" w:colLast="0"/>
-      <w:bookmarkEnd w:id="7"/>
-      <w:r>
-        <w:rPr>
-          <w:rFonts w:ascii="Times New Roman" w:eastAsia="Times New Roman" w:hAnsi="Times New Roman" w:cs="Times New Roman"/>
-          <w:sz w:val="28"/>
-          <w:szCs w:val="28"/>
-        </w:rPr>
-        <w:t>2.3 Целевая аудитория</w:t>
-      </w:r>
-    </w:p>
-    <w:p>
-      <w:pPr>
-        <w:spacing w:after="160" w:line="360" w:lineRule="auto"/>
-        <w:ind w:firstLine="708"/>
-        <w:jc w:val="both"/>
-        <w:rPr>
-          <w:rFonts w:ascii="Times New Roman" w:eastAsia="Times New Roman" w:hAnsi="Times New Roman" w:cs="Times New Roman"/>
-          <w:sz w:val="28"/>
-          <w:szCs w:val="28"/>
-        </w:rPr>
-      </w:pPr>
-      <w:r>
-        <w:rPr>
-          <w:rFonts w:ascii="Times New Roman" w:eastAsia="Times New Roman" w:hAnsi="Times New Roman" w:cs="Times New Roman"/>
-          <w:sz w:val="28"/>
-          <w:szCs w:val="28"/>
-        </w:rPr>
-        <w:t>Целевая аудитория проекта: студенты, изучающие веб-разработку, преподаватели, а также все желающие ознакомиться с основами создания интерактивных веб-страниц.</w:t>
-      </w:r>
-    </w:p>
-    <w:p>
-      <w:pPr>
-        <w:spacing w:after="160" w:line="259" w:lineRule="auto"/>
-        <w:rPr>
-          <w:rFonts w:ascii="Times New Roman" w:eastAsia="Times New Roman" w:hAnsi="Times New Roman" w:cs="Times New Roman"/>
-          <w:b/>
-          <w:sz w:val="28"/>
-          <w:szCs w:val="28"/>
-          <w:lang w:val="ru" w:eastAsia="ru-RU"/>
-        </w:rPr>
-      </w:pPr>
-      <w:bookmarkStart w:id="8" w:name="_va8usepc2h2o" w:colFirst="0" w:colLast="0"/>
-      <w:bookmarkEnd w:id="8"/>
-      <w:r>
-        <w:rPr>
-          <w:rFonts w:ascii="Times New Roman" w:eastAsia="Times New Roman" w:hAnsi="Times New Roman" w:cs="Times New Roman"/>
-          <w:b/>
-          <w:sz w:val="28"/>
-          <w:szCs w:val="28"/>
-        </w:rPr>
-        <w:br w:type="page"/>
-      </w:r>
-    </w:p>
-    <w:p>
-      <w:pPr>
-        <w:pStyle w:val="1"/>
-        <w:spacing w:after="160" w:line="360" w:lineRule="auto"/>
-        <w:jc w:val="center"/>
-        <w:rPr>
-          <w:rFonts w:ascii="Times New Roman" w:eastAsia="Times New Roman" w:hAnsi="Times New Roman" w:cs="Times New Roman"/>
-          <w:b/>
-          <w:sz w:val="28"/>
-          <w:szCs w:val="28"/>
-        </w:rPr>
-      </w:pPr>
-      <w:r>
-        <w:rPr>
-          <w:rFonts w:ascii="Times New Roman" w:eastAsia="Times New Roman" w:hAnsi="Times New Roman" w:cs="Times New Roman"/>
-          <w:b/>
-          <w:sz w:val="28"/>
-          <w:szCs w:val="28"/>
-        </w:rPr>
-        <w:lastRenderedPageBreak/>
-        <w:t>3 ЭТАПЫ СОЗДАНИЯ САЙТА</w:t>
-      </w:r>
-    </w:p>
-    <w:p>
-      <w:pPr>
-        <w:spacing w:line="360" w:lineRule="auto"/>
-        <w:jc w:val="both"/>
-        <w:rPr>
-          <w:rFonts w:ascii="Times New Roman" w:eastAsia="Times New Roman" w:hAnsi="Times New Roman" w:cs="Times New Roman"/>
-          <w:sz w:val="28"/>
-          <w:szCs w:val="28"/>
-        </w:rPr>
-      </w:pPr>
-    </w:p>
-    <w:p>
-      <w:pPr>
-        <w:spacing w:after="160" w:line="360" w:lineRule="auto"/>
-        <w:ind w:firstLine="708"/>
-        <w:jc w:val="both"/>
-        <w:rPr>
-          <w:rFonts w:ascii="Times New Roman" w:eastAsia="Times New Roman" w:hAnsi="Times New Roman" w:cs="Times New Roman"/>
-          <w:sz w:val="28"/>
-          <w:szCs w:val="28"/>
-        </w:rPr>
-      </w:pPr>
-      <w:r>
-        <w:rPr>
-          <w:rFonts w:ascii="Times New Roman" w:eastAsia="Times New Roman" w:hAnsi="Times New Roman" w:cs="Times New Roman"/>
-          <w:sz w:val="28"/>
-          <w:szCs w:val="28"/>
-        </w:rPr>
-        <w:t>Разработка сайта включает в себя следующие основные этапы работ:</w:t>
-      </w:r>
-    </w:p>
-    <w:p>
-      <w:pPr>
-        <w:numPr>
-          <w:ilvl w:val="0"/>
-          <w:numId w:val="8"/>
-        </w:numPr>
-        <w:spacing w:after="160" w:line="360" w:lineRule="auto"/>
-        <w:jc w:val="both"/>
-        <w:rPr>
-          <w:rFonts w:ascii="Times New Roman" w:eastAsia="Times New Roman" w:hAnsi="Times New Roman" w:cs="Times New Roman"/>
-          <w:sz w:val="28"/>
-          <w:szCs w:val="28"/>
-        </w:rPr>
-      </w:pPr>
-      <w:r>
-        <w:rPr>
-          <w:rFonts w:ascii="Times New Roman" w:eastAsia="Times New Roman" w:hAnsi="Times New Roman" w:cs="Times New Roman"/>
-          <w:sz w:val="28"/>
-          <w:szCs w:val="28"/>
-        </w:rPr>
-        <w:t>разработка технического задания на создание сайта;</w:t>
-      </w:r>
-    </w:p>
-    <w:p>
-      <w:pPr>
-        <w:numPr>
-          <w:ilvl w:val="0"/>
-          <w:numId w:val="8"/>
-        </w:numPr>
-        <w:spacing w:after="160" w:line="360" w:lineRule="auto"/>
-        <w:jc w:val="both"/>
-        <w:rPr>
-          <w:rFonts w:ascii="Times New Roman" w:eastAsia="Times New Roman" w:hAnsi="Times New Roman" w:cs="Times New Roman"/>
-          <w:sz w:val="28"/>
-          <w:szCs w:val="28"/>
-        </w:rPr>
-      </w:pPr>
-      <w:r>
-        <w:rPr>
-          <w:rFonts w:ascii="Times New Roman" w:eastAsia="Times New Roman" w:hAnsi="Times New Roman" w:cs="Times New Roman"/>
-          <w:sz w:val="28"/>
-          <w:szCs w:val="28"/>
-        </w:rPr>
-        <w:t>разработка макета-прототипа сайта;</w:t>
-      </w:r>
-    </w:p>
-    <w:p>
-      <w:pPr>
-        <w:numPr>
-          <w:ilvl w:val="0"/>
-          <w:numId w:val="8"/>
-        </w:numPr>
-        <w:spacing w:after="160" w:line="360" w:lineRule="auto"/>
-        <w:jc w:val="both"/>
-        <w:rPr>
-          <w:rFonts w:ascii="Times New Roman" w:eastAsia="Times New Roman" w:hAnsi="Times New Roman" w:cs="Times New Roman"/>
-          <w:sz w:val="28"/>
-          <w:szCs w:val="28"/>
-        </w:rPr>
-      </w:pPr>
-      <w:r>
-        <w:rPr>
-          <w:rFonts w:ascii="Times New Roman" w:eastAsia="Times New Roman" w:hAnsi="Times New Roman" w:cs="Times New Roman"/>
-          <w:sz w:val="28"/>
-          <w:szCs w:val="28"/>
-        </w:rPr>
-        <w:t>разработка дизайна сайта;</w:t>
-      </w:r>
-    </w:p>
-    <w:p>
-      <w:pPr>
-        <w:numPr>
-          <w:ilvl w:val="0"/>
-          <w:numId w:val="8"/>
-        </w:numPr>
-        <w:spacing w:after="160" w:line="360" w:lineRule="auto"/>
-        <w:jc w:val="both"/>
-        <w:rPr>
-          <w:rFonts w:ascii="Times New Roman" w:eastAsia="Times New Roman" w:hAnsi="Times New Roman" w:cs="Times New Roman"/>
-          <w:sz w:val="28"/>
-          <w:szCs w:val="28"/>
-        </w:rPr>
-      </w:pPr>
-      <w:r>
-        <w:rPr>
-          <w:rFonts w:ascii="Times New Roman" w:eastAsia="Times New Roman" w:hAnsi="Times New Roman" w:cs="Times New Roman"/>
-          <w:sz w:val="28"/>
-          <w:szCs w:val="28"/>
-        </w:rPr>
-        <w:t>создание HTML-разметки;</w:t>
-      </w:r>
-    </w:p>
-    <w:p>
-      <w:pPr>
-        <w:numPr>
-          <w:ilvl w:val="0"/>
-          <w:numId w:val="8"/>
-        </w:numPr>
-        <w:spacing w:after="160" w:line="360" w:lineRule="auto"/>
-        <w:jc w:val="both"/>
-        <w:rPr>
-          <w:rFonts w:ascii="Times New Roman" w:eastAsia="Times New Roman" w:hAnsi="Times New Roman" w:cs="Times New Roman"/>
-          <w:sz w:val="28"/>
-          <w:szCs w:val="28"/>
-        </w:rPr>
-      </w:pPr>
-      <w:r>
-        <w:rPr>
-          <w:rFonts w:ascii="Times New Roman" w:eastAsia="Times New Roman" w:hAnsi="Times New Roman" w:cs="Times New Roman"/>
-          <w:sz w:val="28"/>
-          <w:szCs w:val="28"/>
-        </w:rPr>
-        <w:t>создание CSS-стилей;</w:t>
-      </w:r>
-    </w:p>
-    <w:p>
-      <w:pPr>
-        <w:numPr>
-          <w:ilvl w:val="0"/>
-          <w:numId w:val="8"/>
-        </w:numPr>
-        <w:spacing w:after="160" w:line="360" w:lineRule="auto"/>
-        <w:jc w:val="both"/>
-        <w:rPr>
-          <w:rFonts w:ascii="Times New Roman" w:eastAsia="Times New Roman" w:hAnsi="Times New Roman" w:cs="Times New Roman"/>
-          <w:sz w:val="28"/>
-          <w:szCs w:val="28"/>
-        </w:rPr>
-      </w:pPr>
-      <w:r>
-        <w:rPr>
-          <w:rFonts w:ascii="Times New Roman" w:eastAsia="Times New Roman" w:hAnsi="Times New Roman" w:cs="Times New Roman"/>
-          <w:sz w:val="28"/>
-          <w:szCs w:val="28"/>
-        </w:rPr>
-        <w:t>программирование скриптов JavaScript;</w:t>
-      </w:r>
-    </w:p>
-    <w:p>
-      <w:pPr>
-        <w:numPr>
-          <w:ilvl w:val="0"/>
-          <w:numId w:val="8"/>
-        </w:numPr>
-        <w:spacing w:after="160" w:line="360" w:lineRule="auto"/>
-        <w:jc w:val="both"/>
-        <w:rPr>
-          <w:rFonts w:ascii="Times New Roman" w:eastAsia="Times New Roman" w:hAnsi="Times New Roman" w:cs="Times New Roman"/>
-          <w:sz w:val="28"/>
-          <w:szCs w:val="28"/>
-        </w:rPr>
-      </w:pPr>
-      <w:r>
-        <w:rPr>
-          <w:rFonts w:ascii="Times New Roman" w:eastAsia="Times New Roman" w:hAnsi="Times New Roman" w:cs="Times New Roman"/>
-          <w:sz w:val="28"/>
-          <w:szCs w:val="28"/>
-        </w:rPr>
-        <w:t>тестирование и отладка.</w:t>
-      </w:r>
-    </w:p>
-    <w:p>
-      <w:pPr>
-        <w:spacing w:after="160" w:line="259" w:lineRule="auto"/>
-        <w:rPr>
-          <w:rFonts w:ascii="Times New Roman" w:eastAsia="Times New Roman" w:hAnsi="Times New Roman" w:cs="Times New Roman"/>
-          <w:b/>
-          <w:sz w:val="28"/>
-          <w:szCs w:val="28"/>
-          <w:lang w:val="ru" w:eastAsia="ru-RU"/>
-        </w:rPr>
-      </w:pPr>
-      <w:bookmarkStart w:id="9" w:name="_gaj8jmginagf" w:colFirst="0" w:colLast="0"/>
-      <w:bookmarkEnd w:id="9"/>
-      <w:r>
-        <w:rPr>
-          <w:rFonts w:ascii="Times New Roman" w:eastAsia="Times New Roman" w:hAnsi="Times New Roman" w:cs="Times New Roman"/>
-          <w:b/>
-          <w:sz w:val="28"/>
-          <w:szCs w:val="28"/>
-        </w:rPr>
-        <w:br w:type="page"/>
-      </w:r>
-    </w:p>
-    <w:p>
-      <w:pPr>
-        <w:pStyle w:val="1"/>
-        <w:spacing w:after="160" w:line="360" w:lineRule="auto"/>
-        <w:jc w:val="center"/>
-        <w:rPr>
-          <w:rFonts w:ascii="Times New Roman" w:eastAsia="Times New Roman" w:hAnsi="Times New Roman" w:cs="Times New Roman"/>
-          <w:b/>
-          <w:sz w:val="28"/>
-          <w:szCs w:val="28"/>
-        </w:rPr>
-      </w:pPr>
-      <w:r>
-        <w:rPr>
-          <w:rFonts w:ascii="Times New Roman" w:eastAsia="Times New Roman" w:hAnsi="Times New Roman" w:cs="Times New Roman"/>
-          <w:b/>
-          <w:sz w:val="28"/>
-          <w:szCs w:val="28"/>
-        </w:rPr>
-        <w:lastRenderedPageBreak/>
-        <w:t>4 ОСНОВНЫЕ ТРЕБОВАНИЯ К САЙТУ</w:t>
-      </w:r>
-    </w:p>
-    <w:p>
-      <w:pPr>
-        <w:pStyle w:val="2"/>
-        <w:spacing w:after="160" w:line="360" w:lineRule="auto"/>
-        <w:ind w:firstLine="708"/>
-        <w:jc w:val="both"/>
-        <w:rPr>
-          <w:rFonts w:ascii="Times New Roman" w:eastAsia="Times New Roman" w:hAnsi="Times New Roman" w:cs="Times New Roman"/>
-          <w:sz w:val="28"/>
-          <w:szCs w:val="28"/>
-        </w:rPr>
-      </w:pPr>
-      <w:bookmarkStart w:id="10" w:name="_j4rfpu3554ui" w:colFirst="0" w:colLast="0"/>
-      <w:bookmarkEnd w:id="10"/>
-      <w:r>
-        <w:rPr>
-          <w:rFonts w:ascii="Times New Roman" w:eastAsia="Times New Roman" w:hAnsi="Times New Roman" w:cs="Times New Roman"/>
-          <w:sz w:val="28"/>
-          <w:szCs w:val="28"/>
-        </w:rPr>
-        <w:t>4.1 Требования к структуре и функционированию сайта</w:t>
-      </w:r>
-    </w:p>
-    <w:p>
-      <w:pPr>
-        <w:spacing w:after="160" w:line="360" w:lineRule="auto"/>
-        <w:ind w:firstLine="708"/>
-        <w:jc w:val="both"/>
-        <w:rPr>
-          <w:rFonts w:ascii="Times New Roman" w:eastAsia="Times New Roman" w:hAnsi="Times New Roman" w:cs="Times New Roman"/>
-          <w:sz w:val="28"/>
-          <w:szCs w:val="28"/>
-        </w:rPr>
-      </w:pPr>
-      <w:r>
-        <w:rPr>
-          <w:rFonts w:ascii="Times New Roman" w:eastAsia="Times New Roman" w:hAnsi="Times New Roman" w:cs="Times New Roman"/>
-          <w:sz w:val="28"/>
-          <w:szCs w:val="28"/>
-        </w:rPr>
-        <w:t>Сайт должен представлять собой одностраничное приложение (SPA) с тремя виртуальными страницами, переключение между которыми происходит без перезагрузки.</w:t>
-      </w:r>
-    </w:p>
-    <w:p>
-      <w:pPr>
-        <w:pStyle w:val="2"/>
-        <w:spacing w:after="160" w:line="360" w:lineRule="auto"/>
-        <w:ind w:firstLine="708"/>
-        <w:jc w:val="both"/>
-        <w:rPr>
-          <w:rFonts w:ascii="Times New Roman" w:eastAsia="Times New Roman" w:hAnsi="Times New Roman" w:cs="Times New Roman"/>
-          <w:sz w:val="28"/>
-          <w:szCs w:val="28"/>
-        </w:rPr>
-      </w:pPr>
-      <w:bookmarkStart w:id="11" w:name="_32mbvs26cv01" w:colFirst="0" w:colLast="0"/>
-      <w:bookmarkEnd w:id="11"/>
-      <w:r>
-        <w:rPr>
-          <w:rFonts w:ascii="Times New Roman" w:eastAsia="Times New Roman" w:hAnsi="Times New Roman" w:cs="Times New Roman"/>
-          <w:sz w:val="28"/>
-          <w:szCs w:val="28"/>
-        </w:rPr>
-        <w:t>4.2 Структура сайта</w:t>
-      </w:r>
-    </w:p>
-    <w:p>
-      <w:pPr>
-        <w:spacing w:after="160" w:line="360" w:lineRule="auto"/>
-        <w:ind w:firstLine="708"/>
-        <w:jc w:val="both"/>
-        <w:rPr>
-          <w:rFonts w:ascii="Times New Roman" w:eastAsia="Times New Roman" w:hAnsi="Times New Roman" w:cs="Times New Roman"/>
-          <w:sz w:val="28"/>
-          <w:szCs w:val="28"/>
-        </w:rPr>
-      </w:pPr>
-      <w:r>
-        <w:rPr>
-          <w:rFonts w:ascii="Times New Roman" w:eastAsia="Times New Roman" w:hAnsi="Times New Roman" w:cs="Times New Roman"/>
-          <w:sz w:val="28"/>
-          <w:szCs w:val="28"/>
-        </w:rPr>
-        <w:t>Сайт должен состоять из следующих разделов (страниц):</w:t>
-      </w:r>
-    </w:p>
-    <w:p>
-      <w:pPr>
-        <w:numPr>
-          <w:ilvl w:val="0"/>
-          <w:numId w:val="9"/>
-        </w:numPr>
-        <w:spacing w:after="160" w:line="360" w:lineRule="auto"/>
-        <w:jc w:val="both"/>
-        <w:rPr>
-          <w:rFonts w:ascii="Times New Roman" w:eastAsia="Times New Roman" w:hAnsi="Times New Roman" w:cs="Times New Roman"/>
-          <w:sz w:val="28"/>
-          <w:szCs w:val="28"/>
-        </w:rPr>
-      </w:pPr>
-      <w:r>
-        <w:rPr>
-          <w:rFonts w:ascii="Times New Roman" w:eastAsia="Times New Roman" w:hAnsi="Times New Roman" w:cs="Times New Roman"/>
-          <w:sz w:val="28"/>
-          <w:szCs w:val="28"/>
-        </w:rPr>
-        <w:t>Страница 1 – Переключатель цвета</w:t>
-      </w:r>
-    </w:p>
-    <w:p>
-      <w:pPr>
-        <w:numPr>
-          <w:ilvl w:val="0"/>
-          <w:numId w:val="9"/>
-        </w:numPr>
-        <w:spacing w:after="160" w:line="360" w:lineRule="auto"/>
-        <w:jc w:val="both"/>
-        <w:rPr>
-          <w:rFonts w:ascii="Times New Roman" w:eastAsia="Times New Roman" w:hAnsi="Times New Roman" w:cs="Times New Roman"/>
-          <w:sz w:val="28"/>
-          <w:szCs w:val="28"/>
-        </w:rPr>
-      </w:pPr>
-      <w:r>
-        <w:rPr>
-          <w:rFonts w:ascii="Times New Roman" w:eastAsia="Times New Roman" w:hAnsi="Times New Roman" w:cs="Times New Roman"/>
-          <w:sz w:val="28"/>
-          <w:szCs w:val="28"/>
-        </w:rPr>
-        <w:t>Страница 2 – Счетчик</w:t>
-      </w:r>
-    </w:p>
-    <w:p>
-      <w:pPr>
-        <w:numPr>
-          <w:ilvl w:val="0"/>
-          <w:numId w:val="9"/>
-        </w:numPr>
-        <w:spacing w:after="160" w:line="360" w:lineRule="auto"/>
-        <w:jc w:val="both"/>
-        <w:rPr>
-          <w:rFonts w:ascii="Times New Roman" w:eastAsia="Times New Roman" w:hAnsi="Times New Roman" w:cs="Times New Roman"/>
-          <w:sz w:val="28"/>
-          <w:szCs w:val="28"/>
-        </w:rPr>
-      </w:pPr>
-      <w:r>
-        <w:rPr>
-          <w:rFonts w:ascii="Times New Roman" w:eastAsia="Times New Roman" w:hAnsi="Times New Roman" w:cs="Times New Roman"/>
-          <w:sz w:val="28"/>
-          <w:szCs w:val="28"/>
-        </w:rPr>
-        <w:t>Страница 3 – Размер</w:t>
-      </w:r>
-    </w:p>
-    <w:p>
-      <w:pPr>
-        <w:pStyle w:val="2"/>
-        <w:spacing w:after="160" w:line="360" w:lineRule="auto"/>
-        <w:ind w:firstLine="708"/>
-        <w:jc w:val="both"/>
-        <w:rPr>
-          <w:rFonts w:ascii="Times New Roman" w:eastAsia="Times New Roman" w:hAnsi="Times New Roman" w:cs="Times New Roman"/>
-          <w:sz w:val="28"/>
-          <w:szCs w:val="28"/>
-        </w:rPr>
-      </w:pPr>
-      <w:bookmarkStart w:id="12" w:name="_oupwvipxmu2u" w:colFirst="0" w:colLast="0"/>
-      <w:bookmarkEnd w:id="12"/>
-      <w:r>
-        <w:rPr>
-          <w:rFonts w:ascii="Times New Roman" w:eastAsia="Times New Roman" w:hAnsi="Times New Roman" w:cs="Times New Roman"/>
-          <w:sz w:val="28"/>
-          <w:szCs w:val="28"/>
-        </w:rPr>
-        <w:t>4.3 Навигация</w:t>
-      </w:r>
-    </w:p>
-    <w:p>
-      <w:pPr>
-        <w:spacing w:after="160" w:line="360" w:lineRule="auto"/>
-        <w:ind w:firstLine="708"/>
-        <w:jc w:val="both"/>
-        <w:rPr>
-          <w:rFonts w:ascii="Times New Roman" w:eastAsia="Times New Roman" w:hAnsi="Times New Roman" w:cs="Times New Roman"/>
-          <w:sz w:val="28"/>
-          <w:szCs w:val="28"/>
-        </w:rPr>
-      </w:pPr>
-      <w:r>
-        <w:rPr>
-          <w:rFonts w:ascii="Times New Roman" w:eastAsia="Times New Roman" w:hAnsi="Times New Roman" w:cs="Times New Roman"/>
-          <w:sz w:val="28"/>
-          <w:szCs w:val="28"/>
-        </w:rPr>
-        <w:t>В верхней части сайта должны быть три кнопки для переключения между страницами. Активная страница должна визуально выделяться.</w:t>
-      </w:r>
-    </w:p>
-    <w:p>
-      <w:pPr>
-        <w:spacing w:after="160" w:line="259" w:lineRule="auto"/>
-        <w:rPr>
-          <w:rFonts w:ascii="Times New Roman" w:eastAsia="Times New Roman" w:hAnsi="Times New Roman" w:cs="Times New Roman"/>
-          <w:b/>
-          <w:sz w:val="28"/>
-          <w:szCs w:val="28"/>
-          <w:lang w:val="ru" w:eastAsia="ru-RU"/>
-        </w:rPr>
-      </w:pPr>
-      <w:bookmarkStart w:id="13" w:name="_lp0prflr8s2d" w:colFirst="0" w:colLast="0"/>
-      <w:bookmarkEnd w:id="13"/>
-      <w:r>
-        <w:rPr>
-          <w:rFonts w:ascii="Times New Roman" w:eastAsia="Times New Roman" w:hAnsi="Times New Roman" w:cs="Times New Roman"/>
-          <w:b/>
-          <w:sz w:val="28"/>
-          <w:szCs w:val="28"/>
-        </w:rPr>
-        <w:br w:type="page"/>
-      </w:r>
-    </w:p>
-    <w:p>
-      <w:pPr>
-        <w:pStyle w:val="1"/>
-        <w:spacing w:after="160" w:line="360" w:lineRule="auto"/>
-        <w:jc w:val="center"/>
-        <w:rPr>
-          <w:rFonts w:ascii="Times New Roman" w:eastAsia="Times New Roman" w:hAnsi="Times New Roman" w:cs="Times New Roman"/>
-          <w:b/>
-          <w:sz w:val="28"/>
-          <w:szCs w:val="28"/>
-        </w:rPr>
-      </w:pPr>
-      <w:r>
-        <w:rPr>
-          <w:rFonts w:ascii="Times New Roman" w:eastAsia="Times New Roman" w:hAnsi="Times New Roman" w:cs="Times New Roman"/>
-          <w:b/>
-          <w:sz w:val="28"/>
-          <w:szCs w:val="28"/>
-        </w:rPr>
-        <w:lastRenderedPageBreak/>
-        <w:t>5 ТРЕБОВАНИЯ К ДИЗАЙНУ САЙТА</w:t>
-      </w:r>
-    </w:p>
-    <w:p>
-      <w:pPr>
-        <w:spacing w:line="360" w:lineRule="auto"/>
-        <w:rPr>
-          <w:rFonts w:ascii="Times New Roman" w:eastAsia="Times New Roman" w:hAnsi="Times New Roman" w:cs="Times New Roman"/>
-          <w:sz w:val="28"/>
-          <w:szCs w:val="28"/>
-        </w:rPr>
-      </w:pPr>
-    </w:p>
-    <w:p>
-      <w:pPr>
-        <w:pStyle w:val="2"/>
-        <w:spacing w:line="360" w:lineRule="auto"/>
-        <w:ind w:firstLine="708"/>
-        <w:jc w:val="both"/>
-        <w:rPr>
-          <w:rFonts w:ascii="Times New Roman" w:eastAsia="Times New Roman" w:hAnsi="Times New Roman" w:cs="Times New Roman"/>
-          <w:sz w:val="28"/>
-          <w:szCs w:val="28"/>
-        </w:rPr>
-      </w:pPr>
-      <w:bookmarkStart w:id="14" w:name="_2t6ppwt3n4e" w:colFirst="0" w:colLast="0"/>
-      <w:bookmarkEnd w:id="14"/>
-      <w:r>
-        <w:rPr>
-          <w:rFonts w:ascii="Times New Roman" w:eastAsia="Times New Roman" w:hAnsi="Times New Roman" w:cs="Times New Roman"/>
-          <w:sz w:val="28"/>
-          <w:szCs w:val="28"/>
-        </w:rPr>
-        <w:t>5.1 Общие требования</w:t>
-      </w:r>
-    </w:p>
-    <w:p>
-      <w:pPr>
-        <w:numPr>
-          <w:ilvl w:val="0"/>
-          <w:numId w:val="10"/>
-        </w:numPr>
-        <w:spacing w:line="360" w:lineRule="auto"/>
-        <w:jc w:val="both"/>
-        <w:rPr>
-          <w:rFonts w:ascii="Times New Roman" w:eastAsia="Times New Roman" w:hAnsi="Times New Roman" w:cs="Times New Roman"/>
-          <w:sz w:val="28"/>
-          <w:szCs w:val="28"/>
-        </w:rPr>
-      </w:pPr>
-      <w:r>
-        <w:rPr>
-          <w:rFonts w:ascii="Times New Roman" w:eastAsia="Times New Roman" w:hAnsi="Times New Roman" w:cs="Times New Roman"/>
-          <w:sz w:val="28"/>
-          <w:szCs w:val="28"/>
-        </w:rPr>
-        <w:t>Дизайн должен быть выполнен в черно-белой гамме (только черный и белый цвета)</w:t>
-      </w:r>
-    </w:p>
-    <w:p>
-      <w:pPr>
-        <w:numPr>
-          <w:ilvl w:val="0"/>
-          <w:numId w:val="10"/>
-        </w:numPr>
-        <w:spacing w:line="360" w:lineRule="auto"/>
-        <w:jc w:val="both"/>
-        <w:rPr>
-          <w:rFonts w:ascii="Times New Roman" w:eastAsia="Times New Roman" w:hAnsi="Times New Roman" w:cs="Times New Roman"/>
-          <w:sz w:val="28"/>
-          <w:szCs w:val="28"/>
-        </w:rPr>
-      </w:pPr>
-      <w:r>
-        <w:rPr>
-          <w:rFonts w:ascii="Times New Roman" w:eastAsia="Times New Roman" w:hAnsi="Times New Roman" w:cs="Times New Roman"/>
-          <w:sz w:val="28"/>
-          <w:szCs w:val="28"/>
-        </w:rPr>
-        <w:t>Дизайн должен быть лаконичным и минималистичным</w:t>
-      </w:r>
-    </w:p>
-    <w:p>
-      <w:pPr>
-        <w:numPr>
-          <w:ilvl w:val="0"/>
-          <w:numId w:val="10"/>
-        </w:numPr>
-        <w:spacing w:line="360" w:lineRule="auto"/>
-        <w:jc w:val="both"/>
-        <w:rPr>
-          <w:rFonts w:ascii="Times New Roman" w:eastAsia="Times New Roman" w:hAnsi="Times New Roman" w:cs="Times New Roman"/>
-          <w:sz w:val="28"/>
-          <w:szCs w:val="28"/>
-        </w:rPr>
-      </w:pPr>
-      <w:r>
-        <w:rPr>
-          <w:rFonts w:ascii="Times New Roman" w:eastAsia="Times New Roman" w:hAnsi="Times New Roman" w:cs="Times New Roman"/>
-          <w:sz w:val="28"/>
-          <w:szCs w:val="28"/>
-        </w:rPr>
-        <w:t>Все страницы сайта должны быть выполнены в едином стиле</w:t>
-      </w:r>
-    </w:p>
-    <w:p>
-      <w:pPr>
-        <w:numPr>
-          <w:ilvl w:val="0"/>
-          <w:numId w:val="10"/>
-        </w:numPr>
-        <w:spacing w:line="360" w:lineRule="auto"/>
-        <w:jc w:val="both"/>
-        <w:rPr>
-          <w:rFonts w:ascii="Times New Roman" w:eastAsia="Times New Roman" w:hAnsi="Times New Roman" w:cs="Times New Roman"/>
-          <w:sz w:val="28"/>
-          <w:szCs w:val="28"/>
-        </w:rPr>
-      </w:pPr>
-      <w:r>
-        <w:rPr>
-          <w:rFonts w:ascii="Times New Roman" w:eastAsia="Times New Roman" w:hAnsi="Times New Roman" w:cs="Times New Roman"/>
-          <w:sz w:val="28"/>
-          <w:szCs w:val="28"/>
-        </w:rPr>
-        <w:t>Используемая палитра: Black #000000, White #FFFFFF</w:t>
-      </w:r>
-    </w:p>
-    <w:p>
-      <w:pPr>
-        <w:pStyle w:val="2"/>
-        <w:spacing w:line="360" w:lineRule="auto"/>
-        <w:ind w:firstLine="708"/>
-        <w:jc w:val="both"/>
-        <w:rPr>
-          <w:rFonts w:ascii="Times New Roman" w:eastAsia="Times New Roman" w:hAnsi="Times New Roman" w:cs="Times New Roman"/>
-          <w:sz w:val="28"/>
-          <w:szCs w:val="28"/>
-        </w:rPr>
-      </w:pPr>
-      <w:bookmarkStart w:id="15" w:name="_v699etemo9ac" w:colFirst="0" w:colLast="0"/>
-      <w:bookmarkEnd w:id="15"/>
-      <w:r>
-        <w:rPr>
-          <w:rFonts w:ascii="Times New Roman" w:eastAsia="Times New Roman" w:hAnsi="Times New Roman" w:cs="Times New Roman"/>
-          <w:sz w:val="28"/>
-          <w:szCs w:val="28"/>
-        </w:rPr>
-        <w:t>5.2 Шрифты</w:t>
-      </w:r>
-    </w:p>
-    <w:p>
-      <w:pPr>
-        <w:numPr>
-          <w:ilvl w:val="0"/>
-          <w:numId w:val="11"/>
-        </w:numPr>
-        <w:spacing w:line="360" w:lineRule="auto"/>
-        <w:jc w:val="both"/>
-        <w:rPr>
-          <w:rFonts w:ascii="Times New Roman" w:eastAsia="Times New Roman" w:hAnsi="Times New Roman" w:cs="Times New Roman"/>
-          <w:sz w:val="28"/>
-          <w:szCs w:val="28"/>
-        </w:rPr>
-      </w:pPr>
-      <w:r>
-        <w:rPr>
-          <w:rFonts w:ascii="Times New Roman" w:eastAsia="Times New Roman" w:hAnsi="Times New Roman" w:cs="Times New Roman"/>
-          <w:sz w:val="28"/>
-          <w:szCs w:val="28"/>
-        </w:rPr>
-        <w:t>Использование моноширинного шрифта (</w:t>
-      </w:r>
-      <w:proofErr w:type="spellStart"/>
-      <w:r>
-        <w:rPr>
-          <w:rFonts w:ascii="Times New Roman" w:eastAsia="Times New Roman" w:hAnsi="Times New Roman" w:cs="Times New Roman"/>
-          <w:sz w:val="28"/>
-          <w:szCs w:val="28"/>
-        </w:rPr>
-        <w:t>Courier</w:t>
-      </w:r>
-      <w:proofErr w:type="spellEnd"/>
-      <w:r>
-        <w:rPr>
-          <w:rFonts w:ascii="Times New Roman" w:eastAsia="Times New Roman" w:hAnsi="Times New Roman" w:cs="Times New Roman"/>
-          <w:sz w:val="28"/>
-          <w:szCs w:val="28"/>
-        </w:rPr>
-        <w:t xml:space="preserve"> New) для создания ретро-эстетики</w:t>
-      </w:r>
-    </w:p>
-    <w:p>
-      <w:pPr>
-        <w:numPr>
-          <w:ilvl w:val="0"/>
-          <w:numId w:val="11"/>
-        </w:numPr>
-        <w:spacing w:line="360" w:lineRule="auto"/>
-        <w:jc w:val="both"/>
-        <w:rPr>
-          <w:rFonts w:ascii="Times New Roman" w:eastAsia="Times New Roman" w:hAnsi="Times New Roman" w:cs="Times New Roman"/>
-          <w:sz w:val="28"/>
-          <w:szCs w:val="28"/>
-        </w:rPr>
-      </w:pPr>
-      <w:r>
-        <w:rPr>
-          <w:rFonts w:ascii="Times New Roman" w:eastAsia="Times New Roman" w:hAnsi="Times New Roman" w:cs="Times New Roman"/>
-          <w:sz w:val="28"/>
-          <w:szCs w:val="28"/>
-        </w:rPr>
-        <w:t>Размер шрифтов должен обеспечивать удобство восприятия</w:t>
-      </w:r>
-    </w:p>
-    <w:p>
-      <w:pPr>
-        <w:numPr>
-          <w:ilvl w:val="0"/>
-          <w:numId w:val="11"/>
-        </w:numPr>
-        <w:spacing w:line="360" w:lineRule="auto"/>
-        <w:jc w:val="both"/>
-        <w:rPr>
-          <w:rFonts w:ascii="Times New Roman" w:eastAsia="Times New Roman" w:hAnsi="Times New Roman" w:cs="Times New Roman"/>
-          <w:sz w:val="28"/>
-          <w:szCs w:val="28"/>
-        </w:rPr>
-      </w:pPr>
-      <w:r>
-        <w:rPr>
-          <w:rFonts w:ascii="Times New Roman" w:eastAsia="Times New Roman" w:hAnsi="Times New Roman" w:cs="Times New Roman"/>
-          <w:sz w:val="28"/>
-          <w:szCs w:val="28"/>
-        </w:rPr>
-        <w:t>Шрифты должны быть четко различимы на черном фоне</w:t>
-      </w:r>
-      <w:bookmarkStart w:id="16" w:name="_1rcqu3r1p5af" w:colFirst="0" w:colLast="0"/>
-      <w:bookmarkEnd w:id="16"/>
-    </w:p>
-    <w:p>
-      <w:pPr>
-        <w:pStyle w:val="2"/>
-        <w:spacing w:line="360" w:lineRule="auto"/>
-        <w:ind w:firstLine="708"/>
-        <w:jc w:val="both"/>
-      </w:pPr>
-      <w:r>
-        <w:rPr>
-          <w:rFonts w:ascii="Times New Roman" w:eastAsia="Times New Roman" w:hAnsi="Times New Roman" w:cs="Times New Roman"/>
-          <w:sz w:val="28"/>
-          <w:szCs w:val="28"/>
-        </w:rPr>
-        <w:t xml:space="preserve">5.3 </w:t>
-      </w:r>
-      <w:bookmarkStart w:id="17" w:name="_wliekyicy8h" w:colFirst="0" w:colLast="0"/>
-      <w:bookmarkEnd w:id="17"/>
-      <w:r>
-        <w:rPr>
-          <w:rFonts w:ascii="Times New Roman" w:eastAsia="Times New Roman" w:hAnsi="Times New Roman" w:cs="Times New Roman"/>
-          <w:sz w:val="28"/>
-          <w:szCs w:val="28"/>
-          <w:lang w:val="ru-RU"/>
-        </w:rPr>
-        <w:t>Требования к функциональным элементам</w:t>
-      </w:r>
-    </w:p>
-    <w:p>
-      <w:pPr>
-        <w:pStyle w:val="3"/>
-        <w:spacing w:line="360" w:lineRule="auto"/>
-        <w:ind w:firstLine="708"/>
-        <w:jc w:val="both"/>
-        <w:rPr>
-          <w:rFonts w:ascii="Times New Roman" w:eastAsia="Times New Roman" w:hAnsi="Times New Roman" w:cs="Times New Roman"/>
-          <w:color w:val="000000"/>
-        </w:rPr>
-      </w:pPr>
-      <w:r>
-        <w:rPr>
-          <w:rFonts w:ascii="Times New Roman" w:eastAsia="Times New Roman" w:hAnsi="Times New Roman" w:cs="Times New Roman"/>
-          <w:color w:val="000000"/>
-        </w:rPr>
-        <w:t xml:space="preserve">5.3.1 </w:t>
-      </w:r>
-      <w:r>
-        <w:rPr>
-          <w:rFonts w:ascii="Times New Roman" w:eastAsia="Times New Roman" w:hAnsi="Times New Roman" w:cs="Times New Roman"/>
-          <w:color w:val="000000"/>
-          <w:lang w:val="ru-RU"/>
-        </w:rPr>
-        <w:t>Страница 1</w:t>
-      </w:r>
-      <w:r>
-        <w:rPr>
-          <w:rFonts w:ascii="Times New Roman" w:eastAsia="Times New Roman" w:hAnsi="Times New Roman" w:cs="Times New Roman"/>
-          <w:color w:val="000000"/>
-        </w:rPr>
-        <w:t xml:space="preserve"> </w:t>
-      </w:r>
-    </w:p>
-    <w:p>
-      <w:pPr>
-        <w:numPr>
-          <w:ilvl w:val="0"/>
-          <w:numId w:val="12"/>
-        </w:numPr>
-        <w:spacing w:line="360" w:lineRule="auto"/>
-        <w:jc w:val="both"/>
-        <w:rPr>
-          <w:rFonts w:ascii="Times New Roman" w:eastAsia="Times New Roman" w:hAnsi="Times New Roman" w:cs="Times New Roman"/>
-          <w:sz w:val="28"/>
-          <w:szCs w:val="28"/>
-        </w:rPr>
-      </w:pPr>
-      <w:r>
-        <w:rPr>
-          <w:rFonts w:ascii="Times New Roman" w:eastAsia="Times New Roman" w:hAnsi="Times New Roman" w:cs="Times New Roman"/>
-          <w:sz w:val="28"/>
-          <w:szCs w:val="28"/>
-        </w:rPr>
-        <w:t>Три квадрата, изначально с белым фоном</w:t>
-      </w:r>
-    </w:p>
-    <w:p>
-      <w:pPr>
-        <w:numPr>
-          <w:ilvl w:val="0"/>
-          <w:numId w:val="12"/>
-        </w:numPr>
-        <w:spacing w:line="360" w:lineRule="auto"/>
-        <w:jc w:val="both"/>
-        <w:rPr>
-          <w:rFonts w:ascii="Times New Roman" w:eastAsia="Times New Roman" w:hAnsi="Times New Roman" w:cs="Times New Roman"/>
-          <w:sz w:val="28"/>
-          <w:szCs w:val="28"/>
-        </w:rPr>
-      </w:pPr>
-      <w:r>
-        <w:rPr>
-          <w:rFonts w:ascii="Times New Roman" w:eastAsia="Times New Roman" w:hAnsi="Times New Roman" w:cs="Times New Roman"/>
-          <w:sz w:val="28"/>
-          <w:szCs w:val="28"/>
-        </w:rPr>
-        <w:t>Кнопка "ПЕРЕКЛЮЧИТЬ ЦВЕТ", меняющая цвет квадратов на черный и обратно</w:t>
-      </w:r>
-    </w:p>
-    <w:p>
-      <w:pPr>
-        <w:numPr>
-          <w:ilvl w:val="0"/>
-          <w:numId w:val="12"/>
-        </w:numPr>
-        <w:spacing w:line="360" w:lineRule="auto"/>
-        <w:jc w:val="both"/>
-        <w:rPr>
-          <w:rFonts w:ascii="Times New Roman" w:eastAsia="Times New Roman" w:hAnsi="Times New Roman" w:cs="Times New Roman"/>
-          <w:sz w:val="28"/>
-          <w:szCs w:val="28"/>
-        </w:rPr>
-      </w:pPr>
-      <w:r>
-        <w:rPr>
-          <w:rFonts w:ascii="Times New Roman" w:eastAsia="Times New Roman" w:hAnsi="Times New Roman" w:cs="Times New Roman"/>
-          <w:sz w:val="28"/>
-          <w:szCs w:val="28"/>
-        </w:rPr>
-        <w:t>Текст, отображающий текущее состояние</w:t>
-      </w:r>
-    </w:p>
-    <w:p>
-      <w:pPr>
-        <w:spacing w:line="360" w:lineRule="auto"/>
-        <w:ind w:firstLine="708"/>
-        <w:jc w:val="both"/>
-        <w:rPr>
-          <w:rFonts w:ascii="Times New Roman" w:eastAsia="Times New Roman" w:hAnsi="Times New Roman" w:cs="Times New Roman"/>
-          <w:sz w:val="28"/>
-          <w:szCs w:val="28"/>
-        </w:rPr>
-      </w:pPr>
-    </w:p>
-    <w:p>
-      <w:pPr>
-        <w:pStyle w:val="3"/>
-        <w:spacing w:line="360" w:lineRule="auto"/>
-        <w:ind w:firstLine="708"/>
-        <w:jc w:val="both"/>
-        <w:rPr>
-          <w:rFonts w:ascii="Times New Roman" w:eastAsia="Times New Roman" w:hAnsi="Times New Roman" w:cs="Times New Roman"/>
-          <w:color w:val="000000"/>
-          <w:lang w:val="ru-RU"/>
-        </w:rPr>
-      </w:pPr>
-      <w:bookmarkStart w:id="18" w:name="_glcor1ln4v7h" w:colFirst="0" w:colLast="0"/>
-      <w:bookmarkEnd w:id="18"/>
-      <w:r>
-        <w:rPr>
-          <w:rFonts w:ascii="Times New Roman" w:eastAsia="Times New Roman" w:hAnsi="Times New Roman" w:cs="Times New Roman"/>
-          <w:color w:val="000000"/>
-        </w:rPr>
-        <w:lastRenderedPageBreak/>
-        <w:t xml:space="preserve">5.3.2 </w:t>
-      </w:r>
-      <w:r>
-        <w:rPr>
-          <w:rFonts w:ascii="Times New Roman" w:eastAsia="Times New Roman" w:hAnsi="Times New Roman" w:cs="Times New Roman"/>
-          <w:color w:val="000000"/>
-          <w:lang w:val="ru-RU"/>
-        </w:rPr>
-        <w:t>Страница 2</w:t>
-      </w:r>
-    </w:p>
-    <w:p>
-      <w:pPr>
-        <w:numPr>
-          <w:ilvl w:val="0"/>
-          <w:numId w:val="13"/>
-        </w:numPr>
-        <w:spacing w:line="360" w:lineRule="auto"/>
-        <w:jc w:val="both"/>
-        <w:rPr>
-          <w:rFonts w:ascii="Times New Roman" w:eastAsia="Times New Roman" w:hAnsi="Times New Roman" w:cs="Times New Roman"/>
-          <w:sz w:val="28"/>
-          <w:szCs w:val="28"/>
-        </w:rPr>
-      </w:pPr>
-      <w:r>
-        <w:rPr>
-          <w:rFonts w:ascii="Times New Roman" w:eastAsia="Times New Roman" w:hAnsi="Times New Roman" w:cs="Times New Roman"/>
-          <w:sz w:val="28"/>
-          <w:szCs w:val="28"/>
-        </w:rPr>
-        <w:t>Четыре кнопки с обозначениями А, Б, В, Г</w:t>
-      </w:r>
-    </w:p>
-    <w:p>
-      <w:pPr>
-        <w:numPr>
-          <w:ilvl w:val="0"/>
-          <w:numId w:val="13"/>
-        </w:numPr>
-        <w:spacing w:line="360" w:lineRule="auto"/>
-        <w:jc w:val="both"/>
-        <w:rPr>
-          <w:rFonts w:ascii="Times New Roman" w:eastAsia="Times New Roman" w:hAnsi="Times New Roman" w:cs="Times New Roman"/>
-          <w:sz w:val="28"/>
-          <w:szCs w:val="28"/>
-        </w:rPr>
-      </w:pPr>
-      <w:r>
-        <w:rPr>
-          <w:rFonts w:ascii="Times New Roman" w:eastAsia="Times New Roman" w:hAnsi="Times New Roman" w:cs="Times New Roman"/>
-          <w:sz w:val="28"/>
-          <w:szCs w:val="28"/>
-        </w:rPr>
-        <w:t>Счетчик нажатий, увеличивающийся при клике на любую из кнопок</w:t>
-      </w:r>
-    </w:p>
-    <w:p>
-      <w:pPr>
-        <w:numPr>
-          <w:ilvl w:val="0"/>
-          <w:numId w:val="13"/>
-        </w:numPr>
-        <w:spacing w:line="360" w:lineRule="auto"/>
-        <w:jc w:val="both"/>
-        <w:rPr>
-          <w:rFonts w:ascii="Times New Roman" w:eastAsia="Times New Roman" w:hAnsi="Times New Roman" w:cs="Times New Roman"/>
-          <w:sz w:val="28"/>
-          <w:szCs w:val="28"/>
-        </w:rPr>
-      </w:pPr>
-      <w:r>
-        <w:rPr>
-          <w:rFonts w:ascii="Times New Roman" w:eastAsia="Times New Roman" w:hAnsi="Times New Roman" w:cs="Times New Roman"/>
-          <w:sz w:val="28"/>
-          <w:szCs w:val="28"/>
-        </w:rPr>
-        <w:t>Кнопка "ОБНУЛИТЬ" для сброса счетчика</w:t>
-      </w:r>
-    </w:p>
-    <w:p>
-      <w:pPr>
-        <w:pStyle w:val="3"/>
-        <w:spacing w:line="360" w:lineRule="auto"/>
-        <w:ind w:firstLine="708"/>
-        <w:jc w:val="both"/>
-        <w:rPr>
-          <w:rFonts w:ascii="Times New Roman" w:eastAsia="Times New Roman" w:hAnsi="Times New Roman" w:cs="Times New Roman"/>
-          <w:color w:val="000000"/>
-          <w:lang w:val="ru-RU"/>
-        </w:rPr>
-      </w:pPr>
-      <w:bookmarkStart w:id="19" w:name="_v4cmpwenfm3j" w:colFirst="0" w:colLast="0"/>
-      <w:bookmarkEnd w:id="19"/>
-      <w:r>
-        <w:rPr>
-          <w:rFonts w:ascii="Times New Roman" w:eastAsia="Times New Roman" w:hAnsi="Times New Roman" w:cs="Times New Roman"/>
-          <w:color w:val="000000"/>
-        </w:rPr>
-        <w:t xml:space="preserve">5.3.3 </w:t>
-      </w:r>
-      <w:r>
-        <w:rPr>
-          <w:rFonts w:ascii="Times New Roman" w:eastAsia="Times New Roman" w:hAnsi="Times New Roman" w:cs="Times New Roman"/>
-          <w:color w:val="000000"/>
-          <w:lang w:val="ru-RU"/>
-        </w:rPr>
-        <w:t>Страница 3</w:t>
-      </w:r>
-    </w:p>
-    <w:p>
-      <w:pPr>
-        <w:numPr>
-          <w:ilvl w:val="0"/>
-          <w:numId w:val="14"/>
-        </w:numPr>
-        <w:spacing w:line="360" w:lineRule="auto"/>
-        <w:jc w:val="both"/>
-        <w:rPr>
-          <w:rFonts w:ascii="Times New Roman" w:eastAsia="Times New Roman" w:hAnsi="Times New Roman" w:cs="Times New Roman"/>
-          <w:sz w:val="28"/>
-          <w:szCs w:val="28"/>
-        </w:rPr>
-      </w:pPr>
-      <w:r>
-        <w:rPr>
-          <w:rFonts w:ascii="Times New Roman" w:eastAsia="Times New Roman" w:hAnsi="Times New Roman" w:cs="Times New Roman"/>
-          <w:sz w:val="28"/>
-          <w:szCs w:val="28"/>
-        </w:rPr>
-        <w:t>Три блока с текстом "БЛОК 1", "БЛОК 2", "БЛОК 3"</w:t>
-      </w:r>
-    </w:p>
-    <w:p>
-      <w:pPr>
-        <w:numPr>
-          <w:ilvl w:val="0"/>
-          <w:numId w:val="14"/>
-        </w:numPr>
-        <w:spacing w:line="360" w:lineRule="auto"/>
-        <w:jc w:val="both"/>
-        <w:rPr>
-          <w:rFonts w:ascii="Times New Roman" w:eastAsia="Times New Roman" w:hAnsi="Times New Roman" w:cs="Times New Roman"/>
-          <w:sz w:val="28"/>
-          <w:szCs w:val="28"/>
-        </w:rPr>
-      </w:pPr>
-      <w:r>
-        <w:rPr>
-          <w:rFonts w:ascii="Times New Roman" w:eastAsia="Times New Roman" w:hAnsi="Times New Roman" w:cs="Times New Roman"/>
-          <w:sz w:val="28"/>
-          <w:szCs w:val="28"/>
-        </w:rPr>
-        <w:t>Три кнопки для изменения размера: "МАЛЕНЬКИЙ", "СРЕДНИЙ", "БОЛЬШОЙ"</w:t>
-      </w:r>
-    </w:p>
-    <w:p>
-      <w:pPr>
-        <w:spacing w:after="160" w:line="259" w:lineRule="auto"/>
-        <w:rPr>
-          <w:rFonts w:ascii="Times New Roman" w:eastAsia="Times New Roman" w:hAnsi="Times New Roman" w:cs="Times New Roman"/>
-          <w:b/>
-          <w:sz w:val="28"/>
-          <w:szCs w:val="28"/>
-          <w:lang w:val="ru" w:eastAsia="ru-RU"/>
-        </w:rPr>
-      </w:pPr>
-      <w:bookmarkStart w:id="20" w:name="_sji4z67oklxb" w:colFirst="0" w:colLast="0"/>
-      <w:bookmarkEnd w:id="20"/>
-      <w:r>
-        <w:rPr>
-          <w:rFonts w:ascii="Times New Roman" w:eastAsia="Times New Roman" w:hAnsi="Times New Roman" w:cs="Times New Roman"/>
-          <w:b/>
-          <w:sz w:val="28"/>
-          <w:szCs w:val="28"/>
-        </w:rPr>
-        <w:br w:type="page"/>
-      </w:r>
-    </w:p>
-    <w:p>
-      <w:pPr>
-        <w:pStyle w:val="1"/>
-        <w:spacing w:line="360" w:lineRule="auto"/>
-        <w:jc w:val="center"/>
-        <w:rPr>
-          <w:rFonts w:ascii="Times New Roman" w:eastAsia="Times New Roman" w:hAnsi="Times New Roman" w:cs="Times New Roman"/>
-          <w:b/>
-          <w:sz w:val="28"/>
-          <w:szCs w:val="28"/>
-        </w:rPr>
-      </w:pPr>
-      <w:r>
-        <w:rPr>
-          <w:rFonts w:ascii="Times New Roman" w:eastAsia="Times New Roman" w:hAnsi="Times New Roman" w:cs="Times New Roman"/>
-          <w:b/>
-          <w:sz w:val="28"/>
-          <w:szCs w:val="28"/>
-        </w:rPr>
-        <w:lastRenderedPageBreak/>
-        <w:t xml:space="preserve">6 </w:t>
-      </w:r>
-      <w:r>
-        <w:rPr>
-          <w:rFonts w:ascii="Times New Roman" w:eastAsia="Times New Roman" w:hAnsi="Times New Roman" w:cs="Times New Roman"/>
-          <w:b/>
-          <w:bCs/>
-          <w:sz w:val="28"/>
-          <w:szCs w:val="28"/>
-          <w:lang w:val="ru-RU"/>
-        </w:rPr>
-        <w:t>ТРЕБОВАНИЯ К ПРОГРАММНОМУ ОБЕСПЕЧЕНИЮ</w:t>
-      </w:r>
-    </w:p>
-    <w:p/>
-    <w:p>
-      <w:pPr>
-        <w:pStyle w:val="2"/>
-        <w:spacing w:line="360" w:lineRule="auto"/>
-        <w:ind w:firstLine="708"/>
-        <w:jc w:val="both"/>
-      </w:pPr>
-      <w:bookmarkStart w:id="21" w:name="_18r5dikwlxnj" w:colFirst="0" w:colLast="0"/>
-      <w:bookmarkEnd w:id="21"/>
-      <w:r>
-        <w:rPr>
-          <w:rFonts w:ascii="Times New Roman" w:eastAsia="Times New Roman" w:hAnsi="Times New Roman" w:cs="Times New Roman"/>
-          <w:sz w:val="28"/>
-          <w:szCs w:val="28"/>
-        </w:rPr>
-        <w:t xml:space="preserve">6.1 </w:t>
-      </w:r>
-      <w:r>
-        <w:rPr>
-          <w:rFonts w:ascii="Times New Roman" w:eastAsia="Times New Roman" w:hAnsi="Times New Roman" w:cs="Times New Roman"/>
-          <w:sz w:val="28"/>
-          <w:szCs w:val="28"/>
-          <w:lang w:val="ru-RU"/>
-        </w:rPr>
-        <w:t>Языки и технологии</w:t>
-      </w:r>
-    </w:p>
-    <w:p>
-      <w:pPr>
-        <w:numPr>
-          <w:ilvl w:val="0"/>
-          <w:numId w:val="15"/>
-        </w:numPr>
-        <w:spacing w:line="360" w:lineRule="auto"/>
-        <w:jc w:val="both"/>
-        <w:rPr>
-          <w:rFonts w:ascii="Times New Roman" w:eastAsia="Times New Roman" w:hAnsi="Times New Roman" w:cs="Times New Roman"/>
-          <w:sz w:val="28"/>
-          <w:szCs w:val="28"/>
-        </w:rPr>
-      </w:pPr>
-      <w:r>
-        <w:rPr>
-          <w:rFonts w:ascii="Times New Roman" w:eastAsia="Times New Roman" w:hAnsi="Times New Roman" w:cs="Times New Roman"/>
-          <w:sz w:val="28"/>
-          <w:szCs w:val="28"/>
-        </w:rPr>
-        <w:t>HTML5 для разметки</w:t>
-      </w:r>
-    </w:p>
-    <w:p>
-      <w:pPr>
-        <w:numPr>
-          <w:ilvl w:val="0"/>
-          <w:numId w:val="15"/>
-        </w:numPr>
-        <w:spacing w:line="360" w:lineRule="auto"/>
-        <w:jc w:val="both"/>
-        <w:rPr>
-          <w:rFonts w:ascii="Times New Roman" w:eastAsia="Times New Roman" w:hAnsi="Times New Roman" w:cs="Times New Roman"/>
-          <w:sz w:val="28"/>
-          <w:szCs w:val="28"/>
-        </w:rPr>
-      </w:pPr>
-      <w:r>
-        <w:rPr>
-          <w:rFonts w:ascii="Times New Roman" w:eastAsia="Times New Roman" w:hAnsi="Times New Roman" w:cs="Times New Roman"/>
-          <w:sz w:val="28"/>
-          <w:szCs w:val="28"/>
-        </w:rPr>
-        <w:t>CSS3 для стилизации</w:t>
-      </w:r>
-    </w:p>
-    <w:p>
-      <w:pPr>
-        <w:numPr>
-          <w:ilvl w:val="0"/>
-          <w:numId w:val="15"/>
-        </w:numPr>
-        <w:spacing w:line="360" w:lineRule="auto"/>
-        <w:jc w:val="both"/>
-        <w:rPr>
-          <w:rFonts w:ascii="Times New Roman" w:eastAsia="Times New Roman" w:hAnsi="Times New Roman" w:cs="Times New Roman"/>
-          <w:sz w:val="28"/>
-          <w:szCs w:val="28"/>
-        </w:rPr>
-      </w:pPr>
-      <w:r>
-        <w:rPr>
-          <w:rFonts w:ascii="Times New Roman" w:eastAsia="Times New Roman" w:hAnsi="Times New Roman" w:cs="Times New Roman"/>
-          <w:sz w:val="28"/>
-          <w:szCs w:val="28"/>
-        </w:rPr>
-        <w:t>JavaScript ES6 для интерактивности</w:t>
-      </w:r>
-    </w:p>
-    <w:p>
-      <w:pPr>
-        <w:pStyle w:val="2"/>
-        <w:spacing w:line="360" w:lineRule="auto"/>
-        <w:ind w:firstLine="708"/>
-        <w:jc w:val="both"/>
-        <w:rPr>
-          <w:rFonts w:ascii="Times New Roman" w:eastAsia="Times New Roman" w:hAnsi="Times New Roman" w:cs="Times New Roman"/>
-          <w:sz w:val="28"/>
-          <w:szCs w:val="28"/>
-        </w:rPr>
-      </w:pPr>
-      <w:bookmarkStart w:id="22" w:name="_2fpdzjgw8y32" w:colFirst="0" w:colLast="0"/>
-      <w:bookmarkEnd w:id="22"/>
-      <w:r>
-        <w:rPr>
-          <w:rFonts w:ascii="Times New Roman" w:eastAsia="Times New Roman" w:hAnsi="Times New Roman" w:cs="Times New Roman"/>
-          <w:sz w:val="28"/>
-          <w:szCs w:val="28"/>
-        </w:rPr>
-        <w:t xml:space="preserve">6.2 </w:t>
-      </w:r>
-      <w:r>
-        <w:rPr>
-          <w:rFonts w:ascii="Times New Roman" w:eastAsia="Times New Roman" w:hAnsi="Times New Roman" w:cs="Times New Roman"/>
-          <w:sz w:val="28"/>
-          <w:szCs w:val="28"/>
-          <w:lang w:val="ru-RU"/>
-        </w:rPr>
-        <w:t>Структура файлов</w:t>
-      </w:r>
-    </w:p>
-    <w:p>
-      <w:pPr>
-        <w:spacing w:after="160" w:line="360" w:lineRule="auto"/>
-        <w:ind w:firstLine="708"/>
-        <w:jc w:val="both"/>
-        <w:rPr>
-          <w:rFonts w:ascii="Times New Roman" w:eastAsia="Times New Roman" w:hAnsi="Times New Roman" w:cs="Times New Roman"/>
-          <w:sz w:val="28"/>
-          <w:szCs w:val="28"/>
-        </w:rPr>
-      </w:pPr>
-      <w:r>
-        <w:rPr>
-          <w:rFonts w:ascii="Times New Roman" w:eastAsia="Times New Roman" w:hAnsi="Times New Roman" w:cs="Times New Roman"/>
-          <w:sz w:val="28"/>
-          <w:szCs w:val="28"/>
-        </w:rPr>
-        <w:t>Проект должен состоять из трех отдельных файлов:</w:t>
-      </w:r>
-    </w:p>
-    <w:p>
-      <w:pPr>
-        <w:numPr>
-          <w:ilvl w:val="0"/>
-          <w:numId w:val="16"/>
-        </w:numPr>
-        <w:spacing w:line="360" w:lineRule="auto"/>
-        <w:jc w:val="both"/>
-        <w:rPr>
-          <w:rFonts w:ascii="Times New Roman" w:eastAsia="Times New Roman" w:hAnsi="Times New Roman" w:cs="Times New Roman"/>
-          <w:sz w:val="28"/>
-          <w:szCs w:val="28"/>
-        </w:rPr>
-      </w:pPr>
-      <w:r>
-        <w:rPr>
-          <w:rFonts w:ascii="Times New Roman" w:eastAsia="Times New Roman" w:hAnsi="Times New Roman" w:cs="Times New Roman"/>
-          <w:sz w:val="28"/>
-          <w:szCs w:val="28"/>
-        </w:rPr>
-        <w:t>index.html – основной файл разметки</w:t>
-      </w:r>
-    </w:p>
-    <w:p>
-      <w:pPr>
-        <w:numPr>
-          <w:ilvl w:val="0"/>
-          <w:numId w:val="16"/>
-        </w:numPr>
-        <w:spacing w:line="360" w:lineRule="auto"/>
-        <w:jc w:val="both"/>
-        <w:rPr>
-          <w:rFonts w:ascii="Times New Roman" w:eastAsia="Times New Roman" w:hAnsi="Times New Roman" w:cs="Times New Roman"/>
-          <w:sz w:val="28"/>
-          <w:szCs w:val="28"/>
-        </w:rPr>
-      </w:pPr>
-      <w:r>
-        <w:rPr>
-          <w:rFonts w:ascii="Times New Roman" w:eastAsia="Times New Roman" w:hAnsi="Times New Roman" w:cs="Times New Roman"/>
-          <w:sz w:val="28"/>
-          <w:szCs w:val="28"/>
-        </w:rPr>
-        <w:t>style.css – файл стилей</w:t>
-      </w:r>
-    </w:p>
-    <w:p>
-      <w:pPr>
-        <w:numPr>
-          <w:ilvl w:val="0"/>
-          <w:numId w:val="16"/>
-        </w:numPr>
-        <w:spacing w:line="360" w:lineRule="auto"/>
-        <w:jc w:val="both"/>
-        <w:rPr>
-          <w:rFonts w:ascii="Times New Roman" w:eastAsia="Times New Roman" w:hAnsi="Times New Roman" w:cs="Times New Roman"/>
-          <w:sz w:val="28"/>
-          <w:szCs w:val="28"/>
-        </w:rPr>
-      </w:pPr>
-      <w:r>
-        <w:rPr>
-          <w:rFonts w:ascii="Times New Roman" w:eastAsia="Times New Roman" w:hAnsi="Times New Roman" w:cs="Times New Roman"/>
-          <w:sz w:val="28"/>
-          <w:szCs w:val="28"/>
-        </w:rPr>
-        <w:t>script.js – файл скриптов</w:t>
-      </w:r>
     </w:p>
     <w:sectPr>
-      <w:footerReference w:type="default" r:id="rId32"/>
+      <w:footerReference w:type="default" r:id="rId19"/>
       <w:pgSz w:w="11906" w:h="16838"/>
       <w:pgMar w:top="1134" w:right="850" w:bottom="1134" w:left="1701" w:header="709" w:footer="850" w:gutter="0"/>
       <w:cols w:space="708"/>
@@ -5350,6 +3557,155 @@
 <file path=word/numbering.xml><?xml version="1.0" encoding="utf-8"?>
 <w:numbering xmlns:wpc="http://schemas.microsoft.com/office/word/2010/wordprocessingCanvas" xmlns:cx="http://schemas.microsoft.com/office/drawing/2014/chartex" xmlns:cx1="http://schemas.microsoft.com/office/drawing/2015/9/8/chartex" xmlns:cx2="http://schemas.microsoft.com/office/drawing/2015/10/21/chartex" xmlns:cx3="http://schemas.microsoft.com/office/drawing/2016/5/9/chartex" xmlns:cx4="http://schemas.microsoft.com/office/drawing/2016/5/10/chartex" xmlns:cx5="http://schemas.microsoft.com/office/drawing/2016/5/11/chartex" xmlns:cx6="http://schemas.microsoft.com/office/drawing/2016/5/12/chartex" xmlns:cx7="http://schemas.microsoft.com/office/drawing/2016/5/13/chartex" xmlns:cx8="http://schemas.microsoft.com/office/drawing/2016/5/14/chartex" xmlns:mc="http://schemas.openxmlformats.org/markup-compatibility/2006" xmlns:aink="http://schemas.microsoft.com/office/drawing/2016/ink" xmlns:am3d="http://schemas.microsoft.com/office/drawing/2017/model3d" xmlns:o="urn:schemas-microsoft-com:office:office" xmlns:oel="http://schemas.microsoft.com/office/2019/extlst" xmlns:r="http://schemas.openxmlformats.org/officeDocument/2006/relationships" xmlns:m="http://schemas.openxmlformats.org/officeDocument/2006/math" xmlns:v="urn:schemas-microsoft-com:vml" xmlns:wp14="http://schemas.microsoft.com/office/word/2010/wordprocessingDrawing" xmlns:wp="http://schemas.openxmlformats.org/drawingml/2006/wordprocessingDrawing" xmlns:w10="urn:schemas-microsoft-com:office:word" xmlns:w="http://schemas.openxmlformats.org/wordprocessingml/2006/main" xmlns:w14="http://schemas.microsoft.com/office/word/2010/wordml" xmlns:w15="http://schemas.microsoft.com/office/word/2012/wordml" xmlns:w16cex="http://schemas.microsoft.com/office/word/2018/wordml/cex" xmlns:w16cid="http://schemas.microsoft.com/office/word/2016/wordml/cid" xmlns:w16="http://schemas.microsoft.com/office/word/2018/wordml" xmlns:w16sdtdh="http://schemas.microsoft.com/office/word/2020/wordml/sdtdatahash" xmlns:w16se="http://schemas.microsoft.com/office/word/2015/wordml/symex" xmlns:wpg="http://schemas.microsoft.com/office/word/2010/wordprocessingGroup" xmlns:wpi="http://schemas.microsoft.com/office/word/2010/wordprocessingInk" xmlns:wne="http://schemas.microsoft.com/office/word/2006/wordml" xmlns:wps="http://schemas.microsoft.com/office/word/2010/wordprocessingShape" mc:Ignorable="w14 w15 w16se w16cid w16 w16cex w16sdtdh wp14">
   <w:abstractNum w:abstractNumId="0" w15:restartNumberingAfterBreak="0">
+    <w:nsid w:val="06162739"/>
+    <w:multiLevelType w:val="multilevel"/>
+    <w:tmpl w:val="D2F81AD2"/>
+    <w:lvl w:ilvl="0">
+      <w:start w:val="1"/>
+      <w:numFmt w:val="bullet"/>
+      <w:lvlText w:val=""/>
+      <w:lvlJc w:val="left"/>
+      <w:pPr>
+        <w:tabs>
+          <w:tab w:val="num" w:pos="720"/>
+        </w:tabs>
+        <w:ind w:left="720" w:hanging="360"/>
+      </w:pPr>
+      <w:rPr>
+        <w:rFonts w:ascii="Symbol" w:hAnsi="Symbol" w:hint="default"/>
+        <w:sz w:val="20"/>
+      </w:rPr>
+    </w:lvl>
+    <w:lvl w:ilvl="1" w:tentative="1">
+      <w:start w:val="1"/>
+      <w:numFmt w:val="bullet"/>
+      <w:lvlText w:val="o"/>
+      <w:lvlJc w:val="left"/>
+      <w:pPr>
+        <w:tabs>
+          <w:tab w:val="num" w:pos="1440"/>
+        </w:tabs>
+        <w:ind w:left="1440" w:hanging="360"/>
+      </w:pPr>
+      <w:rPr>
+        <w:rFonts w:ascii="Courier New" w:hAnsi="Courier New" w:hint="default"/>
+        <w:sz w:val="20"/>
+      </w:rPr>
+    </w:lvl>
+    <w:lvl w:ilvl="2" w:tentative="1">
+      <w:start w:val="1"/>
+      <w:numFmt w:val="bullet"/>
+      <w:lvlText w:val=""/>
+      <w:lvlJc w:val="left"/>
+      <w:pPr>
+        <w:tabs>
+          <w:tab w:val="num" w:pos="2160"/>
+        </w:tabs>
+        <w:ind w:left="2160" w:hanging="360"/>
+      </w:pPr>
+      <w:rPr>
+        <w:rFonts w:ascii="Wingdings" w:hAnsi="Wingdings" w:hint="default"/>
+        <w:sz w:val="20"/>
+      </w:rPr>
+    </w:lvl>
+    <w:lvl w:ilvl="3" w:tentative="1">
+      <w:start w:val="1"/>
+      <w:numFmt w:val="bullet"/>
+      <w:lvlText w:val=""/>
+      <w:lvlJc w:val="left"/>
+      <w:pPr>
+        <w:tabs>
+          <w:tab w:val="num" w:pos="2880"/>
+        </w:tabs>
+        <w:ind w:left="2880" w:hanging="360"/>
+      </w:pPr>
+      <w:rPr>
+        <w:rFonts w:ascii="Wingdings" w:hAnsi="Wingdings" w:hint="default"/>
+        <w:sz w:val="20"/>
+      </w:rPr>
+    </w:lvl>
+    <w:lvl w:ilvl="4" w:tentative="1">
+      <w:start w:val="1"/>
+      <w:numFmt w:val="bullet"/>
+      <w:lvlText w:val=""/>
+      <w:lvlJc w:val="left"/>
+      <w:pPr>
+        <w:tabs>
+          <w:tab w:val="num" w:pos="3600"/>
+        </w:tabs>
+        <w:ind w:left="3600" w:hanging="360"/>
+      </w:pPr>
+      <w:rPr>
+        <w:rFonts w:ascii="Wingdings" w:hAnsi="Wingdings" w:hint="default"/>
+        <w:sz w:val="20"/>
+      </w:rPr>
+    </w:lvl>
+    <w:lvl w:ilvl="5" w:tentative="1">
+      <w:start w:val="1"/>
+      <w:numFmt w:val="bullet"/>
+      <w:lvlText w:val=""/>
+      <w:lvlJc w:val="left"/>
+      <w:pPr>
+        <w:tabs>
+          <w:tab w:val="num" w:pos="4320"/>
+        </w:tabs>
+        <w:ind w:left="4320" w:hanging="360"/>
+      </w:pPr>
+      <w:rPr>
+        <w:rFonts w:ascii="Wingdings" w:hAnsi="Wingdings" w:hint="default"/>
+        <w:sz w:val="20"/>
+      </w:rPr>
+    </w:lvl>
+    <w:lvl w:ilvl="6" w:tentative="1">
+      <w:start w:val="1"/>
+      <w:numFmt w:val="bullet"/>
+      <w:lvlText w:val=""/>
+      <w:lvlJc w:val="left"/>
+      <w:pPr>
+        <w:tabs>
+          <w:tab w:val="num" w:pos="5040"/>
+        </w:tabs>
+        <w:ind w:left="5040" w:hanging="360"/>
+      </w:pPr>
+      <w:rPr>
+        <w:rFonts w:ascii="Wingdings" w:hAnsi="Wingdings" w:hint="default"/>
+        <w:sz w:val="20"/>
+      </w:rPr>
+    </w:lvl>
+    <w:lvl w:ilvl="7" w:tentative="1">
+      <w:start w:val="1"/>
+      <w:numFmt w:val="bullet"/>
+      <w:lvlText w:val=""/>
+      <w:lvlJc w:val="left"/>
+      <w:pPr>
+        <w:tabs>
+          <w:tab w:val="num" w:pos="5760"/>
+        </w:tabs>
+        <w:ind w:left="5760" w:hanging="360"/>
+      </w:pPr>
+      <w:rPr>
+        <w:rFonts w:ascii="Wingdings" w:hAnsi="Wingdings" w:hint="default"/>
+        <w:sz w:val="20"/>
+      </w:rPr>
+    </w:lvl>
+    <w:lvl w:ilvl="8" w:tentative="1">
+      <w:start w:val="1"/>
+      <w:numFmt w:val="bullet"/>
+      <w:lvlText w:val=""/>
+      <w:lvlJc w:val="left"/>
+      <w:pPr>
+        <w:tabs>
+          <w:tab w:val="num" w:pos="6480"/>
+        </w:tabs>
+        <w:ind w:left="6480" w:hanging="360"/>
+      </w:pPr>
+      <w:rPr>
+        <w:rFonts w:ascii="Wingdings" w:hAnsi="Wingdings" w:hint="default"/>
+        <w:sz w:val="20"/>
+      </w:rPr>
+    </w:lvl>
+  </w:abstractNum>
+  <w:abstractNum w:abstractNumId="1" w15:restartNumberingAfterBreak="0">
     <w:nsid w:val="08F00A52"/>
     <w:multiLevelType w:val="multilevel"/>
     <w:tmpl w:val="3EFEEF56"/>
@@ -5498,7 +3854,7 @@
       </w:rPr>
     </w:lvl>
   </w:abstractNum>
-  <w:abstractNum w:abstractNumId="1" w15:restartNumberingAfterBreak="0">
+  <w:abstractNum w:abstractNumId="2" w15:restartNumberingAfterBreak="0">
     <w:nsid w:val="094D788D"/>
     <w:multiLevelType w:val="multilevel"/>
     <w:tmpl w:val="2042F8D8"/>
@@ -5647,7 +4003,7 @@
       </w:rPr>
     </w:lvl>
   </w:abstractNum>
-  <w:abstractNum w:abstractNumId="2" w15:restartNumberingAfterBreak="0">
+  <w:abstractNum w:abstractNumId="3" w15:restartNumberingAfterBreak="0">
     <w:nsid w:val="28656296"/>
     <w:multiLevelType w:val="multilevel"/>
     <w:tmpl w:val="D7C671E6"/>
@@ -5796,7 +4152,7 @@
       </w:rPr>
     </w:lvl>
   </w:abstractNum>
-  <w:abstractNum w:abstractNumId="3" w15:restartNumberingAfterBreak="0">
+  <w:abstractNum w:abstractNumId="4" w15:restartNumberingAfterBreak="0">
     <w:nsid w:val="30BF4C26"/>
     <w:multiLevelType w:val="multilevel"/>
     <w:tmpl w:val="3D44D14C"/>
@@ -5909,7 +4265,7 @@
       </w:rPr>
     </w:lvl>
   </w:abstractNum>
-  <w:abstractNum w:abstractNumId="4" w15:restartNumberingAfterBreak="0">
+  <w:abstractNum w:abstractNumId="5" w15:restartNumberingAfterBreak="0">
     <w:nsid w:val="314850CC"/>
     <w:multiLevelType w:val="multilevel"/>
     <w:tmpl w:val="FB9AD6EA"/>
@@ -6016,7 +4372,7 @@
       </w:rPr>
     </w:lvl>
   </w:abstractNum>
-  <w:abstractNum w:abstractNumId="5" w15:restartNumberingAfterBreak="0">
+  <w:abstractNum w:abstractNumId="6" w15:restartNumberingAfterBreak="0">
     <w:nsid w:val="3BA4395D"/>
     <w:multiLevelType w:val="hybridMultilevel"/>
     <w:tmpl w:val="51BAC8DA"/>
@@ -6102,7 +4458,7 @@
       </w:pPr>
     </w:lvl>
   </w:abstractNum>
-  <w:abstractNum w:abstractNumId="6" w15:restartNumberingAfterBreak="0">
+  <w:abstractNum w:abstractNumId="7" w15:restartNumberingAfterBreak="0">
     <w:nsid w:val="3E131784"/>
     <w:multiLevelType w:val="multilevel"/>
     <w:tmpl w:val="CBD09C2C"/>
@@ -6251,7 +4607,7 @@
       </w:rPr>
     </w:lvl>
   </w:abstractNum>
-  <w:abstractNum w:abstractNumId="7" w15:restartNumberingAfterBreak="0">
+  <w:abstractNum w:abstractNumId="8" w15:restartNumberingAfterBreak="0">
     <w:nsid w:val="3F9F78FB"/>
     <w:multiLevelType w:val="hybridMultilevel"/>
     <w:tmpl w:val="49B061D4"/>
@@ -6346,7 +4702,7 @@
       </w:pPr>
     </w:lvl>
   </w:abstractNum>
-  <w:abstractNum w:abstractNumId="8" w15:restartNumberingAfterBreak="0">
+  <w:abstractNum w:abstractNumId="9" w15:restartNumberingAfterBreak="0">
     <w:nsid w:val="436D6C6C"/>
     <w:multiLevelType w:val="multilevel"/>
     <w:tmpl w:val="53AA0652"/>
@@ -6495,7 +4851,7 @@
       </w:rPr>
     </w:lvl>
   </w:abstractNum>
-  <w:abstractNum w:abstractNumId="9" w15:restartNumberingAfterBreak="0">
+  <w:abstractNum w:abstractNumId="10" w15:restartNumberingAfterBreak="0">
     <w:nsid w:val="439A29C2"/>
     <w:multiLevelType w:val="multilevel"/>
     <w:tmpl w:val="53DC9424"/>
@@ -6644,7 +5000,7 @@
       </w:rPr>
     </w:lvl>
   </w:abstractNum>
-  <w:abstractNum w:abstractNumId="10" w15:restartNumberingAfterBreak="0">
+  <w:abstractNum w:abstractNumId="11" w15:restartNumberingAfterBreak="0">
     <w:nsid w:val="58044B0F"/>
     <w:multiLevelType w:val="multilevel"/>
     <w:tmpl w:val="7E3E7B2A"/>
@@ -6757,7 +5113,7 @@
       </w:rPr>
     </w:lvl>
   </w:abstractNum>
-  <w:abstractNum w:abstractNumId="11" w15:restartNumberingAfterBreak="0">
+  <w:abstractNum w:abstractNumId="12" w15:restartNumberingAfterBreak="0">
     <w:nsid w:val="594B64FD"/>
     <w:multiLevelType w:val="multilevel"/>
     <w:tmpl w:val="0B1691BA"/>
@@ -6874,7 +5230,7 @@
       </w:pPr>
     </w:lvl>
   </w:abstractNum>
-  <w:abstractNum w:abstractNumId="12" w15:restartNumberingAfterBreak="0">
+  <w:abstractNum w:abstractNumId="13" w15:restartNumberingAfterBreak="0">
     <w:nsid w:val="6936169C"/>
     <w:multiLevelType w:val="multilevel"/>
     <w:tmpl w:val="1C868822"/>
@@ -6987,7 +5343,7 @@
       </w:rPr>
     </w:lvl>
   </w:abstractNum>
-  <w:abstractNum w:abstractNumId="13" w15:restartNumberingAfterBreak="0">
+  <w:abstractNum w:abstractNumId="14" w15:restartNumberingAfterBreak="0">
     <w:nsid w:val="69AC2BDA"/>
     <w:multiLevelType w:val="multilevel"/>
     <w:tmpl w:val="EFD2CB68"/>
@@ -7136,7 +5492,7 @@
       </w:rPr>
     </w:lvl>
   </w:abstractNum>
-  <w:abstractNum w:abstractNumId="14" w15:restartNumberingAfterBreak="0">
+  <w:abstractNum w:abstractNumId="15" w15:restartNumberingAfterBreak="0">
     <w:nsid w:val="69BB0844"/>
     <w:multiLevelType w:val="multilevel"/>
     <w:tmpl w:val="88C2013A"/>
@@ -7285,7 +5641,120 @@
       </w:rPr>
     </w:lvl>
   </w:abstractNum>
-  <w:abstractNum w:abstractNumId="15" w15:restartNumberingAfterBreak="0">
+  <w:abstractNum w:abstractNumId="16" w15:restartNumberingAfterBreak="0">
+    <w:nsid w:val="78AA7197"/>
+    <w:multiLevelType w:val="hybridMultilevel"/>
+    <w:tmpl w:val="E69ED1BC"/>
+    <w:lvl w:ilvl="0" w:tplc="04190001">
+      <w:start w:val="1"/>
+      <w:numFmt w:val="bullet"/>
+      <w:lvlText w:val=""/>
+      <w:lvlJc w:val="left"/>
+      <w:pPr>
+        <w:ind w:left="720" w:hanging="360"/>
+      </w:pPr>
+      <w:rPr>
+        <w:rFonts w:ascii="Symbol" w:hAnsi="Symbol" w:hint="default"/>
+      </w:rPr>
+    </w:lvl>
+    <w:lvl w:ilvl="1" w:tplc="04190003" w:tentative="1">
+      <w:start w:val="1"/>
+      <w:numFmt w:val="bullet"/>
+      <w:lvlText w:val="o"/>
+      <w:lvlJc w:val="left"/>
+      <w:pPr>
+        <w:ind w:left="1440" w:hanging="360"/>
+      </w:pPr>
+      <w:rPr>
+        <w:rFonts w:ascii="Courier New" w:hAnsi="Courier New" w:cs="Courier New" w:hint="default"/>
+      </w:rPr>
+    </w:lvl>
+    <w:lvl w:ilvl="2" w:tplc="04190005" w:tentative="1">
+      <w:start w:val="1"/>
+      <w:numFmt w:val="bullet"/>
+      <w:lvlText w:val=""/>
+      <w:lvlJc w:val="left"/>
+      <w:pPr>
+        <w:ind w:left="2160" w:hanging="360"/>
+      </w:pPr>
+      <w:rPr>
+        <w:rFonts w:ascii="Wingdings" w:hAnsi="Wingdings" w:hint="default"/>
+      </w:rPr>
+    </w:lvl>
+    <w:lvl w:ilvl="3" w:tplc="04190001" w:tentative="1">
+      <w:start w:val="1"/>
+      <w:numFmt w:val="bullet"/>
+      <w:lvlText w:val=""/>
+      <w:lvlJc w:val="left"/>
+      <w:pPr>
+        <w:ind w:left="2880" w:hanging="360"/>
+      </w:pPr>
+      <w:rPr>
+        <w:rFonts w:ascii="Symbol" w:hAnsi="Symbol" w:hint="default"/>
+      </w:rPr>
+    </w:lvl>
+    <w:lvl w:ilvl="4" w:tplc="04190003" w:tentative="1">
+      <w:start w:val="1"/>
+      <w:numFmt w:val="bullet"/>
+      <w:lvlText w:val="o"/>
+      <w:lvlJc w:val="left"/>
+      <w:pPr>
+        <w:ind w:left="3600" w:hanging="360"/>
+      </w:pPr>
+      <w:rPr>
+        <w:rFonts w:ascii="Courier New" w:hAnsi="Courier New" w:cs="Courier New" w:hint="default"/>
+      </w:rPr>
+    </w:lvl>
+    <w:lvl w:ilvl="5" w:tplc="04190005" w:tentative="1">
+      <w:start w:val="1"/>
+      <w:numFmt w:val="bullet"/>
+      <w:lvlText w:val=""/>
+      <w:lvlJc w:val="left"/>
+      <w:pPr>
+        <w:ind w:left="4320" w:hanging="360"/>
+      </w:pPr>
+      <w:rPr>
+        <w:rFonts w:ascii="Wingdings" w:hAnsi="Wingdings" w:hint="default"/>
+      </w:rPr>
+    </w:lvl>
+    <w:lvl w:ilvl="6" w:tplc="04190001" w:tentative="1">
+      <w:start w:val="1"/>
+      <w:numFmt w:val="bullet"/>
+      <w:lvlText w:val=""/>
+      <w:lvlJc w:val="left"/>
+      <w:pPr>
+        <w:ind w:left="5040" w:hanging="360"/>
+      </w:pPr>
+      <w:rPr>
+        <w:rFonts w:ascii="Symbol" w:hAnsi="Symbol" w:hint="default"/>
+      </w:rPr>
+    </w:lvl>
+    <w:lvl w:ilvl="7" w:tplc="04190003" w:tentative="1">
+      <w:start w:val="1"/>
+      <w:numFmt w:val="bullet"/>
+      <w:lvlText w:val="o"/>
+      <w:lvlJc w:val="left"/>
+      <w:pPr>
+        <w:ind w:left="5760" w:hanging="360"/>
+      </w:pPr>
+      <w:rPr>
+        <w:rFonts w:ascii="Courier New" w:hAnsi="Courier New" w:cs="Courier New" w:hint="default"/>
+      </w:rPr>
+    </w:lvl>
+    <w:lvl w:ilvl="8" w:tplc="04190005" w:tentative="1">
+      <w:start w:val="1"/>
+      <w:numFmt w:val="bullet"/>
+      <w:lvlText w:val=""/>
+      <w:lvlJc w:val="left"/>
+      <w:pPr>
+        <w:ind w:left="6480" w:hanging="360"/>
+      </w:pPr>
+      <w:rPr>
+        <w:rFonts w:ascii="Wingdings" w:hAnsi="Wingdings" w:hint="default"/>
+      </w:rPr>
+    </w:lvl>
+  </w:abstractNum>
+  <w:abstractNum w:abstractNumId="17" w15:restartNumberingAfterBreak="0">
     <w:nsid w:val="7ED03ED0"/>
     <w:multiLevelType w:val="multilevel"/>
     <w:tmpl w:val="0952DDE0"/>
@@ -7435,52 +5904,58 @@
     </w:lvl>
   </w:abstractNum>
   <w:num w:numId="1" w16cid:durableId="547574699">
+    <w:abstractNumId w:val="8"/>
+  </w:num>
+  <w:num w:numId="2" w16cid:durableId="1231845594">
+    <w:abstractNumId w:val="11"/>
+  </w:num>
+  <w:num w:numId="3" w16cid:durableId="993414629">
+    <w:abstractNumId w:val="5"/>
+  </w:num>
+  <w:num w:numId="4" w16cid:durableId="1718311084">
+    <w:abstractNumId w:val="6"/>
+  </w:num>
+  <w:num w:numId="5" w16cid:durableId="806774369">
+    <w:abstractNumId w:val="4"/>
+  </w:num>
+  <w:num w:numId="6" w16cid:durableId="193426436">
+    <w:abstractNumId w:val="13"/>
+  </w:num>
+  <w:num w:numId="7" w16cid:durableId="2086104866">
+    <w:abstractNumId w:val="12"/>
+  </w:num>
+  <w:num w:numId="8" w16cid:durableId="699940016">
+    <w:abstractNumId w:val="1"/>
+  </w:num>
+  <w:num w:numId="9" w16cid:durableId="260183406">
+    <w:abstractNumId w:val="3"/>
+  </w:num>
+  <w:num w:numId="10" w16cid:durableId="1739132401">
+    <w:abstractNumId w:val="14"/>
+  </w:num>
+  <w:num w:numId="11" w16cid:durableId="1191262118">
+    <w:abstractNumId w:val="15"/>
+  </w:num>
+  <w:num w:numId="12" w16cid:durableId="1611861673">
+    <w:abstractNumId w:val="9"/>
+  </w:num>
+  <w:num w:numId="13" w16cid:durableId="1525628505">
+    <w:abstractNumId w:val="10"/>
+  </w:num>
+  <w:num w:numId="14" w16cid:durableId="1694843568">
     <w:abstractNumId w:val="7"/>
   </w:num>
-  <w:num w:numId="2" w16cid:durableId="1231845594">
-    <w:abstractNumId w:val="10"/>
+  <w:num w:numId="15" w16cid:durableId="442380972">
+    <w:abstractNumId w:val="2"/>
   </w:num>
-  <w:num w:numId="3" w16cid:durableId="993414629">
-    <w:abstractNumId w:val="4"/>
+  <w:num w:numId="16" w16cid:durableId="762385960">
+    <w:abstractNumId w:val="17"/>
   </w:num>
-  <w:num w:numId="4" w16cid:durableId="1718311084">
-    <w:abstractNumId w:val="5"/>
-  </w:num>
-  <w:num w:numId="5" w16cid:durableId="806774369">
-    <w:abstractNumId w:val="3"/>
-  </w:num>
-  <w:num w:numId="6" w16cid:durableId="193426436">
-    <w:abstractNumId w:val="12"/>
-  </w:num>
-  <w:num w:numId="7" w16cid:durableId="2086104866">
-    <w:abstractNumId w:val="11"/>
-  </w:num>
-  <w:num w:numId="8" w16cid:durableId="699940016">
+  <w:num w:numId="17" w16cid:durableId="853418210">
     <w:abstractNumId w:val="0"/>
   </w:num>
-  <w:num w:numId="9" w16cid:durableId="260183406">
-    <w:abstractNumId w:val="2"/>
-  </w:num>
-  <w:num w:numId="10" w16cid:durableId="1739132401">
-    <w:abstractNumId w:val="13"/>
-  </w:num>
-  <w:num w:numId="11" w16cid:durableId="1191262118">
-    <w:abstractNumId w:val="14"/>
-  </w:num>
-  <w:num w:numId="12" w16cid:durableId="1611861673">
-    <w:abstractNumId w:val="8"/>
-  </w:num>
-  <w:num w:numId="13" w16cid:durableId="1525628505">
-    <w:abstractNumId w:val="9"/>
-  </w:num>
-  <w:num w:numId="14" w16cid:durableId="1694843568">
-    <w:abstractNumId w:val="6"/>
-  </w:num>
-  <w:num w:numId="15" w16cid:durableId="442380972">
-    <w:abstractNumId w:val="1"/>
-  </w:num>
-  <w:num w:numId="16" w16cid:durableId="762385960">
-    <w:abstractNumId w:val="15"/>
+  <w:num w:numId="18" w16cid:durableId="1409425349">
+    <w:abstractNumId w:val="16"/>
   </w:num>
 </w:numbering>
 </file>
@@ -7949,7 +6424,6 @@
   <w:style w:type="character" w:default="1" w:styleId="a0">
     <w:name w:val="Default Paragraph Font"/>
     <w:uiPriority w:val="1"/>
-    <w:semiHidden/>
     <w:unhideWhenUsed/>
   </w:style>
   <w:style w:type="table" w:default="1" w:styleId="a1">
